--- a/最终项目报告.docx
+++ b/最终项目报告.docx
@@ -5,9 +5,12 @@
     <w:p>
       <w:pPr>
         <w:pStyle w:val="Title"/>
+        <w:keepNext/>
+        <w:keepLines/>
         <w:widowControl/>
-        <w:spacing w:after="100"/>
+        <w:spacing w:after="180" w:line="600" w:lineRule="exact" w:before="0"/>
         <w:jc w:val="center"/>
+        <w:snapToGrid w:val="0"/>
       </w:pPr>
       <w:r>
         <w:rPr>
@@ -19,8 +22,9 @@
     <w:p>
       <w:pPr>
         <w:widowControl/>
-        <w:spacing w:after="100"/>
+        <w:spacing w:after="120" w:line="360" w:lineRule="exact" w:before="0"/>
         <w:jc w:val="center"/>
+        <w:snapToGrid w:val="0"/>
       </w:pPr>
       <w:r>
         <w:t>软件编程课程项目　VC-R-03　课程要求 v1.2</w:t>
@@ -29,8 +33,9 @@
     <w:p>
       <w:pPr>
         <w:widowControl/>
-        <w:spacing w:after="100"/>
+        <w:spacing w:after="120" w:line="360" w:lineRule="exact" w:before="0"/>
         <w:jc w:val="center"/>
+        <w:snapToGrid w:val="0"/>
       </w:pPr>
       <w:r>
         <w:t>王麒皓　20251101030　机国际2502</w:t>
@@ -39,8 +44,9 @@
     <w:p>
       <w:pPr>
         <w:widowControl/>
-        <w:spacing w:after="100"/>
+        <w:spacing w:after="120" w:line="360" w:lineRule="exact" w:before="0"/>
         <w:jc w:val="center"/>
+        <w:snapToGrid w:val="0"/>
       </w:pPr>
       <w:r>
         <w:t>最终版　2026年10月27日</w:t>
@@ -49,17 +55,24 @@
     <w:p>
       <w:pPr>
         <w:pStyle w:val="Heading1"/>
+        <w:keepNext/>
+        <w:keepLines/>
         <w:widowControl/>
-        <w:spacing w:after="100"/>
+        <w:spacing w:after="120" w:line="440" w:lineRule="exact" w:before="240"/>
+        <w:snapToGrid w:val="0"/>
       </w:pPr>
       <w:r>
+        <w:rPr>
+          <w:color w:val="000000"/>
+        </w:rPr>
         <w:t>一、封面与项目概览</w:t>
       </w:r>
     </w:p>
     <w:p>
       <w:pPr>
         <w:widowControl/>
-        <w:spacing w:after="100"/>
+        <w:spacing w:after="120" w:line="360" w:lineRule="exact" w:before="0"/>
+        <w:snapToGrid w:val="0"/>
       </w:pPr>
       <w:r>
         <w:t>本项目针对取消记录缺少原销售关联的问题，使用可解释规则筛选候选，并将人工核查、资料补充、派单和处理结果保存在可追溯的业务记录中。当前已实现两个年度全量数据准备、网页与WinUI 3客户端、账户和国家/地区权限，以及补充资料后的重算流程。</w:t>
@@ -85,16 +98,16 @@
       </w:tblGrid>
       <w:tr>
         <w:trPr>
-          <w:cantSplit/>
-          <w:tblHeader/>
+          <w:cantSplit w:val="1"/>
+          <w:tblHeader w:val="1"/>
         </w:trPr>
         <w:tc>
           <w:tcPr>
             <w:tcW w:type="dxa" w:w="2464"/>
             <w:vAlign w:val="center"/>
             <w:tcMar>
-              <w:top w:w="80" w:type="dxa"/>
-              <w:bottom w:w="80" w:type="dxa"/>
+              <w:top w:w="70" w:type="dxa"/>
+              <w:bottom w:w="70" w:type="dxa"/>
               <w:left w:w="100" w:type="dxa"/>
               <w:right w:w="100" w:type="dxa"/>
             </w:tcMar>
@@ -102,10 +115,13 @@
           </w:tcPr>
           <w:p>
             <w:pPr>
-              <w:keepNext w:val="0"/>
+              <w:keepNext/>
+              <w:keepLines/>
               <w:widowControl/>
-              <w:spacing w:after="0" w:before="0" w:line="276" w:lineRule="auto"/>
+              <w:spacing w:after="0" w:before="0" w:line="300" w:lineRule="exact"/>
               <w:jc w:val="center"/>
+              <w:snapToGrid w:val="0"/>
+              <w:wordWrap w:val="1"/>
             </w:pPr>
             <w:r>
               <w:rPr>
@@ -123,8 +139,8 @@
             <w:tcW w:type="dxa" w:w="7393"/>
             <w:vAlign w:val="center"/>
             <w:tcMar>
-              <w:top w:w="80" w:type="dxa"/>
-              <w:bottom w:w="80" w:type="dxa"/>
+              <w:top w:w="70" w:type="dxa"/>
+              <w:bottom w:w="70" w:type="dxa"/>
               <w:left w:w="100" w:type="dxa"/>
               <w:right w:w="100" w:type="dxa"/>
             </w:tcMar>
@@ -132,9 +148,12 @@
           </w:tcPr>
           <w:p>
             <w:pPr>
-              <w:keepNext w:val="0"/>
+              <w:keepNext/>
+              <w:keepLines/>
               <w:widowControl/>
-              <w:spacing w:after="0" w:before="0" w:line="276" w:lineRule="auto"/>
+              <w:spacing w:after="0" w:before="0" w:line="300" w:lineRule="exact"/>
+              <w:snapToGrid w:val="0"/>
+              <w:wordWrap w:val="1"/>
             </w:pPr>
             <w:r>
               <w:rPr>
@@ -150,15 +169,15 @@
       </w:tr>
       <w:tr>
         <w:trPr>
-          <w:cantSplit/>
+          <w:cantSplit w:val="1"/>
         </w:trPr>
         <w:tc>
           <w:tcPr>
             <w:tcW w:type="dxa" w:w="2464"/>
             <w:vAlign w:val="center"/>
             <w:tcMar>
-              <w:top w:w="80" w:type="dxa"/>
-              <w:bottom w:w="80" w:type="dxa"/>
+              <w:top w:w="70" w:type="dxa"/>
+              <w:bottom w:w="70" w:type="dxa"/>
               <w:left w:w="100" w:type="dxa"/>
               <w:right w:w="100" w:type="dxa"/>
             </w:tcMar>
@@ -166,10 +185,13 @@
           </w:tcPr>
           <w:p>
             <w:pPr>
-              <w:keepNext w:val="0"/>
+              <w:keepNext/>
+              <w:keepLines/>
               <w:widowControl/>
-              <w:spacing w:after="0" w:before="0" w:line="276" w:lineRule="auto"/>
+              <w:spacing w:after="0" w:before="0" w:line="300" w:lineRule="exact"/>
               <w:jc w:val="center"/>
+              <w:snapToGrid w:val="0"/>
+              <w:wordWrap w:val="1"/>
             </w:pPr>
             <w:r>
               <w:rPr>
@@ -187,8 +209,8 @@
             <w:tcW w:type="dxa" w:w="7393"/>
             <w:vAlign w:val="center"/>
             <w:tcMar>
-              <w:top w:w="80" w:type="dxa"/>
-              <w:bottom w:w="80" w:type="dxa"/>
+              <w:top w:w="70" w:type="dxa"/>
+              <w:bottom w:w="70" w:type="dxa"/>
               <w:left w:w="100" w:type="dxa"/>
               <w:right w:w="100" w:type="dxa"/>
             </w:tcMar>
@@ -196,9 +218,12 @@
           </w:tcPr>
           <w:p>
             <w:pPr>
-              <w:keepNext w:val="0"/>
+              <w:keepNext/>
+              <w:keepLines/>
               <w:widowControl/>
-              <w:spacing w:after="0" w:before="0" w:line="276" w:lineRule="auto"/>
+              <w:spacing w:after="0" w:before="0" w:line="300" w:lineRule="exact"/>
+              <w:snapToGrid w:val="0"/>
+              <w:wordWrap w:val="1"/>
             </w:pPr>
             <w:r>
               <w:rPr>
@@ -214,15 +239,15 @@
       </w:tr>
       <w:tr>
         <w:trPr>
-          <w:cantSplit/>
+          <w:cantSplit w:val="1"/>
         </w:trPr>
         <w:tc>
           <w:tcPr>
             <w:tcW w:type="dxa" w:w="2464"/>
             <w:vAlign w:val="center"/>
             <w:tcMar>
-              <w:top w:w="80" w:type="dxa"/>
-              <w:bottom w:w="80" w:type="dxa"/>
+              <w:top w:w="70" w:type="dxa"/>
+              <w:bottom w:w="70" w:type="dxa"/>
               <w:left w:w="100" w:type="dxa"/>
               <w:right w:w="100" w:type="dxa"/>
             </w:tcMar>
@@ -231,9 +256,12 @@
           <w:p>
             <w:pPr>
               <w:keepNext w:val="0"/>
+              <w:keepLines/>
               <w:widowControl/>
-              <w:spacing w:after="0" w:before="0" w:line="276" w:lineRule="auto"/>
+              <w:spacing w:after="0" w:before="0" w:line="300" w:lineRule="exact"/>
               <w:jc w:val="center"/>
+              <w:snapToGrid w:val="0"/>
+              <w:wordWrap w:val="1"/>
             </w:pPr>
             <w:r>
               <w:rPr>
@@ -251,8 +279,8 @@
             <w:tcW w:type="dxa" w:w="7393"/>
             <w:vAlign w:val="center"/>
             <w:tcMar>
-              <w:top w:w="80" w:type="dxa"/>
-              <w:bottom w:w="80" w:type="dxa"/>
+              <w:top w:w="70" w:type="dxa"/>
+              <w:bottom w:w="70" w:type="dxa"/>
               <w:left w:w="100" w:type="dxa"/>
               <w:right w:w="100" w:type="dxa"/>
             </w:tcMar>
@@ -261,8 +289,11 @@
           <w:p>
             <w:pPr>
               <w:keepNext w:val="0"/>
+              <w:keepLines/>
               <w:widowControl/>
-              <w:spacing w:after="0" w:before="0" w:line="276" w:lineRule="auto"/>
+              <w:spacing w:after="0" w:before="0" w:line="300" w:lineRule="exact"/>
+              <w:snapToGrid w:val="0"/>
+              <w:wordWrap w:val="1"/>
             </w:pPr>
             <w:r>
               <w:rPr>
@@ -278,15 +309,15 @@
       </w:tr>
       <w:tr>
         <w:trPr>
-          <w:cantSplit/>
+          <w:cantSplit w:val="1"/>
         </w:trPr>
         <w:tc>
           <w:tcPr>
             <w:tcW w:type="dxa" w:w="2464"/>
             <w:vAlign w:val="center"/>
             <w:tcMar>
-              <w:top w:w="80" w:type="dxa"/>
-              <w:bottom w:w="80" w:type="dxa"/>
+              <w:top w:w="70" w:type="dxa"/>
+              <w:bottom w:w="70" w:type="dxa"/>
               <w:left w:w="100" w:type="dxa"/>
               <w:right w:w="100" w:type="dxa"/>
             </w:tcMar>
@@ -295,9 +326,12 @@
           <w:p>
             <w:pPr>
               <w:keepNext w:val="0"/>
+              <w:keepLines/>
               <w:widowControl/>
-              <w:spacing w:after="0" w:before="0" w:line="276" w:lineRule="auto"/>
+              <w:spacing w:after="0" w:before="0" w:line="300" w:lineRule="exact"/>
               <w:jc w:val="center"/>
+              <w:snapToGrid w:val="0"/>
+              <w:wordWrap w:val="1"/>
             </w:pPr>
             <w:r>
               <w:rPr>
@@ -315,8 +349,8 @@
             <w:tcW w:type="dxa" w:w="7393"/>
             <w:vAlign w:val="center"/>
             <w:tcMar>
-              <w:top w:w="80" w:type="dxa"/>
-              <w:bottom w:w="80" w:type="dxa"/>
+              <w:top w:w="70" w:type="dxa"/>
+              <w:bottom w:w="70" w:type="dxa"/>
               <w:left w:w="100" w:type="dxa"/>
               <w:right w:w="100" w:type="dxa"/>
             </w:tcMar>
@@ -325,8 +359,11 @@
           <w:p>
             <w:pPr>
               <w:keepNext w:val="0"/>
+              <w:keepLines/>
               <w:widowControl/>
-              <w:spacing w:after="0" w:before="0" w:line="276" w:lineRule="auto"/>
+              <w:spacing w:after="0" w:before="0" w:line="300" w:lineRule="exact"/>
+              <w:snapToGrid w:val="0"/>
+              <w:wordWrap w:val="1"/>
             </w:pPr>
             <w:r>
               <w:rPr>
@@ -342,15 +379,15 @@
       </w:tr>
       <w:tr>
         <w:trPr>
-          <w:cantSplit/>
+          <w:cantSplit w:val="1"/>
         </w:trPr>
         <w:tc>
           <w:tcPr>
             <w:tcW w:type="dxa" w:w="2464"/>
             <w:vAlign w:val="center"/>
             <w:tcMar>
-              <w:top w:w="80" w:type="dxa"/>
-              <w:bottom w:w="80" w:type="dxa"/>
+              <w:top w:w="70" w:type="dxa"/>
+              <w:bottom w:w="70" w:type="dxa"/>
               <w:left w:w="100" w:type="dxa"/>
               <w:right w:w="100" w:type="dxa"/>
             </w:tcMar>
@@ -359,9 +396,12 @@
           <w:p>
             <w:pPr>
               <w:keepNext w:val="0"/>
+              <w:keepLines/>
               <w:widowControl/>
-              <w:spacing w:after="0" w:before="0" w:line="276" w:lineRule="auto"/>
+              <w:spacing w:after="0" w:before="0" w:line="300" w:lineRule="exact"/>
               <w:jc w:val="center"/>
+              <w:snapToGrid w:val="0"/>
+              <w:wordWrap w:val="1"/>
             </w:pPr>
             <w:r>
               <w:rPr>
@@ -379,8 +419,8 @@
             <w:tcW w:type="dxa" w:w="7393"/>
             <w:vAlign w:val="center"/>
             <w:tcMar>
-              <w:top w:w="80" w:type="dxa"/>
-              <w:bottom w:w="80" w:type="dxa"/>
+              <w:top w:w="70" w:type="dxa"/>
+              <w:bottom w:w="70" w:type="dxa"/>
               <w:left w:w="100" w:type="dxa"/>
               <w:right w:w="100" w:type="dxa"/>
             </w:tcMar>
@@ -389,8 +429,11 @@
           <w:p>
             <w:pPr>
               <w:keepNext w:val="0"/>
+              <w:keepLines/>
               <w:widowControl/>
-              <w:spacing w:after="0" w:before="0" w:line="276" w:lineRule="auto"/>
+              <w:spacing w:after="0" w:before="0" w:line="300" w:lineRule="exact"/>
+              <w:snapToGrid w:val="0"/>
+              <w:wordWrap w:val="1"/>
             </w:pPr>
             <w:r>
               <w:rPr>
@@ -406,15 +449,15 @@
       </w:tr>
       <w:tr>
         <w:trPr>
-          <w:cantSplit/>
+          <w:cantSplit w:val="1"/>
         </w:trPr>
         <w:tc>
           <w:tcPr>
             <w:tcW w:type="dxa" w:w="2464"/>
             <w:vAlign w:val="center"/>
             <w:tcMar>
-              <w:top w:w="80" w:type="dxa"/>
-              <w:bottom w:w="80" w:type="dxa"/>
+              <w:top w:w="70" w:type="dxa"/>
+              <w:bottom w:w="70" w:type="dxa"/>
               <w:left w:w="100" w:type="dxa"/>
               <w:right w:w="100" w:type="dxa"/>
             </w:tcMar>
@@ -422,10 +465,13 @@
           </w:tcPr>
           <w:p>
             <w:pPr>
-              <w:keepNext w:val="0"/>
+              <w:keepNext/>
+              <w:keepLines/>
               <w:widowControl/>
-              <w:spacing w:after="0" w:before="0" w:line="276" w:lineRule="auto"/>
+              <w:spacing w:after="0" w:before="0" w:line="300" w:lineRule="exact"/>
               <w:jc w:val="center"/>
+              <w:snapToGrid w:val="0"/>
+              <w:wordWrap w:val="1"/>
             </w:pPr>
             <w:r>
               <w:rPr>
@@ -443,8 +489,8 @@
             <w:tcW w:type="dxa" w:w="7393"/>
             <w:vAlign w:val="center"/>
             <w:tcMar>
-              <w:top w:w="80" w:type="dxa"/>
-              <w:bottom w:w="80" w:type="dxa"/>
+              <w:top w:w="70" w:type="dxa"/>
+              <w:bottom w:w="70" w:type="dxa"/>
               <w:left w:w="100" w:type="dxa"/>
               <w:right w:w="100" w:type="dxa"/>
             </w:tcMar>
@@ -452,9 +498,12 @@
           </w:tcPr>
           <w:p>
             <w:pPr>
-              <w:keepNext w:val="0"/>
+              <w:keepNext/>
+              <w:keepLines/>
               <w:widowControl/>
-              <w:spacing w:after="0" w:before="0" w:line="276" w:lineRule="auto"/>
+              <w:spacing w:after="0" w:before="0" w:line="300" w:lineRule="exact"/>
+              <w:snapToGrid w:val="0"/>
+              <w:wordWrap w:val="1"/>
             </w:pPr>
             <w:r>
               <w:rPr>
@@ -470,15 +519,15 @@
       </w:tr>
       <w:tr>
         <w:trPr>
-          <w:cantSplit/>
+          <w:cantSplit w:val="1"/>
         </w:trPr>
         <w:tc>
           <w:tcPr>
             <w:tcW w:type="dxa" w:w="2464"/>
             <w:vAlign w:val="center"/>
             <w:tcMar>
-              <w:top w:w="80" w:type="dxa"/>
-              <w:bottom w:w="80" w:type="dxa"/>
+              <w:top w:w="70" w:type="dxa"/>
+              <w:bottom w:w="70" w:type="dxa"/>
               <w:left w:w="100" w:type="dxa"/>
               <w:right w:w="100" w:type="dxa"/>
             </w:tcMar>
@@ -487,9 +536,12 @@
           <w:p>
             <w:pPr>
               <w:keepNext w:val="0"/>
+              <w:keepLines/>
               <w:widowControl/>
-              <w:spacing w:after="0" w:before="0" w:line="276" w:lineRule="auto"/>
+              <w:spacing w:after="0" w:before="0" w:line="300" w:lineRule="exact"/>
               <w:jc w:val="center"/>
+              <w:snapToGrid w:val="0"/>
+              <w:wordWrap w:val="1"/>
             </w:pPr>
             <w:r>
               <w:rPr>
@@ -507,8 +559,8 @@
             <w:tcW w:type="dxa" w:w="7393"/>
             <w:vAlign w:val="center"/>
             <w:tcMar>
-              <w:top w:w="80" w:type="dxa"/>
-              <w:bottom w:w="80" w:type="dxa"/>
+              <w:top w:w="70" w:type="dxa"/>
+              <w:bottom w:w="70" w:type="dxa"/>
               <w:left w:w="100" w:type="dxa"/>
               <w:right w:w="100" w:type="dxa"/>
             </w:tcMar>
@@ -517,8 +569,11 @@
           <w:p>
             <w:pPr>
               <w:keepNext w:val="0"/>
+              <w:keepLines/>
               <w:widowControl/>
-              <w:spacing w:after="0" w:before="0" w:line="276" w:lineRule="auto"/>
+              <w:spacing w:after="0" w:before="0" w:line="300" w:lineRule="exact"/>
+              <w:snapToGrid w:val="0"/>
+              <w:wordWrap w:val="1"/>
             </w:pPr>
             <w:r>
               <w:rPr>
@@ -535,7 +590,9 @@
     </w:tbl>
     <w:p>
       <w:pPr>
-        <w:spacing w:after="40" w:before="0" w:line="120" w:lineRule="auto"/>
+        <w:spacing w:after="60" w:before="0" w:line="60" w:lineRule="exact"/>
+        <w:widowControl/>
+        <w:snapToGrid w:val="0"/>
       </w:pPr>
       <w:r>
         <w:rPr>
@@ -546,17 +603,24 @@
     <w:p>
       <w:pPr>
         <w:pStyle w:val="Heading1"/>
+        <w:keepNext/>
+        <w:keepLines/>
         <w:widowControl/>
-        <w:spacing w:after="100"/>
+        <w:spacing w:after="120" w:line="440" w:lineRule="exact" w:before="240"/>
+        <w:snapToGrid w:val="0"/>
       </w:pPr>
       <w:r>
+        <w:rPr>
+          <w:color w:val="000000"/>
+        </w:rPr>
         <w:t>二、项目背景、用户与范围</w:t>
       </w:r>
     </w:p>
     <w:p>
       <w:pPr>
         <w:widowControl/>
-        <w:spacing w:after="100"/>
+        <w:spacing w:after="120" w:line="360" w:lineRule="exact" w:before="0"/>
+        <w:snapToGrid w:val="0"/>
       </w:pPr>
       <w:r>
         <w:t>财务面对一条取消记录时，需要知道是否存在符合条件的原销售，以及同一笔销售还可退多少。仓库需要按派单核查资料、补充缺失信息并记录结论。管理员则维护账户、负责范围和开户申请，避免不同人员看到或处理不属于自己的记录。</w:t>
@@ -565,7 +629,8 @@
     <w:p>
       <w:pPr>
         <w:widowControl/>
-        <w:spacing w:after="100"/>
+        <w:spacing w:after="120" w:line="360" w:lineRule="exact" w:before="0"/>
+        <w:snapToGrid w:val="0"/>
       </w:pPr>
       <w:r>
         <w:t>本系统将这项工作分为来源准备、首轮分类、人工复核和后续处理。用户可以查询精确来源、比较候选、选择处理方案、核实资料并重新计算；系统保留每轮决定和审计，不能用后来的修正覆盖初次结果。</w:t>
@@ -574,7 +639,8 @@
     <w:p>
       <w:pPr>
         <w:widowControl/>
-        <w:spacing w:after="100"/>
+        <w:spacing w:after="120" w:line="360" w:lineRule="exact" w:before="0"/>
+        <w:snapToGrid w:val="0"/>
       </w:pPr>
       <w:r>
         <w:t>项目不执行真实退款，不对接支付或物流，也不将候选建议当作已经找到真实原单。成功标准是数据和规则可解释、数量及权限边界可检查、主流程和异常有实际证据；匹配覆盖率、测试数量与截图数量均不直接等于准确率或课程验收结论。</w:t>
@@ -583,17 +649,24 @@
     <w:p>
       <w:pPr>
         <w:pStyle w:val="Heading1"/>
+        <w:keepNext/>
+        <w:keepLines/>
         <w:widowControl/>
-        <w:spacing w:after="100"/>
+        <w:spacing w:after="120" w:line="440" w:lineRule="exact" w:before="240"/>
+        <w:snapToGrid w:val="0"/>
       </w:pPr>
       <w:r>
+        <w:rPr>
+          <w:color w:val="000000"/>
+        </w:rPr>
         <w:t>三、数据来源与准备过程</w:t>
       </w:r>
     </w:p>
     <w:p>
       <w:pPr>
         <w:widowControl/>
-        <w:spacing w:after="100"/>
+        <w:spacing w:after="120" w:line="360" w:lineRule="exact" w:before="0"/>
+        <w:snapToGrid w:val="0"/>
       </w:pPr>
       <w:r>
         <w:t>官方来源为UCI的Online Retail II，原始引用为Chen, D.（2012），DOI为10.24432/C5CG6D，许可为CC BY 4.0。2026年10月14日的只读核查记录了官方ZIP下载返回200及工作簿读取结果；正式准备后另有文件散列和数据验证记录。来源与核查方法见证据E01。</w:t>
@@ -619,16 +692,16 @@
       </w:tblGrid>
       <w:tr>
         <w:trPr>
-          <w:cantSplit/>
-          <w:tblHeader/>
+          <w:cantSplit w:val="1"/>
+          <w:tblHeader w:val="1"/>
         </w:trPr>
         <w:tc>
           <w:tcPr>
             <w:tcW w:type="dxa" w:w="2464"/>
             <w:vAlign w:val="center"/>
             <w:tcMar>
-              <w:top w:w="80" w:type="dxa"/>
-              <w:bottom w:w="80" w:type="dxa"/>
+              <w:top w:w="70" w:type="dxa"/>
+              <w:bottom w:w="70" w:type="dxa"/>
               <w:left w:w="100" w:type="dxa"/>
               <w:right w:w="100" w:type="dxa"/>
             </w:tcMar>
@@ -636,10 +709,13 @@
           </w:tcPr>
           <w:p>
             <w:pPr>
-              <w:keepNext w:val="0"/>
+              <w:keepNext/>
+              <w:keepLines/>
               <w:widowControl/>
-              <w:spacing w:after="0" w:before="0" w:line="276" w:lineRule="auto"/>
+              <w:spacing w:after="0" w:before="0" w:line="300" w:lineRule="exact"/>
               <w:jc w:val="center"/>
+              <w:snapToGrid w:val="0"/>
+              <w:wordWrap w:val="1"/>
             </w:pPr>
             <w:r>
               <w:rPr>
@@ -657,8 +733,8 @@
             <w:tcW w:type="dxa" w:w="7393"/>
             <w:vAlign w:val="center"/>
             <w:tcMar>
-              <w:top w:w="80" w:type="dxa"/>
-              <w:bottom w:w="80" w:type="dxa"/>
+              <w:top w:w="70" w:type="dxa"/>
+              <w:bottom w:w="70" w:type="dxa"/>
               <w:left w:w="100" w:type="dxa"/>
               <w:right w:w="100" w:type="dxa"/>
             </w:tcMar>
@@ -666,9 +742,12 @@
           </w:tcPr>
           <w:p>
             <w:pPr>
-              <w:keepNext w:val="0"/>
+              <w:keepNext/>
+              <w:keepLines/>
               <w:widowControl/>
-              <w:spacing w:after="0" w:before="0" w:line="276" w:lineRule="auto"/>
+              <w:spacing w:after="0" w:before="0" w:line="300" w:lineRule="exact"/>
+              <w:snapToGrid w:val="0"/>
+              <w:wordWrap w:val="1"/>
             </w:pPr>
             <w:r>
               <w:rPr>
@@ -684,15 +763,15 @@
       </w:tr>
       <w:tr>
         <w:trPr>
-          <w:cantSplit/>
+          <w:cantSplit w:val="1"/>
         </w:trPr>
         <w:tc>
           <w:tcPr>
             <w:tcW w:type="dxa" w:w="2464"/>
             <w:vAlign w:val="center"/>
             <w:tcMar>
-              <w:top w:w="80" w:type="dxa"/>
-              <w:bottom w:w="80" w:type="dxa"/>
+              <w:top w:w="70" w:type="dxa"/>
+              <w:bottom w:w="70" w:type="dxa"/>
               <w:left w:w="100" w:type="dxa"/>
               <w:right w:w="100" w:type="dxa"/>
             </w:tcMar>
@@ -700,10 +779,13 @@
           </w:tcPr>
           <w:p>
             <w:pPr>
-              <w:keepNext w:val="0"/>
+              <w:keepNext/>
+              <w:keepLines/>
               <w:widowControl/>
-              <w:spacing w:after="0" w:before="0" w:line="276" w:lineRule="auto"/>
+              <w:spacing w:after="0" w:before="0" w:line="300" w:lineRule="exact"/>
               <w:jc w:val="center"/>
+              <w:snapToGrid w:val="0"/>
+              <w:wordWrap w:val="1"/>
             </w:pPr>
             <w:r>
               <w:rPr>
@@ -721,8 +803,8 @@
             <w:tcW w:type="dxa" w:w="7393"/>
             <w:vAlign w:val="center"/>
             <w:tcMar>
-              <w:top w:w="80" w:type="dxa"/>
-              <w:bottom w:w="80" w:type="dxa"/>
+              <w:top w:w="70" w:type="dxa"/>
+              <w:bottom w:w="70" w:type="dxa"/>
               <w:left w:w="100" w:type="dxa"/>
               <w:right w:w="100" w:type="dxa"/>
             </w:tcMar>
@@ -730,9 +812,12 @@
           </w:tcPr>
           <w:p>
             <w:pPr>
-              <w:keepNext w:val="0"/>
+              <w:keepNext/>
+              <w:keepLines/>
               <w:widowControl/>
-              <w:spacing w:after="0" w:before="0" w:line="276" w:lineRule="auto"/>
+              <w:spacing w:after="0" w:before="0" w:line="300" w:lineRule="exact"/>
+              <w:snapToGrid w:val="0"/>
+              <w:wordWrap w:val="1"/>
             </w:pPr>
             <w:r>
               <w:rPr>
@@ -748,15 +833,15 @@
       </w:tr>
       <w:tr>
         <w:trPr>
-          <w:cantSplit/>
+          <w:cantSplit w:val="1"/>
         </w:trPr>
         <w:tc>
           <w:tcPr>
             <w:tcW w:type="dxa" w:w="2464"/>
             <w:vAlign w:val="center"/>
             <w:tcMar>
-              <w:top w:w="80" w:type="dxa"/>
-              <w:bottom w:w="80" w:type="dxa"/>
+              <w:top w:w="70" w:type="dxa"/>
+              <w:bottom w:w="70" w:type="dxa"/>
               <w:left w:w="100" w:type="dxa"/>
               <w:right w:w="100" w:type="dxa"/>
             </w:tcMar>
@@ -765,9 +850,12 @@
           <w:p>
             <w:pPr>
               <w:keepNext w:val="0"/>
+              <w:keepLines/>
               <w:widowControl/>
-              <w:spacing w:after="0" w:before="0" w:line="276" w:lineRule="auto"/>
+              <w:spacing w:after="0" w:before="0" w:line="300" w:lineRule="exact"/>
               <w:jc w:val="center"/>
+              <w:snapToGrid w:val="0"/>
+              <w:wordWrap w:val="1"/>
             </w:pPr>
             <w:r>
               <w:rPr>
@@ -785,8 +873,8 @@
             <w:tcW w:type="dxa" w:w="7393"/>
             <w:vAlign w:val="center"/>
             <w:tcMar>
-              <w:top w:w="80" w:type="dxa"/>
-              <w:bottom w:w="80" w:type="dxa"/>
+              <w:top w:w="70" w:type="dxa"/>
+              <w:bottom w:w="70" w:type="dxa"/>
               <w:left w:w="100" w:type="dxa"/>
               <w:right w:w="100" w:type="dxa"/>
             </w:tcMar>
@@ -795,8 +883,11 @@
           <w:p>
             <w:pPr>
               <w:keepNext w:val="0"/>
+              <w:keepLines/>
               <w:widowControl/>
-              <w:spacing w:after="0" w:before="0" w:line="276" w:lineRule="auto"/>
+              <w:spacing w:after="0" w:before="0" w:line="300" w:lineRule="exact"/>
+              <w:snapToGrid w:val="0"/>
+              <w:wordWrap w:val="1"/>
             </w:pPr>
             <w:r>
               <w:rPr>
@@ -812,15 +903,15 @@
       </w:tr>
       <w:tr>
         <w:trPr>
-          <w:cantSplit/>
+          <w:cantSplit w:val="1"/>
         </w:trPr>
         <w:tc>
           <w:tcPr>
             <w:tcW w:type="dxa" w:w="2464"/>
             <w:vAlign w:val="center"/>
             <w:tcMar>
-              <w:top w:w="80" w:type="dxa"/>
-              <w:bottom w:w="80" w:type="dxa"/>
+              <w:top w:w="70" w:type="dxa"/>
+              <w:bottom w:w="70" w:type="dxa"/>
               <w:left w:w="100" w:type="dxa"/>
               <w:right w:w="100" w:type="dxa"/>
             </w:tcMar>
@@ -829,9 +920,12 @@
           <w:p>
             <w:pPr>
               <w:keepNext w:val="0"/>
+              <w:keepLines/>
               <w:widowControl/>
-              <w:spacing w:after="0" w:before="0" w:line="276" w:lineRule="auto"/>
+              <w:spacing w:after="0" w:before="0" w:line="300" w:lineRule="exact"/>
               <w:jc w:val="center"/>
+              <w:snapToGrid w:val="0"/>
+              <w:wordWrap w:val="1"/>
             </w:pPr>
             <w:r>
               <w:rPr>
@@ -849,8 +943,8 @@
             <w:tcW w:type="dxa" w:w="7393"/>
             <w:vAlign w:val="center"/>
             <w:tcMar>
-              <w:top w:w="80" w:type="dxa"/>
-              <w:bottom w:w="80" w:type="dxa"/>
+              <w:top w:w="70" w:type="dxa"/>
+              <w:bottom w:w="70" w:type="dxa"/>
               <w:left w:w="100" w:type="dxa"/>
               <w:right w:w="100" w:type="dxa"/>
             </w:tcMar>
@@ -859,8 +953,11 @@
           <w:p>
             <w:pPr>
               <w:keepNext w:val="0"/>
+              <w:keepLines/>
               <w:widowControl/>
-              <w:spacing w:after="0" w:before="0" w:line="276" w:lineRule="auto"/>
+              <w:spacing w:after="0" w:before="0" w:line="300" w:lineRule="exact"/>
+              <w:snapToGrid w:val="0"/>
+              <w:wordWrap w:val="1"/>
             </w:pPr>
             <w:r>
               <w:rPr>
@@ -876,15 +973,15 @@
       </w:tr>
       <w:tr>
         <w:trPr>
-          <w:cantSplit/>
+          <w:cantSplit w:val="1"/>
         </w:trPr>
         <w:tc>
           <w:tcPr>
             <w:tcW w:type="dxa" w:w="2464"/>
             <w:vAlign w:val="center"/>
             <w:tcMar>
-              <w:top w:w="80" w:type="dxa"/>
-              <w:bottom w:w="80" w:type="dxa"/>
+              <w:top w:w="70" w:type="dxa"/>
+              <w:bottom w:w="70" w:type="dxa"/>
               <w:left w:w="100" w:type="dxa"/>
               <w:right w:w="100" w:type="dxa"/>
             </w:tcMar>
@@ -893,9 +990,12 @@
           <w:p>
             <w:pPr>
               <w:keepNext w:val="0"/>
+              <w:keepLines/>
               <w:widowControl/>
-              <w:spacing w:after="0" w:before="0" w:line="276" w:lineRule="auto"/>
+              <w:spacing w:after="0" w:before="0" w:line="300" w:lineRule="exact"/>
               <w:jc w:val="center"/>
+              <w:snapToGrid w:val="0"/>
+              <w:wordWrap w:val="1"/>
             </w:pPr>
             <w:r>
               <w:rPr>
@@ -913,8 +1013,8 @@
             <w:tcW w:type="dxa" w:w="7393"/>
             <w:vAlign w:val="center"/>
             <w:tcMar>
-              <w:top w:w="80" w:type="dxa"/>
-              <w:bottom w:w="80" w:type="dxa"/>
+              <w:top w:w="70" w:type="dxa"/>
+              <w:bottom w:w="70" w:type="dxa"/>
               <w:left w:w="100" w:type="dxa"/>
               <w:right w:w="100" w:type="dxa"/>
             </w:tcMar>
@@ -923,8 +1023,11 @@
           <w:p>
             <w:pPr>
               <w:keepNext w:val="0"/>
+              <w:keepLines/>
               <w:widowControl/>
-              <w:spacing w:after="0" w:before="0" w:line="276" w:lineRule="auto"/>
+              <w:spacing w:after="0" w:before="0" w:line="300" w:lineRule="exact"/>
+              <w:snapToGrid w:val="0"/>
+              <w:wordWrap w:val="1"/>
             </w:pPr>
             <w:r>
               <w:rPr>
@@ -940,15 +1043,15 @@
       </w:tr>
       <w:tr>
         <w:trPr>
-          <w:cantSplit/>
+          <w:cantSplit w:val="1"/>
         </w:trPr>
         <w:tc>
           <w:tcPr>
             <w:tcW w:type="dxa" w:w="2464"/>
             <w:vAlign w:val="center"/>
             <w:tcMar>
-              <w:top w:w="80" w:type="dxa"/>
-              <w:bottom w:w="80" w:type="dxa"/>
+              <w:top w:w="70" w:type="dxa"/>
+              <w:bottom w:w="70" w:type="dxa"/>
               <w:left w:w="100" w:type="dxa"/>
               <w:right w:w="100" w:type="dxa"/>
             </w:tcMar>
@@ -956,10 +1059,13 @@
           </w:tcPr>
           <w:p>
             <w:pPr>
-              <w:keepNext w:val="0"/>
+              <w:keepNext/>
+              <w:keepLines/>
               <w:widowControl/>
-              <w:spacing w:after="0" w:before="0" w:line="276" w:lineRule="auto"/>
+              <w:spacing w:after="0" w:before="0" w:line="300" w:lineRule="exact"/>
               <w:jc w:val="center"/>
+              <w:snapToGrid w:val="0"/>
+              <w:wordWrap w:val="1"/>
             </w:pPr>
             <w:r>
               <w:rPr>
@@ -977,8 +1083,8 @@
             <w:tcW w:type="dxa" w:w="7393"/>
             <w:vAlign w:val="center"/>
             <w:tcMar>
-              <w:top w:w="80" w:type="dxa"/>
-              <w:bottom w:w="80" w:type="dxa"/>
+              <w:top w:w="70" w:type="dxa"/>
+              <w:bottom w:w="70" w:type="dxa"/>
               <w:left w:w="100" w:type="dxa"/>
               <w:right w:w="100" w:type="dxa"/>
             </w:tcMar>
@@ -986,16 +1092,19 @@
           </w:tcPr>
           <w:p>
             <w:pPr>
-              <w:keepNext w:val="0"/>
+              <w:keepNext/>
+              <w:keepLines/>
               <w:widowControl/>
-              <w:spacing w:after="0" w:before="0" w:line="276" w:lineRule="auto"/>
+              <w:spacing w:after="0" w:before="0" w:line="300" w:lineRule="exact"/>
+              <w:snapToGrid w:val="0"/>
+              <w:wordWrap w:val="1"/>
             </w:pPr>
             <w:r>
               <w:rPr>
-                <w:rFonts w:ascii="Microsoft YaHei" w:hAnsi="Microsoft YaHei" w:eastAsia="Microsoft YaHei"/>
+                <w:rFonts w:ascii="Consolas" w:hAnsi="Consolas" w:eastAsia="Microsoft YaHei"/>
                 <w:b w:val="0"/>
                 <w:color w:val="000000"/>
-                <w:sz w:val="21"/>
+                <w:sz w:val="18"/>
               </w:rPr>
               <w:t>bcbe73b35f5b7babf197fb0cb983a11f5d9ff929078d4aa53d171b1f2df2e980</w:t>
             </w:r>
@@ -1004,15 +1113,15 @@
       </w:tr>
       <w:tr>
         <w:trPr>
-          <w:cantSplit/>
+          <w:cantSplit w:val="1"/>
         </w:trPr>
         <w:tc>
           <w:tcPr>
             <w:tcW w:type="dxa" w:w="2464"/>
             <w:vAlign w:val="center"/>
             <w:tcMar>
-              <w:top w:w="80" w:type="dxa"/>
-              <w:bottom w:w="80" w:type="dxa"/>
+              <w:top w:w="70" w:type="dxa"/>
+              <w:bottom w:w="70" w:type="dxa"/>
               <w:left w:w="100" w:type="dxa"/>
               <w:right w:w="100" w:type="dxa"/>
             </w:tcMar>
@@ -1021,9 +1130,12 @@
           <w:p>
             <w:pPr>
               <w:keepNext w:val="0"/>
+              <w:keepLines/>
               <w:widowControl/>
-              <w:spacing w:after="0" w:before="0" w:line="276" w:lineRule="auto"/>
+              <w:spacing w:after="0" w:before="0" w:line="300" w:lineRule="exact"/>
               <w:jc w:val="center"/>
+              <w:snapToGrid w:val="0"/>
+              <w:wordWrap w:val="1"/>
             </w:pPr>
             <w:r>
               <w:rPr>
@@ -1041,8 +1153,8 @@
             <w:tcW w:type="dxa" w:w="7393"/>
             <w:vAlign w:val="center"/>
             <w:tcMar>
-              <w:top w:w="80" w:type="dxa"/>
-              <w:bottom w:w="80" w:type="dxa"/>
+              <w:top w:w="70" w:type="dxa"/>
+              <w:bottom w:w="70" w:type="dxa"/>
               <w:left w:w="100" w:type="dxa"/>
               <w:right w:w="100" w:type="dxa"/>
             </w:tcMar>
@@ -1051,8 +1163,11 @@
           <w:p>
             <w:pPr>
               <w:keepNext w:val="0"/>
+              <w:keepLines/>
               <w:widowControl/>
-              <w:spacing w:after="0" w:before="0" w:line="276" w:lineRule="auto"/>
+              <w:spacing w:after="0" w:before="0" w:line="300" w:lineRule="exact"/>
+              <w:snapToGrid w:val="0"/>
+              <w:wordWrap w:val="1"/>
             </w:pPr>
             <w:r>
               <w:rPr>
@@ -1069,7 +1184,9 @@
     </w:tbl>
     <w:p>
       <w:pPr>
-        <w:spacing w:after="40" w:before="0" w:line="120" w:lineRule="auto"/>
+        <w:spacing w:after="60" w:before="0" w:line="60" w:lineRule="exact"/>
+        <w:widowControl/>
+        <w:snapToGrid w:val="0"/>
       </w:pPr>
       <w:r>
         <w:rPr>
@@ -1080,7 +1197,8 @@
     <w:p>
       <w:pPr>
         <w:widowControl/>
-        <w:spacing w:after="100"/>
+        <w:spacing w:after="120" w:line="360" w:lineRule="exact" w:before="0"/>
+        <w:snapToGrid w:val="0"/>
       </w:pPr>
       <w:r>
         <w:t>准备过程先核对来源和散列，再以只读方式读取工作簿，保留工作表与源行位置，规范单号、客户标识、精确单价和时间。清洗版本为cr-1.0.1：按主要原因排除无效行；缺少客户的取消行保留供核查；同表疑似重复保留标记，跨表副本按出现次数对应处理。</w:t>
@@ -1108,16 +1226,16 @@
       </w:tblGrid>
       <w:tr>
         <w:trPr>
-          <w:cantSplit/>
-          <w:tblHeader/>
+          <w:cantSplit w:val="1"/>
+          <w:tblHeader w:val="1"/>
         </w:trPr>
         <w:tc>
           <w:tcPr>
             <w:tcW w:type="dxa" w:w="2464"/>
             <w:vAlign w:val="center"/>
             <w:tcMar>
-              <w:top w:w="80" w:type="dxa"/>
-              <w:bottom w:w="80" w:type="dxa"/>
+              <w:top w:w="70" w:type="dxa"/>
+              <w:bottom w:w="70" w:type="dxa"/>
               <w:left w:w="100" w:type="dxa"/>
               <w:right w:w="100" w:type="dxa"/>
             </w:tcMar>
@@ -1125,10 +1243,13 @@
           </w:tcPr>
           <w:p>
             <w:pPr>
-              <w:keepNext w:val="0"/>
+              <w:keepNext/>
+              <w:keepLines/>
               <w:widowControl/>
-              <w:spacing w:after="0" w:before="0" w:line="276" w:lineRule="auto"/>
+              <w:spacing w:after="0" w:before="0" w:line="300" w:lineRule="exact"/>
               <w:jc w:val="center"/>
+              <w:snapToGrid w:val="0"/>
+              <w:wordWrap w:val="1"/>
             </w:pPr>
             <w:r>
               <w:rPr>
@@ -1146,8 +1267,8 @@
             <w:tcW w:type="dxa" w:w="2464"/>
             <w:vAlign w:val="center"/>
             <w:tcMar>
-              <w:top w:w="80" w:type="dxa"/>
-              <w:bottom w:w="80" w:type="dxa"/>
+              <w:top w:w="70" w:type="dxa"/>
+              <w:bottom w:w="70" w:type="dxa"/>
               <w:left w:w="100" w:type="dxa"/>
               <w:right w:w="100" w:type="dxa"/>
             </w:tcMar>
@@ -1155,9 +1276,13 @@
           </w:tcPr>
           <w:p>
             <w:pPr>
-              <w:keepNext w:val="0"/>
+              <w:keepNext/>
+              <w:keepLines/>
               <w:widowControl/>
-              <w:spacing w:after="0" w:before="0" w:line="276" w:lineRule="auto"/>
+              <w:spacing w:after="0" w:before="0" w:line="300" w:lineRule="exact"/>
+              <w:snapToGrid w:val="0"/>
+              <w:wordWrap w:val="1"/>
+              <w:jc w:val="right"/>
             </w:pPr>
             <w:r>
               <w:rPr>
@@ -1175,8 +1300,8 @@
             <w:tcW w:type="dxa" w:w="2464"/>
             <w:vAlign w:val="center"/>
             <w:tcMar>
-              <w:top w:w="80" w:type="dxa"/>
-              <w:bottom w:w="80" w:type="dxa"/>
+              <w:top w:w="70" w:type="dxa"/>
+              <w:bottom w:w="70" w:type="dxa"/>
               <w:left w:w="100" w:type="dxa"/>
               <w:right w:w="100" w:type="dxa"/>
             </w:tcMar>
@@ -1184,9 +1309,13 @@
           </w:tcPr>
           <w:p>
             <w:pPr>
-              <w:keepNext w:val="0"/>
+              <w:keepNext/>
+              <w:keepLines/>
               <w:widowControl/>
-              <w:spacing w:after="0" w:before="0" w:line="276" w:lineRule="auto"/>
+              <w:spacing w:after="0" w:before="0" w:line="300" w:lineRule="exact"/>
+              <w:snapToGrid w:val="0"/>
+              <w:wordWrap w:val="1"/>
+              <w:jc w:val="right"/>
             </w:pPr>
             <w:r>
               <w:rPr>
@@ -1204,8 +1333,8 @@
             <w:tcW w:type="dxa" w:w="2464"/>
             <w:vAlign w:val="center"/>
             <w:tcMar>
-              <w:top w:w="80" w:type="dxa"/>
-              <w:bottom w:w="80" w:type="dxa"/>
+              <w:top w:w="70" w:type="dxa"/>
+              <w:bottom w:w="70" w:type="dxa"/>
               <w:left w:w="100" w:type="dxa"/>
               <w:right w:w="100" w:type="dxa"/>
             </w:tcMar>
@@ -1213,9 +1342,13 @@
           </w:tcPr>
           <w:p>
             <w:pPr>
-              <w:keepNext w:val="0"/>
+              <w:keepNext/>
+              <w:keepLines/>
               <w:widowControl/>
-              <w:spacing w:after="0" w:before="0" w:line="276" w:lineRule="auto"/>
+              <w:spacing w:after="0" w:before="0" w:line="300" w:lineRule="exact"/>
+              <w:snapToGrid w:val="0"/>
+              <w:wordWrap w:val="1"/>
+              <w:jc w:val="right"/>
             </w:pPr>
             <w:r>
               <w:rPr>
@@ -1231,15 +1364,15 @@
       </w:tr>
       <w:tr>
         <w:trPr>
-          <w:cantSplit/>
+          <w:cantSplit w:val="1"/>
         </w:trPr>
         <w:tc>
           <w:tcPr>
             <w:tcW w:type="dxa" w:w="2464"/>
             <w:vAlign w:val="center"/>
             <w:tcMar>
-              <w:top w:w="80" w:type="dxa"/>
-              <w:bottom w:w="80" w:type="dxa"/>
+              <w:top w:w="70" w:type="dxa"/>
+              <w:bottom w:w="70" w:type="dxa"/>
               <w:left w:w="100" w:type="dxa"/>
               <w:right w:w="100" w:type="dxa"/>
             </w:tcMar>
@@ -1247,10 +1380,13 @@
           </w:tcPr>
           <w:p>
             <w:pPr>
-              <w:keepNext w:val="0"/>
+              <w:keepNext/>
+              <w:keepLines/>
               <w:widowControl/>
-              <w:spacing w:after="0" w:before="0" w:line="276" w:lineRule="auto"/>
+              <w:spacing w:after="0" w:before="0" w:line="300" w:lineRule="exact"/>
               <w:jc w:val="center"/>
+              <w:snapToGrid w:val="0"/>
+              <w:wordWrap w:val="1"/>
             </w:pPr>
             <w:r>
               <w:rPr>
@@ -1268,8 +1404,8 @@
             <w:tcW w:type="dxa" w:w="2464"/>
             <w:vAlign w:val="center"/>
             <w:tcMar>
-              <w:top w:w="80" w:type="dxa"/>
-              <w:bottom w:w="80" w:type="dxa"/>
+              <w:top w:w="70" w:type="dxa"/>
+              <w:bottom w:w="70" w:type="dxa"/>
               <w:left w:w="100" w:type="dxa"/>
               <w:right w:w="100" w:type="dxa"/>
             </w:tcMar>
@@ -1277,9 +1413,13 @@
           </w:tcPr>
           <w:p>
             <w:pPr>
-              <w:keepNext w:val="0"/>
+              <w:keepNext/>
+              <w:keepLines/>
               <w:widowControl/>
-              <w:spacing w:after="0" w:before="0" w:line="276" w:lineRule="auto"/>
+              <w:spacing w:after="0" w:before="0" w:line="300" w:lineRule="exact"/>
+              <w:snapToGrid w:val="0"/>
+              <w:wordWrap w:val="1"/>
+              <w:jc w:val="right"/>
             </w:pPr>
             <w:r>
               <w:rPr>
@@ -1297,8 +1437,8 @@
             <w:tcW w:type="dxa" w:w="2464"/>
             <w:vAlign w:val="center"/>
             <w:tcMar>
-              <w:top w:w="80" w:type="dxa"/>
-              <w:bottom w:w="80" w:type="dxa"/>
+              <w:top w:w="70" w:type="dxa"/>
+              <w:bottom w:w="70" w:type="dxa"/>
               <w:left w:w="100" w:type="dxa"/>
               <w:right w:w="100" w:type="dxa"/>
             </w:tcMar>
@@ -1306,9 +1446,13 @@
           </w:tcPr>
           <w:p>
             <w:pPr>
-              <w:keepNext w:val="0"/>
+              <w:keepNext/>
+              <w:keepLines/>
               <w:widowControl/>
-              <w:spacing w:after="0" w:before="0" w:line="276" w:lineRule="auto"/>
+              <w:spacing w:after="0" w:before="0" w:line="300" w:lineRule="exact"/>
+              <w:snapToGrid w:val="0"/>
+              <w:wordWrap w:val="1"/>
+              <w:jc w:val="right"/>
             </w:pPr>
             <w:r>
               <w:rPr>
@@ -1326,8 +1470,8 @@
             <w:tcW w:type="dxa" w:w="2464"/>
             <w:vAlign w:val="center"/>
             <w:tcMar>
-              <w:top w:w="80" w:type="dxa"/>
-              <w:bottom w:w="80" w:type="dxa"/>
+              <w:top w:w="70" w:type="dxa"/>
+              <w:bottom w:w="70" w:type="dxa"/>
               <w:left w:w="100" w:type="dxa"/>
               <w:right w:w="100" w:type="dxa"/>
             </w:tcMar>
@@ -1335,9 +1479,13 @@
           </w:tcPr>
           <w:p>
             <w:pPr>
-              <w:keepNext w:val="0"/>
+              <w:keepNext/>
+              <w:keepLines/>
               <w:widowControl/>
-              <w:spacing w:after="0" w:before="0" w:line="276" w:lineRule="auto"/>
+              <w:spacing w:after="0" w:before="0" w:line="300" w:lineRule="exact"/>
+              <w:snapToGrid w:val="0"/>
+              <w:wordWrap w:val="1"/>
+              <w:jc w:val="right"/>
             </w:pPr>
             <w:r>
               <w:rPr>
@@ -1353,15 +1501,15 @@
       </w:tr>
       <w:tr>
         <w:trPr>
-          <w:cantSplit/>
+          <w:cantSplit w:val="1"/>
         </w:trPr>
         <w:tc>
           <w:tcPr>
             <w:tcW w:type="dxa" w:w="2464"/>
             <w:vAlign w:val="center"/>
             <w:tcMar>
-              <w:top w:w="80" w:type="dxa"/>
-              <w:bottom w:w="80" w:type="dxa"/>
+              <w:top w:w="70" w:type="dxa"/>
+              <w:bottom w:w="70" w:type="dxa"/>
               <w:left w:w="100" w:type="dxa"/>
               <w:right w:w="100" w:type="dxa"/>
             </w:tcMar>
@@ -1369,10 +1517,13 @@
           </w:tcPr>
           <w:p>
             <w:pPr>
-              <w:keepNext w:val="0"/>
+              <w:keepNext/>
+              <w:keepLines/>
               <w:widowControl/>
-              <w:spacing w:after="0" w:before="0" w:line="276" w:lineRule="auto"/>
+              <w:spacing w:after="0" w:before="0" w:line="300" w:lineRule="exact"/>
               <w:jc w:val="center"/>
+              <w:snapToGrid w:val="0"/>
+              <w:wordWrap w:val="1"/>
             </w:pPr>
             <w:r>
               <w:rPr>
@@ -1390,8 +1541,8 @@
             <w:tcW w:type="dxa" w:w="2464"/>
             <w:vAlign w:val="center"/>
             <w:tcMar>
-              <w:top w:w="80" w:type="dxa"/>
-              <w:bottom w:w="80" w:type="dxa"/>
+              <w:top w:w="70" w:type="dxa"/>
+              <w:bottom w:w="70" w:type="dxa"/>
               <w:left w:w="100" w:type="dxa"/>
               <w:right w:w="100" w:type="dxa"/>
             </w:tcMar>
@@ -1399,9 +1550,13 @@
           </w:tcPr>
           <w:p>
             <w:pPr>
-              <w:keepNext w:val="0"/>
+              <w:keepNext/>
+              <w:keepLines/>
               <w:widowControl/>
-              <w:spacing w:after="0" w:before="0" w:line="276" w:lineRule="auto"/>
+              <w:spacing w:after="0" w:before="0" w:line="300" w:lineRule="exact"/>
+              <w:snapToGrid w:val="0"/>
+              <w:wordWrap w:val="1"/>
+              <w:jc w:val="right"/>
             </w:pPr>
             <w:r>
               <w:rPr>
@@ -1419,8 +1574,8 @@
             <w:tcW w:type="dxa" w:w="2464"/>
             <w:vAlign w:val="center"/>
             <w:tcMar>
-              <w:top w:w="80" w:type="dxa"/>
-              <w:bottom w:w="80" w:type="dxa"/>
+              <w:top w:w="70" w:type="dxa"/>
+              <w:bottom w:w="70" w:type="dxa"/>
               <w:left w:w="100" w:type="dxa"/>
               <w:right w:w="100" w:type="dxa"/>
             </w:tcMar>
@@ -1428,9 +1583,13 @@
           </w:tcPr>
           <w:p>
             <w:pPr>
-              <w:keepNext w:val="0"/>
+              <w:keepNext/>
+              <w:keepLines/>
               <w:widowControl/>
-              <w:spacing w:after="0" w:before="0" w:line="276" w:lineRule="auto"/>
+              <w:spacing w:after="0" w:before="0" w:line="300" w:lineRule="exact"/>
+              <w:snapToGrid w:val="0"/>
+              <w:wordWrap w:val="1"/>
+              <w:jc w:val="right"/>
             </w:pPr>
             <w:r>
               <w:rPr>
@@ -1448,8 +1607,8 @@
             <w:tcW w:type="dxa" w:w="2464"/>
             <w:vAlign w:val="center"/>
             <w:tcMar>
-              <w:top w:w="80" w:type="dxa"/>
-              <w:bottom w:w="80" w:type="dxa"/>
+              <w:top w:w="70" w:type="dxa"/>
+              <w:bottom w:w="70" w:type="dxa"/>
               <w:left w:w="100" w:type="dxa"/>
               <w:right w:w="100" w:type="dxa"/>
             </w:tcMar>
@@ -1457,9 +1616,13 @@
           </w:tcPr>
           <w:p>
             <w:pPr>
-              <w:keepNext w:val="0"/>
+              <w:keepNext/>
+              <w:keepLines/>
               <w:widowControl/>
-              <w:spacing w:after="0" w:before="0" w:line="276" w:lineRule="auto"/>
+              <w:spacing w:after="0" w:before="0" w:line="300" w:lineRule="exact"/>
+              <w:snapToGrid w:val="0"/>
+              <w:wordWrap w:val="1"/>
+              <w:jc w:val="right"/>
             </w:pPr>
             <w:r>
               <w:rPr>
@@ -1475,15 +1638,15 @@
       </w:tr>
       <w:tr>
         <w:trPr>
-          <w:cantSplit/>
+          <w:cantSplit w:val="1"/>
         </w:trPr>
         <w:tc>
           <w:tcPr>
             <w:tcW w:type="dxa" w:w="2464"/>
             <w:vAlign w:val="center"/>
             <w:tcMar>
-              <w:top w:w="80" w:type="dxa"/>
-              <w:bottom w:w="80" w:type="dxa"/>
+              <w:top w:w="70" w:type="dxa"/>
+              <w:bottom w:w="70" w:type="dxa"/>
               <w:left w:w="100" w:type="dxa"/>
               <w:right w:w="100" w:type="dxa"/>
             </w:tcMar>
@@ -1492,9 +1655,12 @@
           <w:p>
             <w:pPr>
               <w:keepNext w:val="0"/>
+              <w:keepLines/>
               <w:widowControl/>
-              <w:spacing w:after="0" w:before="0" w:line="276" w:lineRule="auto"/>
+              <w:spacing w:after="0" w:before="0" w:line="300" w:lineRule="exact"/>
               <w:jc w:val="center"/>
+              <w:snapToGrid w:val="0"/>
+              <w:wordWrap w:val="1"/>
             </w:pPr>
             <w:r>
               <w:rPr>
@@ -1512,8 +1678,8 @@
             <w:tcW w:type="dxa" w:w="2464"/>
             <w:vAlign w:val="center"/>
             <w:tcMar>
-              <w:top w:w="80" w:type="dxa"/>
-              <w:bottom w:w="80" w:type="dxa"/>
+              <w:top w:w="70" w:type="dxa"/>
+              <w:bottom w:w="70" w:type="dxa"/>
               <w:left w:w="100" w:type="dxa"/>
               <w:right w:w="100" w:type="dxa"/>
             </w:tcMar>
@@ -1522,8 +1688,12 @@
           <w:p>
             <w:pPr>
               <w:keepNext w:val="0"/>
+              <w:keepLines/>
               <w:widowControl/>
-              <w:spacing w:after="0" w:before="0" w:line="276" w:lineRule="auto"/>
+              <w:spacing w:after="0" w:before="0" w:line="300" w:lineRule="exact"/>
+              <w:snapToGrid w:val="0"/>
+              <w:wordWrap w:val="1"/>
+              <w:jc w:val="right"/>
             </w:pPr>
             <w:r>
               <w:rPr>
@@ -1541,8 +1711,8 @@
             <w:tcW w:type="dxa" w:w="2464"/>
             <w:vAlign w:val="center"/>
             <w:tcMar>
-              <w:top w:w="80" w:type="dxa"/>
-              <w:bottom w:w="80" w:type="dxa"/>
+              <w:top w:w="70" w:type="dxa"/>
+              <w:bottom w:w="70" w:type="dxa"/>
               <w:left w:w="100" w:type="dxa"/>
               <w:right w:w="100" w:type="dxa"/>
             </w:tcMar>
@@ -1551,8 +1721,12 @@
           <w:p>
             <w:pPr>
               <w:keepNext w:val="0"/>
+              <w:keepLines/>
               <w:widowControl/>
-              <w:spacing w:after="0" w:before="0" w:line="276" w:lineRule="auto"/>
+              <w:spacing w:after="0" w:before="0" w:line="300" w:lineRule="exact"/>
+              <w:snapToGrid w:val="0"/>
+              <w:wordWrap w:val="1"/>
+              <w:jc w:val="right"/>
             </w:pPr>
             <w:r>
               <w:rPr>
@@ -1570,8 +1744,8 @@
             <w:tcW w:type="dxa" w:w="2464"/>
             <w:vAlign w:val="center"/>
             <w:tcMar>
-              <w:top w:w="80" w:type="dxa"/>
-              <w:bottom w:w="80" w:type="dxa"/>
+              <w:top w:w="70" w:type="dxa"/>
+              <w:bottom w:w="70" w:type="dxa"/>
               <w:left w:w="100" w:type="dxa"/>
               <w:right w:w="100" w:type="dxa"/>
             </w:tcMar>
@@ -1580,8 +1754,12 @@
           <w:p>
             <w:pPr>
               <w:keepNext w:val="0"/>
+              <w:keepLines/>
               <w:widowControl/>
-              <w:spacing w:after="0" w:before="0" w:line="276" w:lineRule="auto"/>
+              <w:spacing w:after="0" w:before="0" w:line="300" w:lineRule="exact"/>
+              <w:snapToGrid w:val="0"/>
+              <w:wordWrap w:val="1"/>
+              <w:jc w:val="right"/>
             </w:pPr>
             <w:r>
               <w:rPr>
@@ -1598,7 +1776,9 @@
     </w:tbl>
     <w:p>
       <w:pPr>
-        <w:spacing w:after="40" w:before="0" w:line="120" w:lineRule="auto"/>
+        <w:spacing w:after="60" w:before="0" w:line="60" w:lineRule="exact"/>
+        <w:widowControl/>
+        <w:snapToGrid w:val="0"/>
       </w:pPr>
       <w:r>
         <w:rPr>
@@ -1609,7 +1789,8 @@
     <w:p>
       <w:pPr>
         <w:widowControl/>
-        <w:spacing w:after="100"/>
+        <w:spacing w:after="120" w:line="360" w:lineRule="exact" w:before="0"/>
+        <w:snapToGrid w:val="0"/>
       </w:pPr>
       <w:r>
         <w:t>以上三行分别满足“原始＝接纳＋排除”。两表日期有重叠，不能按完全不重叠的自然年度理解。部分缺失、重复和异常统计存在交集，不能随意相加充当排除原因总数。</w:t>
@@ -1618,7 +1799,8 @@
     <w:p>
       <w:pPr>
         <w:widowControl/>
-        <w:spacing w:after="100"/>
+        <w:spacing w:after="120" w:line="360" w:lineRule="exact" w:before="0"/>
+        <w:snapToGrid w:val="0"/>
       </w:pPr>
       <w:r>
         <w:t>交易行及字段是原始数据事实；配对关系、候选策略、角色、派单、申请、结论和审计由本系统建立。原始数据没有可用于直接检验每条取消真实原单的标签，因此系统报告覆盖率及规则结果，不宣称取得了原单识别准确率。原件、数据库与认证秘密不作为公开源码材料分发。</w:t>
@@ -1627,17 +1809,24 @@
     <w:p>
       <w:pPr>
         <w:pStyle w:val="Heading1"/>
+        <w:keepNext/>
+        <w:keepLines/>
         <w:widowControl/>
-        <w:spacing w:after="100"/>
+        <w:spacing w:after="120" w:line="440" w:lineRule="exact" w:before="240"/>
+        <w:snapToGrid w:val="0"/>
       </w:pPr>
       <w:r>
+        <w:rPr>
+          <w:color w:val="000000"/>
+        </w:rPr>
         <w:t>四、需求与验收标准</w:t>
       </w:r>
     </w:p>
     <w:p>
       <w:pPr>
         <w:widowControl/>
-        <w:spacing w:after="100"/>
+        <w:spacing w:after="120" w:line="360" w:lineRule="exact" w:before="0"/>
+        <w:snapToGrid w:val="0"/>
       </w:pPr>
       <w:r>
         <w:t>需求沿用FR-01至FR-21，不重排既有编号。下表按业务主题归并；每项写明触发、动作和可检查结果。完整条文和原验收编号仍以三份规格为准，证据位置见第十一节。</w:t>
@@ -1664,16 +1853,16 @@
       </w:tblGrid>
       <w:tr>
         <w:trPr>
-          <w:cantSplit/>
-          <w:tblHeader/>
+          <w:cantSplit w:val="1"/>
+          <w:tblHeader w:val="1"/>
         </w:trPr>
         <w:tc>
           <w:tcPr>
             <w:tcW w:type="dxa" w:w="1873"/>
             <w:vAlign w:val="center"/>
             <w:tcMar>
-              <w:top w:w="80" w:type="dxa"/>
-              <w:bottom w:w="80" w:type="dxa"/>
+              <w:top w:w="70" w:type="dxa"/>
+              <w:bottom w:w="70" w:type="dxa"/>
               <w:left w:w="100" w:type="dxa"/>
               <w:right w:w="100" w:type="dxa"/>
             </w:tcMar>
@@ -1681,10 +1870,13 @@
           </w:tcPr>
           <w:p>
             <w:pPr>
-              <w:keepNext w:val="0"/>
+              <w:keepNext/>
+              <w:keepLines/>
               <w:widowControl/>
-              <w:spacing w:after="0" w:before="0" w:line="276" w:lineRule="auto"/>
+              <w:spacing w:after="0" w:before="0" w:line="300" w:lineRule="exact"/>
               <w:jc w:val="center"/>
+              <w:snapToGrid w:val="0"/>
+              <w:wordWrap w:val="1"/>
             </w:pPr>
             <w:r>
               <w:rPr>
@@ -1702,8 +1894,8 @@
             <w:tcW w:type="dxa" w:w="5126"/>
             <w:vAlign w:val="center"/>
             <w:tcMar>
-              <w:top w:w="80" w:type="dxa"/>
-              <w:bottom w:w="80" w:type="dxa"/>
+              <w:top w:w="70" w:type="dxa"/>
+              <w:bottom w:w="70" w:type="dxa"/>
               <w:left w:w="100" w:type="dxa"/>
               <w:right w:w="100" w:type="dxa"/>
             </w:tcMar>
@@ -1711,9 +1903,12 @@
           </w:tcPr>
           <w:p>
             <w:pPr>
-              <w:keepNext w:val="0"/>
+              <w:keepNext/>
+              <w:keepLines/>
               <w:widowControl/>
-              <w:spacing w:after="0" w:before="0" w:line="276" w:lineRule="auto"/>
+              <w:spacing w:after="0" w:before="0" w:line="300" w:lineRule="exact"/>
+              <w:snapToGrid w:val="0"/>
+              <w:wordWrap w:val="1"/>
             </w:pPr>
             <w:r>
               <w:rPr>
@@ -1731,8 +1926,8 @@
             <w:tcW w:type="dxa" w:w="2859"/>
             <w:vAlign w:val="center"/>
             <w:tcMar>
-              <w:top w:w="80" w:type="dxa"/>
-              <w:bottom w:w="80" w:type="dxa"/>
+              <w:top w:w="70" w:type="dxa"/>
+              <w:bottom w:w="70" w:type="dxa"/>
               <w:left w:w="100" w:type="dxa"/>
               <w:right w:w="100" w:type="dxa"/>
             </w:tcMar>
@@ -1740,9 +1935,12 @@
           </w:tcPr>
           <w:p>
             <w:pPr>
-              <w:keepNext w:val="0"/>
+              <w:keepNext/>
+              <w:keepLines/>
               <w:widowControl/>
-              <w:spacing w:after="0" w:before="0" w:line="276" w:lineRule="auto"/>
+              <w:spacing w:after="0" w:before="0" w:line="300" w:lineRule="exact"/>
+              <w:snapToGrid w:val="0"/>
+              <w:wordWrap w:val="1"/>
             </w:pPr>
             <w:r>
               <w:rPr>
@@ -1758,15 +1956,15 @@
       </w:tr>
       <w:tr>
         <w:trPr>
-          <w:cantSplit/>
+          <w:cantSplit w:val="1"/>
         </w:trPr>
         <w:tc>
           <w:tcPr>
             <w:tcW w:type="dxa" w:w="1873"/>
             <w:vAlign w:val="center"/>
             <w:tcMar>
-              <w:top w:w="80" w:type="dxa"/>
-              <w:bottom w:w="80" w:type="dxa"/>
+              <w:top w:w="70" w:type="dxa"/>
+              <w:bottom w:w="70" w:type="dxa"/>
               <w:left w:w="100" w:type="dxa"/>
               <w:right w:w="100" w:type="dxa"/>
             </w:tcMar>
@@ -1774,10 +1972,13 @@
           </w:tcPr>
           <w:p>
             <w:pPr>
-              <w:keepNext w:val="0"/>
+              <w:keepNext/>
+              <w:keepLines/>
               <w:widowControl/>
-              <w:spacing w:after="0" w:before="0" w:line="276" w:lineRule="auto"/>
+              <w:spacing w:after="0" w:before="0" w:line="300" w:lineRule="exact"/>
               <w:jc w:val="center"/>
+              <w:snapToGrid w:val="0"/>
+              <w:wordWrap w:val="1"/>
             </w:pPr>
             <w:r>
               <w:rPr>
@@ -1795,8 +1996,8 @@
             <w:tcW w:type="dxa" w:w="5126"/>
             <w:vAlign w:val="center"/>
             <w:tcMar>
-              <w:top w:w="80" w:type="dxa"/>
-              <w:bottom w:w="80" w:type="dxa"/>
+              <w:top w:w="70" w:type="dxa"/>
+              <w:bottom w:w="70" w:type="dxa"/>
               <w:left w:w="100" w:type="dxa"/>
               <w:right w:w="100" w:type="dxa"/>
             </w:tcMar>
@@ -1804,9 +2005,12 @@
           </w:tcPr>
           <w:p>
             <w:pPr>
-              <w:keepNext w:val="0"/>
+              <w:keepNext/>
+              <w:keepLines/>
               <w:widowControl/>
-              <w:spacing w:after="0" w:before="0" w:line="276" w:lineRule="auto"/>
+              <w:spacing w:after="0" w:before="0" w:line="300" w:lineRule="exact"/>
+              <w:snapToGrid w:val="0"/>
+              <w:wordWrap w:val="1"/>
             </w:pPr>
             <w:r>
               <w:rPr>
@@ -1824,8 +2028,8 @@
             <w:tcW w:type="dxa" w:w="2859"/>
             <w:vAlign w:val="center"/>
             <w:tcMar>
-              <w:top w:w="80" w:type="dxa"/>
-              <w:bottom w:w="80" w:type="dxa"/>
+              <w:top w:w="70" w:type="dxa"/>
+              <w:bottom w:w="70" w:type="dxa"/>
               <w:left w:w="100" w:type="dxa"/>
               <w:right w:w="100" w:type="dxa"/>
             </w:tcMar>
@@ -1833,9 +2037,12 @@
           </w:tcPr>
           <w:p>
             <w:pPr>
-              <w:keepNext w:val="0"/>
+              <w:keepNext/>
+              <w:keepLines/>
               <w:widowControl/>
-              <w:spacing w:after="0" w:before="0" w:line="276" w:lineRule="auto"/>
+              <w:spacing w:after="0" w:before="0" w:line="300" w:lineRule="exact"/>
+              <w:snapToGrid w:val="0"/>
+              <w:wordWrap w:val="1"/>
             </w:pPr>
             <w:r>
               <w:rPr>
@@ -1851,15 +2058,15 @@
       </w:tr>
       <w:tr>
         <w:trPr>
-          <w:cantSplit/>
+          <w:cantSplit w:val="1"/>
         </w:trPr>
         <w:tc>
           <w:tcPr>
             <w:tcW w:type="dxa" w:w="1873"/>
             <w:vAlign w:val="center"/>
             <w:tcMar>
-              <w:top w:w="80" w:type="dxa"/>
-              <w:bottom w:w="80" w:type="dxa"/>
+              <w:top w:w="70" w:type="dxa"/>
+              <w:bottom w:w="70" w:type="dxa"/>
               <w:left w:w="100" w:type="dxa"/>
               <w:right w:w="100" w:type="dxa"/>
             </w:tcMar>
@@ -1868,9 +2075,12 @@
           <w:p>
             <w:pPr>
               <w:keepNext w:val="0"/>
+              <w:keepLines/>
               <w:widowControl/>
-              <w:spacing w:after="0" w:before="0" w:line="276" w:lineRule="auto"/>
+              <w:spacing w:after="0" w:before="0" w:line="300" w:lineRule="exact"/>
               <w:jc w:val="center"/>
+              <w:snapToGrid w:val="0"/>
+              <w:wordWrap w:val="1"/>
             </w:pPr>
             <w:r>
               <w:rPr>
@@ -1888,8 +2098,8 @@
             <w:tcW w:type="dxa" w:w="5126"/>
             <w:vAlign w:val="center"/>
             <w:tcMar>
-              <w:top w:w="80" w:type="dxa"/>
-              <w:bottom w:w="80" w:type="dxa"/>
+              <w:top w:w="70" w:type="dxa"/>
+              <w:bottom w:w="70" w:type="dxa"/>
               <w:left w:w="100" w:type="dxa"/>
               <w:right w:w="100" w:type="dxa"/>
             </w:tcMar>
@@ -1898,8 +2108,11 @@
           <w:p>
             <w:pPr>
               <w:keepNext w:val="0"/>
+              <w:keepLines/>
               <w:widowControl/>
-              <w:spacing w:after="0" w:before="0" w:line="276" w:lineRule="auto"/>
+              <w:spacing w:after="0" w:before="0" w:line="300" w:lineRule="exact"/>
+              <w:snapToGrid w:val="0"/>
+              <w:wordWrap w:val="1"/>
             </w:pPr>
             <w:r>
               <w:rPr>
@@ -1917,8 +2130,8 @@
             <w:tcW w:type="dxa" w:w="2859"/>
             <w:vAlign w:val="center"/>
             <w:tcMar>
-              <w:top w:w="80" w:type="dxa"/>
-              <w:bottom w:w="80" w:type="dxa"/>
+              <w:top w:w="70" w:type="dxa"/>
+              <w:bottom w:w="70" w:type="dxa"/>
               <w:left w:w="100" w:type="dxa"/>
               <w:right w:w="100" w:type="dxa"/>
             </w:tcMar>
@@ -1927,8 +2140,11 @@
           <w:p>
             <w:pPr>
               <w:keepNext w:val="0"/>
+              <w:keepLines/>
               <w:widowControl/>
-              <w:spacing w:after="0" w:before="0" w:line="276" w:lineRule="auto"/>
+              <w:spacing w:after="0" w:before="0" w:line="300" w:lineRule="exact"/>
+              <w:snapToGrid w:val="0"/>
+              <w:wordWrap w:val="1"/>
             </w:pPr>
             <w:r>
               <w:rPr>
@@ -1944,15 +2160,15 @@
       </w:tr>
       <w:tr>
         <w:trPr>
-          <w:cantSplit/>
+          <w:cantSplit w:val="1"/>
         </w:trPr>
         <w:tc>
           <w:tcPr>
             <w:tcW w:type="dxa" w:w="1873"/>
             <w:vAlign w:val="center"/>
             <w:tcMar>
-              <w:top w:w="80" w:type="dxa"/>
-              <w:bottom w:w="80" w:type="dxa"/>
+              <w:top w:w="70" w:type="dxa"/>
+              <w:bottom w:w="70" w:type="dxa"/>
               <w:left w:w="100" w:type="dxa"/>
               <w:right w:w="100" w:type="dxa"/>
             </w:tcMar>
@@ -1961,9 +2177,12 @@
           <w:p>
             <w:pPr>
               <w:keepNext w:val="0"/>
+              <w:keepLines/>
               <w:widowControl/>
-              <w:spacing w:after="0" w:before="0" w:line="276" w:lineRule="auto"/>
+              <w:spacing w:after="0" w:before="0" w:line="300" w:lineRule="exact"/>
               <w:jc w:val="center"/>
+              <w:snapToGrid w:val="0"/>
+              <w:wordWrap w:val="1"/>
             </w:pPr>
             <w:r>
               <w:rPr>
@@ -1981,8 +2200,8 @@
             <w:tcW w:type="dxa" w:w="5126"/>
             <w:vAlign w:val="center"/>
             <w:tcMar>
-              <w:top w:w="80" w:type="dxa"/>
-              <w:bottom w:w="80" w:type="dxa"/>
+              <w:top w:w="70" w:type="dxa"/>
+              <w:bottom w:w="70" w:type="dxa"/>
               <w:left w:w="100" w:type="dxa"/>
               <w:right w:w="100" w:type="dxa"/>
             </w:tcMar>
@@ -1991,8 +2210,11 @@
           <w:p>
             <w:pPr>
               <w:keepNext w:val="0"/>
+              <w:keepLines/>
               <w:widowControl/>
-              <w:spacing w:after="0" w:before="0" w:line="276" w:lineRule="auto"/>
+              <w:spacing w:after="0" w:before="0" w:line="300" w:lineRule="exact"/>
+              <w:snapToGrid w:val="0"/>
+              <w:wordWrap w:val="1"/>
             </w:pPr>
             <w:r>
               <w:rPr>
@@ -2010,8 +2232,8 @@
             <w:tcW w:type="dxa" w:w="2859"/>
             <w:vAlign w:val="center"/>
             <w:tcMar>
-              <w:top w:w="80" w:type="dxa"/>
-              <w:bottom w:w="80" w:type="dxa"/>
+              <w:top w:w="70" w:type="dxa"/>
+              <w:bottom w:w="70" w:type="dxa"/>
               <w:left w:w="100" w:type="dxa"/>
               <w:right w:w="100" w:type="dxa"/>
             </w:tcMar>
@@ -2020,8 +2242,11 @@
           <w:p>
             <w:pPr>
               <w:keepNext w:val="0"/>
+              <w:keepLines/>
               <w:widowControl/>
-              <w:spacing w:after="0" w:before="0" w:line="276" w:lineRule="auto"/>
+              <w:spacing w:after="0" w:before="0" w:line="300" w:lineRule="exact"/>
+              <w:snapToGrid w:val="0"/>
+              <w:wordWrap w:val="1"/>
             </w:pPr>
             <w:r>
               <w:rPr>
@@ -2037,15 +2262,15 @@
       </w:tr>
       <w:tr>
         <w:trPr>
-          <w:cantSplit/>
+          <w:cantSplit w:val="1"/>
         </w:trPr>
         <w:tc>
           <w:tcPr>
             <w:tcW w:type="dxa" w:w="1873"/>
             <w:vAlign w:val="center"/>
             <w:tcMar>
-              <w:top w:w="80" w:type="dxa"/>
-              <w:bottom w:w="80" w:type="dxa"/>
+              <w:top w:w="70" w:type="dxa"/>
+              <w:bottom w:w="70" w:type="dxa"/>
               <w:left w:w="100" w:type="dxa"/>
               <w:right w:w="100" w:type="dxa"/>
             </w:tcMar>
@@ -2054,9 +2279,12 @@
           <w:p>
             <w:pPr>
               <w:keepNext w:val="0"/>
+              <w:keepLines/>
               <w:widowControl/>
-              <w:spacing w:after="0" w:before="0" w:line="276" w:lineRule="auto"/>
+              <w:spacing w:after="0" w:before="0" w:line="300" w:lineRule="exact"/>
               <w:jc w:val="center"/>
+              <w:snapToGrid w:val="0"/>
+              <w:wordWrap w:val="1"/>
             </w:pPr>
             <w:r>
               <w:rPr>
@@ -2074,8 +2302,8 @@
             <w:tcW w:type="dxa" w:w="5126"/>
             <w:vAlign w:val="center"/>
             <w:tcMar>
-              <w:top w:w="80" w:type="dxa"/>
-              <w:bottom w:w="80" w:type="dxa"/>
+              <w:top w:w="70" w:type="dxa"/>
+              <w:bottom w:w="70" w:type="dxa"/>
               <w:left w:w="100" w:type="dxa"/>
               <w:right w:w="100" w:type="dxa"/>
             </w:tcMar>
@@ -2084,8 +2312,11 @@
           <w:p>
             <w:pPr>
               <w:keepNext w:val="0"/>
+              <w:keepLines/>
               <w:widowControl/>
-              <w:spacing w:after="0" w:before="0" w:line="276" w:lineRule="auto"/>
+              <w:spacing w:after="0" w:before="0" w:line="300" w:lineRule="exact"/>
+              <w:snapToGrid w:val="0"/>
+              <w:wordWrap w:val="1"/>
             </w:pPr>
             <w:r>
               <w:rPr>
@@ -2103,8 +2334,8 @@
             <w:tcW w:type="dxa" w:w="2859"/>
             <w:vAlign w:val="center"/>
             <w:tcMar>
-              <w:top w:w="80" w:type="dxa"/>
-              <w:bottom w:w="80" w:type="dxa"/>
+              <w:top w:w="70" w:type="dxa"/>
+              <w:bottom w:w="70" w:type="dxa"/>
               <w:left w:w="100" w:type="dxa"/>
               <w:right w:w="100" w:type="dxa"/>
             </w:tcMar>
@@ -2113,8 +2344,11 @@
           <w:p>
             <w:pPr>
               <w:keepNext w:val="0"/>
+              <w:keepLines/>
               <w:widowControl/>
-              <w:spacing w:after="0" w:before="0" w:line="276" w:lineRule="auto"/>
+              <w:spacing w:after="0" w:before="0" w:line="300" w:lineRule="exact"/>
+              <w:snapToGrid w:val="0"/>
+              <w:wordWrap w:val="1"/>
             </w:pPr>
             <w:r>
               <w:rPr>
@@ -2130,15 +2364,15 @@
       </w:tr>
       <w:tr>
         <w:trPr>
-          <w:cantSplit/>
+          <w:cantSplit w:val="1"/>
         </w:trPr>
         <w:tc>
           <w:tcPr>
             <w:tcW w:type="dxa" w:w="1873"/>
             <w:vAlign w:val="center"/>
             <w:tcMar>
-              <w:top w:w="80" w:type="dxa"/>
-              <w:bottom w:w="80" w:type="dxa"/>
+              <w:top w:w="70" w:type="dxa"/>
+              <w:bottom w:w="70" w:type="dxa"/>
               <w:left w:w="100" w:type="dxa"/>
               <w:right w:w="100" w:type="dxa"/>
             </w:tcMar>
@@ -2147,9 +2381,12 @@
           <w:p>
             <w:pPr>
               <w:keepNext w:val="0"/>
+              <w:keepLines/>
               <w:widowControl/>
-              <w:spacing w:after="0" w:before="0" w:line="276" w:lineRule="auto"/>
+              <w:spacing w:after="0" w:before="0" w:line="300" w:lineRule="exact"/>
               <w:jc w:val="center"/>
+              <w:snapToGrid w:val="0"/>
+              <w:wordWrap w:val="1"/>
             </w:pPr>
             <w:r>
               <w:rPr>
@@ -2167,8 +2404,8 @@
             <w:tcW w:type="dxa" w:w="5126"/>
             <w:vAlign w:val="center"/>
             <w:tcMar>
-              <w:top w:w="80" w:type="dxa"/>
-              <w:bottom w:w="80" w:type="dxa"/>
+              <w:top w:w="70" w:type="dxa"/>
+              <w:bottom w:w="70" w:type="dxa"/>
               <w:left w:w="100" w:type="dxa"/>
               <w:right w:w="100" w:type="dxa"/>
             </w:tcMar>
@@ -2177,8 +2414,11 @@
           <w:p>
             <w:pPr>
               <w:keepNext w:val="0"/>
+              <w:keepLines/>
               <w:widowControl/>
-              <w:spacing w:after="0" w:before="0" w:line="276" w:lineRule="auto"/>
+              <w:spacing w:after="0" w:before="0" w:line="300" w:lineRule="exact"/>
+              <w:snapToGrid w:val="0"/>
+              <w:wordWrap w:val="1"/>
             </w:pPr>
             <w:r>
               <w:rPr>
@@ -2196,8 +2436,8 @@
             <w:tcW w:type="dxa" w:w="2859"/>
             <w:vAlign w:val="center"/>
             <w:tcMar>
-              <w:top w:w="80" w:type="dxa"/>
-              <w:bottom w:w="80" w:type="dxa"/>
+              <w:top w:w="70" w:type="dxa"/>
+              <w:bottom w:w="70" w:type="dxa"/>
               <w:left w:w="100" w:type="dxa"/>
               <w:right w:w="100" w:type="dxa"/>
             </w:tcMar>
@@ -2206,8 +2446,11 @@
           <w:p>
             <w:pPr>
               <w:keepNext w:val="0"/>
+              <w:keepLines/>
               <w:widowControl/>
-              <w:spacing w:after="0" w:before="0" w:line="276" w:lineRule="auto"/>
+              <w:spacing w:after="0" w:before="0" w:line="300" w:lineRule="exact"/>
+              <w:snapToGrid w:val="0"/>
+              <w:wordWrap w:val="1"/>
             </w:pPr>
             <w:r>
               <w:rPr>
@@ -2223,15 +2466,15 @@
       </w:tr>
       <w:tr>
         <w:trPr>
-          <w:cantSplit/>
+          <w:cantSplit w:val="1"/>
         </w:trPr>
         <w:tc>
           <w:tcPr>
             <w:tcW w:type="dxa" w:w="1873"/>
             <w:vAlign w:val="center"/>
             <w:tcMar>
-              <w:top w:w="80" w:type="dxa"/>
-              <w:bottom w:w="80" w:type="dxa"/>
+              <w:top w:w="70" w:type="dxa"/>
+              <w:bottom w:w="70" w:type="dxa"/>
               <w:left w:w="100" w:type="dxa"/>
               <w:right w:w="100" w:type="dxa"/>
             </w:tcMar>
@@ -2240,9 +2483,12 @@
           <w:p>
             <w:pPr>
               <w:keepNext w:val="0"/>
+              <w:keepLines/>
               <w:widowControl/>
-              <w:spacing w:after="0" w:before="0" w:line="276" w:lineRule="auto"/>
+              <w:spacing w:after="0" w:before="0" w:line="300" w:lineRule="exact"/>
               <w:jc w:val="center"/>
+              <w:snapToGrid w:val="0"/>
+              <w:wordWrap w:val="1"/>
             </w:pPr>
             <w:r>
               <w:rPr>
@@ -2260,8 +2506,8 @@
             <w:tcW w:type="dxa" w:w="5126"/>
             <w:vAlign w:val="center"/>
             <w:tcMar>
-              <w:top w:w="80" w:type="dxa"/>
-              <w:bottom w:w="80" w:type="dxa"/>
+              <w:top w:w="70" w:type="dxa"/>
+              <w:bottom w:w="70" w:type="dxa"/>
               <w:left w:w="100" w:type="dxa"/>
               <w:right w:w="100" w:type="dxa"/>
             </w:tcMar>
@@ -2270,8 +2516,11 @@
           <w:p>
             <w:pPr>
               <w:keepNext w:val="0"/>
+              <w:keepLines/>
               <w:widowControl/>
-              <w:spacing w:after="0" w:before="0" w:line="276" w:lineRule="auto"/>
+              <w:spacing w:after="0" w:before="0" w:line="300" w:lineRule="exact"/>
+              <w:snapToGrid w:val="0"/>
+              <w:wordWrap w:val="1"/>
             </w:pPr>
             <w:r>
               <w:rPr>
@@ -2289,8 +2538,8 @@
             <w:tcW w:type="dxa" w:w="2859"/>
             <w:vAlign w:val="center"/>
             <w:tcMar>
-              <w:top w:w="80" w:type="dxa"/>
-              <w:bottom w:w="80" w:type="dxa"/>
+              <w:top w:w="70" w:type="dxa"/>
+              <w:bottom w:w="70" w:type="dxa"/>
               <w:left w:w="100" w:type="dxa"/>
               <w:right w:w="100" w:type="dxa"/>
             </w:tcMar>
@@ -2299,8 +2548,11 @@
           <w:p>
             <w:pPr>
               <w:keepNext w:val="0"/>
+              <w:keepLines/>
               <w:widowControl/>
-              <w:spacing w:after="0" w:before="0" w:line="276" w:lineRule="auto"/>
+              <w:spacing w:after="0" w:before="0" w:line="300" w:lineRule="exact"/>
+              <w:snapToGrid w:val="0"/>
+              <w:wordWrap w:val="1"/>
             </w:pPr>
             <w:r>
               <w:rPr>
@@ -2316,15 +2568,15 @@
       </w:tr>
       <w:tr>
         <w:trPr>
-          <w:cantSplit/>
+          <w:cantSplit w:val="1"/>
         </w:trPr>
         <w:tc>
           <w:tcPr>
             <w:tcW w:type="dxa" w:w="1873"/>
             <w:vAlign w:val="center"/>
             <w:tcMar>
-              <w:top w:w="80" w:type="dxa"/>
-              <w:bottom w:w="80" w:type="dxa"/>
+              <w:top w:w="70" w:type="dxa"/>
+              <w:bottom w:w="70" w:type="dxa"/>
               <w:left w:w="100" w:type="dxa"/>
               <w:right w:w="100" w:type="dxa"/>
             </w:tcMar>
@@ -2333,9 +2585,12 @@
           <w:p>
             <w:pPr>
               <w:keepNext w:val="0"/>
+              <w:keepLines/>
               <w:widowControl/>
-              <w:spacing w:after="0" w:before="0" w:line="276" w:lineRule="auto"/>
+              <w:spacing w:after="0" w:before="0" w:line="300" w:lineRule="exact"/>
               <w:jc w:val="center"/>
+              <w:snapToGrid w:val="0"/>
+              <w:wordWrap w:val="1"/>
             </w:pPr>
             <w:r>
               <w:rPr>
@@ -2353,8 +2608,8 @@
             <w:tcW w:type="dxa" w:w="5126"/>
             <w:vAlign w:val="center"/>
             <w:tcMar>
-              <w:top w:w="80" w:type="dxa"/>
-              <w:bottom w:w="80" w:type="dxa"/>
+              <w:top w:w="70" w:type="dxa"/>
+              <w:bottom w:w="70" w:type="dxa"/>
               <w:left w:w="100" w:type="dxa"/>
               <w:right w:w="100" w:type="dxa"/>
             </w:tcMar>
@@ -2363,8 +2618,11 @@
           <w:p>
             <w:pPr>
               <w:keepNext w:val="0"/>
+              <w:keepLines/>
               <w:widowControl/>
-              <w:spacing w:after="0" w:before="0" w:line="276" w:lineRule="auto"/>
+              <w:spacing w:after="0" w:before="0" w:line="300" w:lineRule="exact"/>
+              <w:snapToGrid w:val="0"/>
+              <w:wordWrap w:val="1"/>
             </w:pPr>
             <w:r>
               <w:rPr>
@@ -2382,8 +2640,8 @@
             <w:tcW w:type="dxa" w:w="2859"/>
             <w:vAlign w:val="center"/>
             <w:tcMar>
-              <w:top w:w="80" w:type="dxa"/>
-              <w:bottom w:w="80" w:type="dxa"/>
+              <w:top w:w="70" w:type="dxa"/>
+              <w:bottom w:w="70" w:type="dxa"/>
               <w:left w:w="100" w:type="dxa"/>
               <w:right w:w="100" w:type="dxa"/>
             </w:tcMar>
@@ -2392,8 +2650,11 @@
           <w:p>
             <w:pPr>
               <w:keepNext w:val="0"/>
+              <w:keepLines/>
               <w:widowControl/>
-              <w:spacing w:after="0" w:before="0" w:line="276" w:lineRule="auto"/>
+              <w:spacing w:after="0" w:before="0" w:line="300" w:lineRule="exact"/>
+              <w:snapToGrid w:val="0"/>
+              <w:wordWrap w:val="1"/>
             </w:pPr>
             <w:r>
               <w:rPr>
@@ -2409,15 +2670,15 @@
       </w:tr>
       <w:tr>
         <w:trPr>
-          <w:cantSplit/>
+          <w:cantSplit w:val="1"/>
         </w:trPr>
         <w:tc>
           <w:tcPr>
             <w:tcW w:type="dxa" w:w="1873"/>
             <w:vAlign w:val="center"/>
             <w:tcMar>
-              <w:top w:w="80" w:type="dxa"/>
-              <w:bottom w:w="80" w:type="dxa"/>
+              <w:top w:w="70" w:type="dxa"/>
+              <w:bottom w:w="70" w:type="dxa"/>
               <w:left w:w="100" w:type="dxa"/>
               <w:right w:w="100" w:type="dxa"/>
             </w:tcMar>
@@ -2425,10 +2686,13 @@
           </w:tcPr>
           <w:p>
             <w:pPr>
-              <w:keepNext w:val="0"/>
+              <w:keepNext/>
+              <w:keepLines/>
               <w:widowControl/>
-              <w:spacing w:after="0" w:before="0" w:line="276" w:lineRule="auto"/>
+              <w:spacing w:after="0" w:before="0" w:line="300" w:lineRule="exact"/>
               <w:jc w:val="center"/>
+              <w:snapToGrid w:val="0"/>
+              <w:wordWrap w:val="1"/>
             </w:pPr>
             <w:r>
               <w:rPr>
@@ -2446,8 +2710,8 @@
             <w:tcW w:type="dxa" w:w="5126"/>
             <w:vAlign w:val="center"/>
             <w:tcMar>
-              <w:top w:w="80" w:type="dxa"/>
-              <w:bottom w:w="80" w:type="dxa"/>
+              <w:top w:w="70" w:type="dxa"/>
+              <w:bottom w:w="70" w:type="dxa"/>
               <w:left w:w="100" w:type="dxa"/>
               <w:right w:w="100" w:type="dxa"/>
             </w:tcMar>
@@ -2455,9 +2719,12 @@
           </w:tcPr>
           <w:p>
             <w:pPr>
-              <w:keepNext w:val="0"/>
+              <w:keepNext/>
+              <w:keepLines/>
               <w:widowControl/>
-              <w:spacing w:after="0" w:before="0" w:line="276" w:lineRule="auto"/>
+              <w:spacing w:after="0" w:before="0" w:line="300" w:lineRule="exact"/>
+              <w:snapToGrid w:val="0"/>
+              <w:wordWrap w:val="1"/>
             </w:pPr>
             <w:r>
               <w:rPr>
@@ -2475,8 +2742,8 @@
             <w:tcW w:type="dxa" w:w="2859"/>
             <w:vAlign w:val="center"/>
             <w:tcMar>
-              <w:top w:w="80" w:type="dxa"/>
-              <w:bottom w:w="80" w:type="dxa"/>
+              <w:top w:w="70" w:type="dxa"/>
+              <w:bottom w:w="70" w:type="dxa"/>
               <w:left w:w="100" w:type="dxa"/>
               <w:right w:w="100" w:type="dxa"/>
             </w:tcMar>
@@ -2484,9 +2751,12 @@
           </w:tcPr>
           <w:p>
             <w:pPr>
-              <w:keepNext w:val="0"/>
+              <w:keepNext/>
+              <w:keepLines/>
               <w:widowControl/>
-              <w:spacing w:after="0" w:before="0" w:line="276" w:lineRule="auto"/>
+              <w:spacing w:after="0" w:before="0" w:line="300" w:lineRule="exact"/>
+              <w:snapToGrid w:val="0"/>
+              <w:wordWrap w:val="1"/>
             </w:pPr>
             <w:r>
               <w:rPr>
@@ -2502,15 +2772,15 @@
       </w:tr>
       <w:tr>
         <w:trPr>
-          <w:cantSplit/>
+          <w:cantSplit w:val="1"/>
         </w:trPr>
         <w:tc>
           <w:tcPr>
             <w:tcW w:type="dxa" w:w="1873"/>
             <w:vAlign w:val="center"/>
             <w:tcMar>
-              <w:top w:w="80" w:type="dxa"/>
-              <w:bottom w:w="80" w:type="dxa"/>
+              <w:top w:w="70" w:type="dxa"/>
+              <w:bottom w:w="70" w:type="dxa"/>
               <w:left w:w="100" w:type="dxa"/>
               <w:right w:w="100" w:type="dxa"/>
             </w:tcMar>
@@ -2519,9 +2789,12 @@
           <w:p>
             <w:pPr>
               <w:keepNext w:val="0"/>
+              <w:keepLines/>
               <w:widowControl/>
-              <w:spacing w:after="0" w:before="0" w:line="276" w:lineRule="auto"/>
+              <w:spacing w:after="0" w:before="0" w:line="300" w:lineRule="exact"/>
               <w:jc w:val="center"/>
+              <w:snapToGrid w:val="0"/>
+              <w:wordWrap w:val="1"/>
             </w:pPr>
             <w:r>
               <w:rPr>
@@ -2539,8 +2812,8 @@
             <w:tcW w:type="dxa" w:w="5126"/>
             <w:vAlign w:val="center"/>
             <w:tcMar>
-              <w:top w:w="80" w:type="dxa"/>
-              <w:bottom w:w="80" w:type="dxa"/>
+              <w:top w:w="70" w:type="dxa"/>
+              <w:bottom w:w="70" w:type="dxa"/>
               <w:left w:w="100" w:type="dxa"/>
               <w:right w:w="100" w:type="dxa"/>
             </w:tcMar>
@@ -2549,8 +2822,11 @@
           <w:p>
             <w:pPr>
               <w:keepNext w:val="0"/>
+              <w:keepLines/>
               <w:widowControl/>
-              <w:spacing w:after="0" w:before="0" w:line="276" w:lineRule="auto"/>
+              <w:spacing w:after="0" w:before="0" w:line="300" w:lineRule="exact"/>
+              <w:snapToGrid w:val="0"/>
+              <w:wordWrap w:val="1"/>
             </w:pPr>
             <w:r>
               <w:rPr>
@@ -2568,8 +2844,8 @@
             <w:tcW w:type="dxa" w:w="2859"/>
             <w:vAlign w:val="center"/>
             <w:tcMar>
-              <w:top w:w="80" w:type="dxa"/>
-              <w:bottom w:w="80" w:type="dxa"/>
+              <w:top w:w="70" w:type="dxa"/>
+              <w:bottom w:w="70" w:type="dxa"/>
               <w:left w:w="100" w:type="dxa"/>
               <w:right w:w="100" w:type="dxa"/>
             </w:tcMar>
@@ -2578,8 +2854,11 @@
           <w:p>
             <w:pPr>
               <w:keepNext w:val="0"/>
+              <w:keepLines/>
               <w:widowControl/>
-              <w:spacing w:after="0" w:before="0" w:line="276" w:lineRule="auto"/>
+              <w:spacing w:after="0" w:before="0" w:line="300" w:lineRule="exact"/>
+              <w:snapToGrid w:val="0"/>
+              <w:wordWrap w:val="1"/>
             </w:pPr>
             <w:r>
               <w:rPr>
@@ -2596,7 +2875,9 @@
     </w:tbl>
     <w:p>
       <w:pPr>
-        <w:spacing w:after="40" w:before="0" w:line="120" w:lineRule="auto"/>
+        <w:spacing w:after="60" w:before="0" w:line="60" w:lineRule="exact"/>
+        <w:widowControl/>
+        <w:snapToGrid w:val="0"/>
       </w:pPr>
       <w:r>
         <w:rPr>
@@ -2607,7 +2888,8 @@
     <w:p>
       <w:pPr>
         <w:widowControl/>
-        <w:spacing w:after="100"/>
+        <w:spacing w:after="120" w:line="360" w:lineRule="exact" w:before="0"/>
+        <w:snapToGrid w:val="0"/>
       </w:pPr>
       <w:r>
         <w:t>我已结合源码、测试输出及运行界面审核FR-01至FR-21；各项完成范围和结果见第八节，尚待补充的测试另列。</w:t>
@@ -2616,17 +2898,24 @@
     <w:p>
       <w:pPr>
         <w:pStyle w:val="Heading1"/>
+        <w:keepNext/>
+        <w:keepLines/>
         <w:widowControl/>
-        <w:spacing w:after="100"/>
+        <w:spacing w:after="120" w:line="440" w:lineRule="exact" w:before="240"/>
+        <w:snapToGrid w:val="0"/>
       </w:pPr>
       <w:r>
+        <w:rPr>
+          <w:color w:val="000000"/>
+        </w:rPr>
         <w:t>五、业务规则与关键决定</w:t>
       </w:r>
     </w:p>
     <w:p>
       <w:pPr>
         <w:widowControl/>
-        <w:spacing w:after="100"/>
+        <w:spacing w:after="120" w:line="360" w:lineRule="exact" w:before="0"/>
+        <w:snapToGrid w:val="0"/>
       </w:pPr>
       <w:r>
         <w:t>数据只提供交易事实，不能替我决定何种候选可以自动接受。为降低错误关联风险，我选择保守首轮自动处理，并把可解释推荐交给人工确认。规则、例外和反例共同决定系统结果，而不是只以配对数量评价方案。</w:t>
@@ -2653,16 +2942,16 @@
       </w:tblGrid>
       <w:tr>
         <w:trPr>
-          <w:cantSplit/>
-          <w:tblHeader/>
+          <w:cantSplit w:val="1"/>
+          <w:tblHeader w:val="1"/>
         </w:trPr>
         <w:tc>
           <w:tcPr>
             <w:tcW w:type="dxa" w:w="2267"/>
             <w:vAlign w:val="center"/>
             <w:tcMar>
-              <w:top w:w="80" w:type="dxa"/>
-              <w:bottom w:w="80" w:type="dxa"/>
+              <w:top w:w="70" w:type="dxa"/>
+              <w:bottom w:w="70" w:type="dxa"/>
               <w:left w:w="100" w:type="dxa"/>
               <w:right w:w="100" w:type="dxa"/>
             </w:tcMar>
@@ -2670,10 +2959,13 @@
           </w:tcPr>
           <w:p>
             <w:pPr>
-              <w:keepNext w:val="0"/>
+              <w:keepNext/>
+              <w:keepLines/>
               <w:widowControl/>
-              <w:spacing w:after="0" w:before="0" w:line="276" w:lineRule="auto"/>
+              <w:spacing w:after="0" w:before="0" w:line="300" w:lineRule="exact"/>
               <w:jc w:val="center"/>
+              <w:snapToGrid w:val="0"/>
+              <w:wordWrap w:val="1"/>
             </w:pPr>
             <w:r>
               <w:rPr>
@@ -2691,8 +2983,8 @@
             <w:tcW w:type="dxa" w:w="4535"/>
             <w:vAlign w:val="center"/>
             <w:tcMar>
-              <w:top w:w="80" w:type="dxa"/>
-              <w:bottom w:w="80" w:type="dxa"/>
+              <w:top w:w="70" w:type="dxa"/>
+              <w:bottom w:w="70" w:type="dxa"/>
               <w:left w:w="100" w:type="dxa"/>
               <w:right w:w="100" w:type="dxa"/>
             </w:tcMar>
@@ -2700,9 +2992,12 @@
           </w:tcPr>
           <w:p>
             <w:pPr>
-              <w:keepNext w:val="0"/>
+              <w:keepNext/>
+              <w:keepLines/>
               <w:widowControl/>
-              <w:spacing w:after="0" w:before="0" w:line="276" w:lineRule="auto"/>
+              <w:spacing w:after="0" w:before="0" w:line="300" w:lineRule="exact"/>
+              <w:snapToGrid w:val="0"/>
+              <w:wordWrap w:val="1"/>
             </w:pPr>
             <w:r>
               <w:rPr>
@@ -2720,8 +3015,8 @@
             <w:tcW w:type="dxa" w:w="3056"/>
             <w:vAlign w:val="center"/>
             <w:tcMar>
-              <w:top w:w="80" w:type="dxa"/>
-              <w:bottom w:w="80" w:type="dxa"/>
+              <w:top w:w="70" w:type="dxa"/>
+              <w:bottom w:w="70" w:type="dxa"/>
               <w:left w:w="100" w:type="dxa"/>
               <w:right w:w="100" w:type="dxa"/>
             </w:tcMar>
@@ -2729,9 +3024,12 @@
           </w:tcPr>
           <w:p>
             <w:pPr>
-              <w:keepNext w:val="0"/>
+              <w:keepNext/>
+              <w:keepLines/>
               <w:widowControl/>
-              <w:spacing w:after="0" w:before="0" w:line="276" w:lineRule="auto"/>
+              <w:spacing w:after="0" w:before="0" w:line="300" w:lineRule="exact"/>
+              <w:snapToGrid w:val="0"/>
+              <w:wordWrap w:val="1"/>
             </w:pPr>
             <w:r>
               <w:rPr>
@@ -2747,15 +3045,15 @@
       </w:tr>
       <w:tr>
         <w:trPr>
-          <w:cantSplit/>
+          <w:cantSplit w:val="1"/>
         </w:trPr>
         <w:tc>
           <w:tcPr>
             <w:tcW w:type="dxa" w:w="2267"/>
             <w:vAlign w:val="center"/>
             <w:tcMar>
-              <w:top w:w="80" w:type="dxa"/>
-              <w:bottom w:w="80" w:type="dxa"/>
+              <w:top w:w="70" w:type="dxa"/>
+              <w:bottom w:w="70" w:type="dxa"/>
               <w:left w:w="100" w:type="dxa"/>
               <w:right w:w="100" w:type="dxa"/>
             </w:tcMar>
@@ -2763,10 +3061,13 @@
           </w:tcPr>
           <w:p>
             <w:pPr>
-              <w:keepNext w:val="0"/>
+              <w:keepNext/>
+              <w:keepLines/>
               <w:widowControl/>
-              <w:spacing w:after="0" w:before="0" w:line="276" w:lineRule="auto"/>
+              <w:spacing w:after="0" w:before="0" w:line="300" w:lineRule="exact"/>
               <w:jc w:val="center"/>
+              <w:snapToGrid w:val="0"/>
+              <w:wordWrap w:val="1"/>
             </w:pPr>
             <w:r>
               <w:rPr>
@@ -2784,8 +3085,8 @@
             <w:tcW w:type="dxa" w:w="4535"/>
             <w:vAlign w:val="center"/>
             <w:tcMar>
-              <w:top w:w="80" w:type="dxa"/>
-              <w:bottom w:w="80" w:type="dxa"/>
+              <w:top w:w="70" w:type="dxa"/>
+              <w:bottom w:w="70" w:type="dxa"/>
               <w:left w:w="100" w:type="dxa"/>
               <w:right w:w="100" w:type="dxa"/>
             </w:tcMar>
@@ -2793,9 +3094,12 @@
           </w:tcPr>
           <w:p>
             <w:pPr>
-              <w:keepNext w:val="0"/>
+              <w:keepNext/>
+              <w:keepLines/>
               <w:widowControl/>
-              <w:spacing w:after="0" w:before="0" w:line="276" w:lineRule="auto"/>
+              <w:spacing w:after="0" w:before="0" w:line="300" w:lineRule="exact"/>
+              <w:snapToGrid w:val="0"/>
+              <w:wordWrap w:val="1"/>
             </w:pPr>
             <w:r>
               <w:rPr>
@@ -2813,8 +3117,8 @@
             <w:tcW w:type="dxa" w:w="3056"/>
             <w:vAlign w:val="center"/>
             <w:tcMar>
-              <w:top w:w="80" w:type="dxa"/>
-              <w:bottom w:w="80" w:type="dxa"/>
+              <w:top w:w="70" w:type="dxa"/>
+              <w:bottom w:w="70" w:type="dxa"/>
               <w:left w:w="100" w:type="dxa"/>
               <w:right w:w="100" w:type="dxa"/>
             </w:tcMar>
@@ -2822,9 +3126,12 @@
           </w:tcPr>
           <w:p>
             <w:pPr>
-              <w:keepNext w:val="0"/>
+              <w:keepNext/>
+              <w:keepLines/>
               <w:widowControl/>
-              <w:spacing w:after="0" w:before="0" w:line="276" w:lineRule="auto"/>
+              <w:spacing w:after="0" w:before="0" w:line="300" w:lineRule="exact"/>
+              <w:snapToGrid w:val="0"/>
+              <w:wordWrap w:val="1"/>
             </w:pPr>
             <w:r>
               <w:rPr>
@@ -2840,15 +3147,15 @@
       </w:tr>
       <w:tr>
         <w:trPr>
-          <w:cantSplit/>
+          <w:cantSplit w:val="1"/>
         </w:trPr>
         <w:tc>
           <w:tcPr>
             <w:tcW w:type="dxa" w:w="2267"/>
             <w:vAlign w:val="center"/>
             <w:tcMar>
-              <w:top w:w="80" w:type="dxa"/>
-              <w:bottom w:w="80" w:type="dxa"/>
+              <w:top w:w="70" w:type="dxa"/>
+              <w:bottom w:w="70" w:type="dxa"/>
               <w:left w:w="100" w:type="dxa"/>
               <w:right w:w="100" w:type="dxa"/>
             </w:tcMar>
@@ -2857,9 +3164,12 @@
           <w:p>
             <w:pPr>
               <w:keepNext w:val="0"/>
+              <w:keepLines/>
               <w:widowControl/>
-              <w:spacing w:after="0" w:before="0" w:line="276" w:lineRule="auto"/>
+              <w:spacing w:after="0" w:before="0" w:line="300" w:lineRule="exact"/>
               <w:jc w:val="center"/>
+              <w:snapToGrid w:val="0"/>
+              <w:wordWrap w:val="1"/>
             </w:pPr>
             <w:r>
               <w:rPr>
@@ -2877,8 +3187,8 @@
             <w:tcW w:type="dxa" w:w="4535"/>
             <w:vAlign w:val="center"/>
             <w:tcMar>
-              <w:top w:w="80" w:type="dxa"/>
-              <w:bottom w:w="80" w:type="dxa"/>
+              <w:top w:w="70" w:type="dxa"/>
+              <w:bottom w:w="70" w:type="dxa"/>
               <w:left w:w="100" w:type="dxa"/>
               <w:right w:w="100" w:type="dxa"/>
             </w:tcMar>
@@ -2887,8 +3197,11 @@
           <w:p>
             <w:pPr>
               <w:keepNext w:val="0"/>
+              <w:keepLines/>
               <w:widowControl/>
-              <w:spacing w:after="0" w:before="0" w:line="276" w:lineRule="auto"/>
+              <w:spacing w:after="0" w:before="0" w:line="300" w:lineRule="exact"/>
+              <w:snapToGrid w:val="0"/>
+              <w:wordWrap w:val="1"/>
             </w:pPr>
             <w:r>
               <w:rPr>
@@ -2906,8 +3219,8 @@
             <w:tcW w:type="dxa" w:w="3056"/>
             <w:vAlign w:val="center"/>
             <w:tcMar>
-              <w:top w:w="80" w:type="dxa"/>
-              <w:bottom w:w="80" w:type="dxa"/>
+              <w:top w:w="70" w:type="dxa"/>
+              <w:bottom w:w="70" w:type="dxa"/>
               <w:left w:w="100" w:type="dxa"/>
               <w:right w:w="100" w:type="dxa"/>
             </w:tcMar>
@@ -2916,8 +3229,11 @@
           <w:p>
             <w:pPr>
               <w:keepNext w:val="0"/>
+              <w:keepLines/>
               <w:widowControl/>
-              <w:spacing w:after="0" w:before="0" w:line="276" w:lineRule="auto"/>
+              <w:spacing w:after="0" w:before="0" w:line="300" w:lineRule="exact"/>
+              <w:snapToGrid w:val="0"/>
+              <w:wordWrap w:val="1"/>
             </w:pPr>
             <w:r>
               <w:rPr>
@@ -2933,15 +3249,15 @@
       </w:tr>
       <w:tr>
         <w:trPr>
-          <w:cantSplit/>
+          <w:cantSplit w:val="1"/>
         </w:trPr>
         <w:tc>
           <w:tcPr>
             <w:tcW w:type="dxa" w:w="2267"/>
             <w:vAlign w:val="center"/>
             <w:tcMar>
-              <w:top w:w="80" w:type="dxa"/>
-              <w:bottom w:w="80" w:type="dxa"/>
+              <w:top w:w="70" w:type="dxa"/>
+              <w:bottom w:w="70" w:type="dxa"/>
               <w:left w:w="100" w:type="dxa"/>
               <w:right w:w="100" w:type="dxa"/>
             </w:tcMar>
@@ -2950,9 +3266,12 @@
           <w:p>
             <w:pPr>
               <w:keepNext w:val="0"/>
+              <w:keepLines/>
               <w:widowControl/>
-              <w:spacing w:after="0" w:before="0" w:line="276" w:lineRule="auto"/>
+              <w:spacing w:after="0" w:before="0" w:line="300" w:lineRule="exact"/>
               <w:jc w:val="center"/>
+              <w:snapToGrid w:val="0"/>
+              <w:wordWrap w:val="1"/>
             </w:pPr>
             <w:r>
               <w:rPr>
@@ -2970,8 +3289,8 @@
             <w:tcW w:type="dxa" w:w="4535"/>
             <w:vAlign w:val="center"/>
             <w:tcMar>
-              <w:top w:w="80" w:type="dxa"/>
-              <w:bottom w:w="80" w:type="dxa"/>
+              <w:top w:w="70" w:type="dxa"/>
+              <w:bottom w:w="70" w:type="dxa"/>
               <w:left w:w="100" w:type="dxa"/>
               <w:right w:w="100" w:type="dxa"/>
             </w:tcMar>
@@ -2980,8 +3299,11 @@
           <w:p>
             <w:pPr>
               <w:keepNext w:val="0"/>
+              <w:keepLines/>
               <w:widowControl/>
-              <w:spacing w:after="0" w:before="0" w:line="276" w:lineRule="auto"/>
+              <w:spacing w:after="0" w:before="0" w:line="300" w:lineRule="exact"/>
+              <w:snapToGrid w:val="0"/>
+              <w:wordWrap w:val="1"/>
             </w:pPr>
             <w:r>
               <w:rPr>
@@ -2999,8 +3321,8 @@
             <w:tcW w:type="dxa" w:w="3056"/>
             <w:vAlign w:val="center"/>
             <w:tcMar>
-              <w:top w:w="80" w:type="dxa"/>
-              <w:bottom w:w="80" w:type="dxa"/>
+              <w:top w:w="70" w:type="dxa"/>
+              <w:bottom w:w="70" w:type="dxa"/>
               <w:left w:w="100" w:type="dxa"/>
               <w:right w:w="100" w:type="dxa"/>
             </w:tcMar>
@@ -3009,8 +3331,11 @@
           <w:p>
             <w:pPr>
               <w:keepNext w:val="0"/>
+              <w:keepLines/>
               <w:widowControl/>
-              <w:spacing w:after="0" w:before="0" w:line="276" w:lineRule="auto"/>
+              <w:spacing w:after="0" w:before="0" w:line="300" w:lineRule="exact"/>
+              <w:snapToGrid w:val="0"/>
+              <w:wordWrap w:val="1"/>
             </w:pPr>
             <w:r>
               <w:rPr>
@@ -3026,15 +3351,15 @@
       </w:tr>
       <w:tr>
         <w:trPr>
-          <w:cantSplit/>
+          <w:cantSplit w:val="1"/>
         </w:trPr>
         <w:tc>
           <w:tcPr>
             <w:tcW w:type="dxa" w:w="2267"/>
             <w:vAlign w:val="center"/>
             <w:tcMar>
-              <w:top w:w="80" w:type="dxa"/>
-              <w:bottom w:w="80" w:type="dxa"/>
+              <w:top w:w="70" w:type="dxa"/>
+              <w:bottom w:w="70" w:type="dxa"/>
               <w:left w:w="100" w:type="dxa"/>
               <w:right w:w="100" w:type="dxa"/>
             </w:tcMar>
@@ -3043,9 +3368,12 @@
           <w:p>
             <w:pPr>
               <w:keepNext w:val="0"/>
+              <w:keepLines/>
               <w:widowControl/>
-              <w:spacing w:after="0" w:before="0" w:line="276" w:lineRule="auto"/>
+              <w:spacing w:after="0" w:before="0" w:line="300" w:lineRule="exact"/>
               <w:jc w:val="center"/>
+              <w:snapToGrid w:val="0"/>
+              <w:wordWrap w:val="1"/>
             </w:pPr>
             <w:r>
               <w:rPr>
@@ -3063,8 +3391,8 @@
             <w:tcW w:type="dxa" w:w="4535"/>
             <w:vAlign w:val="center"/>
             <w:tcMar>
-              <w:top w:w="80" w:type="dxa"/>
-              <w:bottom w:w="80" w:type="dxa"/>
+              <w:top w:w="70" w:type="dxa"/>
+              <w:bottom w:w="70" w:type="dxa"/>
               <w:left w:w="100" w:type="dxa"/>
               <w:right w:w="100" w:type="dxa"/>
             </w:tcMar>
@@ -3073,8 +3401,11 @@
           <w:p>
             <w:pPr>
               <w:keepNext w:val="0"/>
+              <w:keepLines/>
               <w:widowControl/>
-              <w:spacing w:after="0" w:before="0" w:line="276" w:lineRule="auto"/>
+              <w:spacing w:after="0" w:before="0" w:line="300" w:lineRule="exact"/>
+              <w:snapToGrid w:val="0"/>
+              <w:wordWrap w:val="1"/>
             </w:pPr>
             <w:r>
               <w:rPr>
@@ -3092,8 +3423,8 @@
             <w:tcW w:type="dxa" w:w="3056"/>
             <w:vAlign w:val="center"/>
             <w:tcMar>
-              <w:top w:w="80" w:type="dxa"/>
-              <w:bottom w:w="80" w:type="dxa"/>
+              <w:top w:w="70" w:type="dxa"/>
+              <w:bottom w:w="70" w:type="dxa"/>
               <w:left w:w="100" w:type="dxa"/>
               <w:right w:w="100" w:type="dxa"/>
             </w:tcMar>
@@ -3102,8 +3433,11 @@
           <w:p>
             <w:pPr>
               <w:keepNext w:val="0"/>
+              <w:keepLines/>
               <w:widowControl/>
-              <w:spacing w:after="0" w:before="0" w:line="276" w:lineRule="auto"/>
+              <w:spacing w:after="0" w:before="0" w:line="300" w:lineRule="exact"/>
+              <w:snapToGrid w:val="0"/>
+              <w:wordWrap w:val="1"/>
             </w:pPr>
             <w:r>
               <w:rPr>
@@ -3119,15 +3453,15 @@
       </w:tr>
       <w:tr>
         <w:trPr>
-          <w:cantSplit/>
+          <w:cantSplit w:val="1"/>
         </w:trPr>
         <w:tc>
           <w:tcPr>
             <w:tcW w:type="dxa" w:w="2267"/>
             <w:vAlign w:val="center"/>
             <w:tcMar>
-              <w:top w:w="80" w:type="dxa"/>
-              <w:bottom w:w="80" w:type="dxa"/>
+              <w:top w:w="70" w:type="dxa"/>
+              <w:bottom w:w="70" w:type="dxa"/>
               <w:left w:w="100" w:type="dxa"/>
               <w:right w:w="100" w:type="dxa"/>
             </w:tcMar>
@@ -3136,9 +3470,12 @@
           <w:p>
             <w:pPr>
               <w:keepNext w:val="0"/>
+              <w:keepLines/>
               <w:widowControl/>
-              <w:spacing w:after="0" w:before="0" w:line="276" w:lineRule="auto"/>
+              <w:spacing w:after="0" w:before="0" w:line="300" w:lineRule="exact"/>
               <w:jc w:val="center"/>
+              <w:snapToGrid w:val="0"/>
+              <w:wordWrap w:val="1"/>
             </w:pPr>
             <w:r>
               <w:rPr>
@@ -3156,8 +3493,8 @@
             <w:tcW w:type="dxa" w:w="4535"/>
             <w:vAlign w:val="center"/>
             <w:tcMar>
-              <w:top w:w="80" w:type="dxa"/>
-              <w:bottom w:w="80" w:type="dxa"/>
+              <w:top w:w="70" w:type="dxa"/>
+              <w:bottom w:w="70" w:type="dxa"/>
               <w:left w:w="100" w:type="dxa"/>
               <w:right w:w="100" w:type="dxa"/>
             </w:tcMar>
@@ -3166,8 +3503,11 @@
           <w:p>
             <w:pPr>
               <w:keepNext w:val="0"/>
+              <w:keepLines/>
               <w:widowControl/>
-              <w:spacing w:after="0" w:before="0" w:line="276" w:lineRule="auto"/>
+              <w:spacing w:after="0" w:before="0" w:line="300" w:lineRule="exact"/>
+              <w:snapToGrid w:val="0"/>
+              <w:wordWrap w:val="1"/>
             </w:pPr>
             <w:r>
               <w:rPr>
@@ -3185,8 +3525,8 @@
             <w:tcW w:type="dxa" w:w="3056"/>
             <w:vAlign w:val="center"/>
             <w:tcMar>
-              <w:top w:w="80" w:type="dxa"/>
-              <w:bottom w:w="80" w:type="dxa"/>
+              <w:top w:w="70" w:type="dxa"/>
+              <w:bottom w:w="70" w:type="dxa"/>
               <w:left w:w="100" w:type="dxa"/>
               <w:right w:w="100" w:type="dxa"/>
             </w:tcMar>
@@ -3195,8 +3535,11 @@
           <w:p>
             <w:pPr>
               <w:keepNext w:val="0"/>
+              <w:keepLines/>
               <w:widowControl/>
-              <w:spacing w:after="0" w:before="0" w:line="276" w:lineRule="auto"/>
+              <w:spacing w:after="0" w:before="0" w:line="300" w:lineRule="exact"/>
+              <w:snapToGrid w:val="0"/>
+              <w:wordWrap w:val="1"/>
             </w:pPr>
             <w:r>
               <w:rPr>
@@ -3212,15 +3555,15 @@
       </w:tr>
       <w:tr>
         <w:trPr>
-          <w:cantSplit/>
+          <w:cantSplit w:val="1"/>
         </w:trPr>
         <w:tc>
           <w:tcPr>
             <w:tcW w:type="dxa" w:w="2267"/>
             <w:vAlign w:val="center"/>
             <w:tcMar>
-              <w:top w:w="80" w:type="dxa"/>
-              <w:bottom w:w="80" w:type="dxa"/>
+              <w:top w:w="70" w:type="dxa"/>
+              <w:bottom w:w="70" w:type="dxa"/>
               <w:left w:w="100" w:type="dxa"/>
               <w:right w:w="100" w:type="dxa"/>
             </w:tcMar>
@@ -3229,9 +3572,12 @@
           <w:p>
             <w:pPr>
               <w:keepNext w:val="0"/>
+              <w:keepLines/>
               <w:widowControl/>
-              <w:spacing w:after="0" w:before="0" w:line="276" w:lineRule="auto"/>
+              <w:spacing w:after="0" w:before="0" w:line="300" w:lineRule="exact"/>
               <w:jc w:val="center"/>
+              <w:snapToGrid w:val="0"/>
+              <w:wordWrap w:val="1"/>
             </w:pPr>
             <w:r>
               <w:rPr>
@@ -3249,8 +3595,8 @@
             <w:tcW w:type="dxa" w:w="4535"/>
             <w:vAlign w:val="center"/>
             <w:tcMar>
-              <w:top w:w="80" w:type="dxa"/>
-              <w:bottom w:w="80" w:type="dxa"/>
+              <w:top w:w="70" w:type="dxa"/>
+              <w:bottom w:w="70" w:type="dxa"/>
               <w:left w:w="100" w:type="dxa"/>
               <w:right w:w="100" w:type="dxa"/>
             </w:tcMar>
@@ -3259,8 +3605,11 @@
           <w:p>
             <w:pPr>
               <w:keepNext w:val="0"/>
+              <w:keepLines/>
               <w:widowControl/>
-              <w:spacing w:after="0" w:before="0" w:line="276" w:lineRule="auto"/>
+              <w:spacing w:after="0" w:before="0" w:line="300" w:lineRule="exact"/>
+              <w:snapToGrid w:val="0"/>
+              <w:wordWrap w:val="1"/>
             </w:pPr>
             <w:r>
               <w:rPr>
@@ -3278,8 +3627,8 @@
             <w:tcW w:type="dxa" w:w="3056"/>
             <w:vAlign w:val="center"/>
             <w:tcMar>
-              <w:top w:w="80" w:type="dxa"/>
-              <w:bottom w:w="80" w:type="dxa"/>
+              <w:top w:w="70" w:type="dxa"/>
+              <w:bottom w:w="70" w:type="dxa"/>
               <w:left w:w="100" w:type="dxa"/>
               <w:right w:w="100" w:type="dxa"/>
             </w:tcMar>
@@ -3288,8 +3637,11 @@
           <w:p>
             <w:pPr>
               <w:keepNext w:val="0"/>
+              <w:keepLines/>
               <w:widowControl/>
-              <w:spacing w:after="0" w:before="0" w:line="276" w:lineRule="auto"/>
+              <w:spacing w:after="0" w:before="0" w:line="300" w:lineRule="exact"/>
+              <w:snapToGrid w:val="0"/>
+              <w:wordWrap w:val="1"/>
             </w:pPr>
             <w:r>
               <w:rPr>
@@ -3305,15 +3657,15 @@
       </w:tr>
       <w:tr>
         <w:trPr>
-          <w:cantSplit/>
+          <w:cantSplit w:val="1"/>
         </w:trPr>
         <w:tc>
           <w:tcPr>
             <w:tcW w:type="dxa" w:w="2267"/>
             <w:vAlign w:val="center"/>
             <w:tcMar>
-              <w:top w:w="80" w:type="dxa"/>
-              <w:bottom w:w="80" w:type="dxa"/>
+              <w:top w:w="70" w:type="dxa"/>
+              <w:bottom w:w="70" w:type="dxa"/>
               <w:left w:w="100" w:type="dxa"/>
               <w:right w:w="100" w:type="dxa"/>
             </w:tcMar>
@@ -3321,10 +3673,13 @@
           </w:tcPr>
           <w:p>
             <w:pPr>
-              <w:keepNext w:val="0"/>
+              <w:keepNext/>
+              <w:keepLines/>
               <w:widowControl/>
-              <w:spacing w:after="0" w:before="0" w:line="276" w:lineRule="auto"/>
+              <w:spacing w:after="0" w:before="0" w:line="300" w:lineRule="exact"/>
               <w:jc w:val="center"/>
+              <w:snapToGrid w:val="0"/>
+              <w:wordWrap w:val="1"/>
             </w:pPr>
             <w:r>
               <w:rPr>
@@ -3342,8 +3697,8 @@
             <w:tcW w:type="dxa" w:w="4535"/>
             <w:vAlign w:val="center"/>
             <w:tcMar>
-              <w:top w:w="80" w:type="dxa"/>
-              <w:bottom w:w="80" w:type="dxa"/>
+              <w:top w:w="70" w:type="dxa"/>
+              <w:bottom w:w="70" w:type="dxa"/>
               <w:left w:w="100" w:type="dxa"/>
               <w:right w:w="100" w:type="dxa"/>
             </w:tcMar>
@@ -3351,9 +3706,12 @@
           </w:tcPr>
           <w:p>
             <w:pPr>
-              <w:keepNext w:val="0"/>
+              <w:keepNext/>
+              <w:keepLines/>
               <w:widowControl/>
-              <w:spacing w:after="0" w:before="0" w:line="276" w:lineRule="auto"/>
+              <w:spacing w:after="0" w:before="0" w:line="300" w:lineRule="exact"/>
+              <w:snapToGrid w:val="0"/>
+              <w:wordWrap w:val="1"/>
             </w:pPr>
             <w:r>
               <w:rPr>
@@ -3371,8 +3729,8 @@
             <w:tcW w:type="dxa" w:w="3056"/>
             <w:vAlign w:val="center"/>
             <w:tcMar>
-              <w:top w:w="80" w:type="dxa"/>
-              <w:bottom w:w="80" w:type="dxa"/>
+              <w:top w:w="70" w:type="dxa"/>
+              <w:bottom w:w="70" w:type="dxa"/>
               <w:left w:w="100" w:type="dxa"/>
               <w:right w:w="100" w:type="dxa"/>
             </w:tcMar>
@@ -3380,9 +3738,12 @@
           </w:tcPr>
           <w:p>
             <w:pPr>
-              <w:keepNext w:val="0"/>
+              <w:keepNext/>
+              <w:keepLines/>
               <w:widowControl/>
-              <w:spacing w:after="0" w:before="0" w:line="276" w:lineRule="auto"/>
+              <w:spacing w:after="0" w:before="0" w:line="300" w:lineRule="exact"/>
+              <w:snapToGrid w:val="0"/>
+              <w:wordWrap w:val="1"/>
             </w:pPr>
             <w:r>
               <w:rPr>
@@ -3398,15 +3759,15 @@
       </w:tr>
       <w:tr>
         <w:trPr>
-          <w:cantSplit/>
+          <w:cantSplit w:val="1"/>
         </w:trPr>
         <w:tc>
           <w:tcPr>
             <w:tcW w:type="dxa" w:w="2267"/>
             <w:vAlign w:val="center"/>
             <w:tcMar>
-              <w:top w:w="80" w:type="dxa"/>
-              <w:bottom w:w="80" w:type="dxa"/>
+              <w:top w:w="70" w:type="dxa"/>
+              <w:bottom w:w="70" w:type="dxa"/>
               <w:left w:w="100" w:type="dxa"/>
               <w:right w:w="100" w:type="dxa"/>
             </w:tcMar>
@@ -3415,9 +3776,12 @@
           <w:p>
             <w:pPr>
               <w:keepNext w:val="0"/>
+              <w:keepLines/>
               <w:widowControl/>
-              <w:spacing w:after="0" w:before="0" w:line="276" w:lineRule="auto"/>
+              <w:spacing w:after="0" w:before="0" w:line="300" w:lineRule="exact"/>
               <w:jc w:val="center"/>
+              <w:snapToGrid w:val="0"/>
+              <w:wordWrap w:val="1"/>
             </w:pPr>
             <w:r>
               <w:rPr>
@@ -3435,8 +3799,8 @@
             <w:tcW w:type="dxa" w:w="4535"/>
             <w:vAlign w:val="center"/>
             <w:tcMar>
-              <w:top w:w="80" w:type="dxa"/>
-              <w:bottom w:w="80" w:type="dxa"/>
+              <w:top w:w="70" w:type="dxa"/>
+              <w:bottom w:w="70" w:type="dxa"/>
               <w:left w:w="100" w:type="dxa"/>
               <w:right w:w="100" w:type="dxa"/>
             </w:tcMar>
@@ -3445,8 +3809,11 @@
           <w:p>
             <w:pPr>
               <w:keepNext w:val="0"/>
+              <w:keepLines/>
               <w:widowControl/>
-              <w:spacing w:after="0" w:before="0" w:line="276" w:lineRule="auto"/>
+              <w:spacing w:after="0" w:before="0" w:line="300" w:lineRule="exact"/>
+              <w:snapToGrid w:val="0"/>
+              <w:wordWrap w:val="1"/>
             </w:pPr>
             <w:r>
               <w:rPr>
@@ -3464,8 +3831,8 @@
             <w:tcW w:type="dxa" w:w="3056"/>
             <w:vAlign w:val="center"/>
             <w:tcMar>
-              <w:top w:w="80" w:type="dxa"/>
-              <w:bottom w:w="80" w:type="dxa"/>
+              <w:top w:w="70" w:type="dxa"/>
+              <w:bottom w:w="70" w:type="dxa"/>
               <w:left w:w="100" w:type="dxa"/>
               <w:right w:w="100" w:type="dxa"/>
             </w:tcMar>
@@ -3474,8 +3841,11 @@
           <w:p>
             <w:pPr>
               <w:keepNext w:val="0"/>
+              <w:keepLines/>
               <w:widowControl/>
-              <w:spacing w:after="0" w:before="0" w:line="276" w:lineRule="auto"/>
+              <w:spacing w:after="0" w:before="0" w:line="300" w:lineRule="exact"/>
+              <w:snapToGrid w:val="0"/>
+              <w:wordWrap w:val="1"/>
             </w:pPr>
             <w:r>
               <w:rPr>
@@ -3492,7 +3862,9 @@
     </w:tbl>
     <w:p>
       <w:pPr>
-        <w:spacing w:after="40" w:before="0" w:line="120" w:lineRule="auto"/>
+        <w:spacing w:after="60" w:before="0" w:line="60" w:lineRule="exact"/>
+        <w:widowControl/>
+        <w:snapToGrid w:val="0"/>
       </w:pPr>
       <w:r>
         <w:rPr>
@@ -3503,7 +3875,8 @@
     <w:p>
       <w:pPr>
         <w:widowControl/>
-        <w:spacing w:after="100"/>
+        <w:spacing w:after="120" w:line="360" w:lineRule="exact" w:before="0"/>
+        <w:snapToGrid w:val="0"/>
       </w:pPr>
       <w:r>
         <w:t>人工推荐、补录或合成验收数据均必须标明性质。用于演示的销售补录不等于官方原始交易，不能伪造凭证来提高覆盖率；未知关系应保留未解决状态及下一步所需资料。</w:t>
@@ -3512,10 +3885,16 @@
     <w:p>
       <w:pPr>
         <w:pStyle w:val="Heading1"/>
+        <w:keepNext/>
+        <w:keepLines/>
         <w:widowControl/>
-        <w:spacing w:after="100"/>
+        <w:spacing w:after="120" w:line="440" w:lineRule="exact" w:before="240"/>
+        <w:snapToGrid w:val="0"/>
       </w:pPr>
       <w:r>
+        <w:rPr>
+          <w:color w:val="000000"/>
+        </w:rPr>
         <w:t>六、方案比较与实现设计</w:t>
       </w:r>
     </w:p>
@@ -3540,16 +3919,16 @@
       </w:tblGrid>
       <w:tr>
         <w:trPr>
-          <w:cantSplit/>
-          <w:tblHeader/>
+          <w:cantSplit w:val="1"/>
+          <w:tblHeader w:val="1"/>
         </w:trPr>
         <w:tc>
           <w:tcPr>
             <w:tcW w:type="dxa" w:w="2464"/>
             <w:vAlign w:val="center"/>
             <w:tcMar>
-              <w:top w:w="80" w:type="dxa"/>
-              <w:bottom w:w="80" w:type="dxa"/>
+              <w:top w:w="70" w:type="dxa"/>
+              <w:bottom w:w="70" w:type="dxa"/>
               <w:left w:w="100" w:type="dxa"/>
               <w:right w:w="100" w:type="dxa"/>
             </w:tcMar>
@@ -3557,10 +3936,13 @@
           </w:tcPr>
           <w:p>
             <w:pPr>
-              <w:keepNext w:val="0"/>
+              <w:keepNext/>
+              <w:keepLines/>
               <w:widowControl/>
-              <w:spacing w:after="0" w:before="0" w:line="276" w:lineRule="auto"/>
+              <w:spacing w:after="0" w:before="0" w:line="300" w:lineRule="exact"/>
               <w:jc w:val="center"/>
+              <w:snapToGrid w:val="0"/>
+              <w:wordWrap w:val="1"/>
             </w:pPr>
             <w:r>
               <w:rPr>
@@ -3578,8 +3960,8 @@
             <w:tcW w:type="dxa" w:w="3155"/>
             <w:vAlign w:val="center"/>
             <w:tcMar>
-              <w:top w:w="80" w:type="dxa"/>
-              <w:bottom w:w="80" w:type="dxa"/>
+              <w:top w:w="70" w:type="dxa"/>
+              <w:bottom w:w="70" w:type="dxa"/>
               <w:left w:w="100" w:type="dxa"/>
               <w:right w:w="100" w:type="dxa"/>
             </w:tcMar>
@@ -3587,9 +3969,12 @@
           </w:tcPr>
           <w:p>
             <w:pPr>
-              <w:keepNext w:val="0"/>
+              <w:keepNext/>
+              <w:keepLines/>
               <w:widowControl/>
-              <w:spacing w:after="0" w:before="0" w:line="276" w:lineRule="auto"/>
+              <w:spacing w:after="0" w:before="0" w:line="300" w:lineRule="exact"/>
+              <w:snapToGrid w:val="0"/>
+              <w:wordWrap w:val="1"/>
             </w:pPr>
             <w:r>
               <w:rPr>
@@ -3607,8 +3992,8 @@
             <w:tcW w:type="dxa" w:w="4239"/>
             <w:vAlign w:val="center"/>
             <w:tcMar>
-              <w:top w:w="80" w:type="dxa"/>
-              <w:bottom w:w="80" w:type="dxa"/>
+              <w:top w:w="70" w:type="dxa"/>
+              <w:bottom w:w="70" w:type="dxa"/>
               <w:left w:w="100" w:type="dxa"/>
               <w:right w:w="100" w:type="dxa"/>
             </w:tcMar>
@@ -3616,9 +4001,12 @@
           </w:tcPr>
           <w:p>
             <w:pPr>
-              <w:keepNext w:val="0"/>
+              <w:keepNext/>
+              <w:keepLines/>
               <w:widowControl/>
-              <w:spacing w:after="0" w:before="0" w:line="276" w:lineRule="auto"/>
+              <w:spacing w:after="0" w:before="0" w:line="300" w:lineRule="exact"/>
+              <w:snapToGrid w:val="0"/>
+              <w:wordWrap w:val="1"/>
             </w:pPr>
             <w:r>
               <w:rPr>
@@ -3634,15 +4022,15 @@
       </w:tr>
       <w:tr>
         <w:trPr>
-          <w:cantSplit/>
+          <w:cantSplit w:val="1"/>
         </w:trPr>
         <w:tc>
           <w:tcPr>
             <w:tcW w:type="dxa" w:w="2464"/>
             <w:vAlign w:val="center"/>
             <w:tcMar>
-              <w:top w:w="80" w:type="dxa"/>
-              <w:bottom w:w="80" w:type="dxa"/>
+              <w:top w:w="70" w:type="dxa"/>
+              <w:bottom w:w="70" w:type="dxa"/>
               <w:left w:w="100" w:type="dxa"/>
               <w:right w:w="100" w:type="dxa"/>
             </w:tcMar>
@@ -3650,10 +4038,13 @@
           </w:tcPr>
           <w:p>
             <w:pPr>
-              <w:keepNext w:val="0"/>
+              <w:keepNext/>
+              <w:keepLines/>
               <w:widowControl/>
-              <w:spacing w:after="0" w:before="0" w:line="276" w:lineRule="auto"/>
+              <w:spacing w:after="0" w:before="0" w:line="300" w:lineRule="exact"/>
               <w:jc w:val="center"/>
+              <w:snapToGrid w:val="0"/>
+              <w:wordWrap w:val="1"/>
             </w:pPr>
             <w:r>
               <w:rPr>
@@ -3671,8 +4062,8 @@
             <w:tcW w:type="dxa" w:w="3155"/>
             <w:vAlign w:val="center"/>
             <w:tcMar>
-              <w:top w:w="80" w:type="dxa"/>
-              <w:bottom w:w="80" w:type="dxa"/>
+              <w:top w:w="70" w:type="dxa"/>
+              <w:bottom w:w="70" w:type="dxa"/>
               <w:left w:w="100" w:type="dxa"/>
               <w:right w:w="100" w:type="dxa"/>
             </w:tcMar>
@@ -3680,9 +4071,12 @@
           </w:tcPr>
           <w:p>
             <w:pPr>
-              <w:keepNext w:val="0"/>
+              <w:keepNext/>
+              <w:keepLines/>
               <w:widowControl/>
-              <w:spacing w:after="0" w:before="0" w:line="276" w:lineRule="auto"/>
+              <w:spacing w:after="0" w:before="0" w:line="300" w:lineRule="exact"/>
+              <w:snapToGrid w:val="0"/>
+              <w:wordWrap w:val="1"/>
             </w:pPr>
             <w:r>
               <w:rPr>
@@ -3700,8 +4094,8 @@
             <w:tcW w:type="dxa" w:w="4239"/>
             <w:vAlign w:val="center"/>
             <w:tcMar>
-              <w:top w:w="80" w:type="dxa"/>
-              <w:bottom w:w="80" w:type="dxa"/>
+              <w:top w:w="70" w:type="dxa"/>
+              <w:bottom w:w="70" w:type="dxa"/>
               <w:left w:w="100" w:type="dxa"/>
               <w:right w:w="100" w:type="dxa"/>
             </w:tcMar>
@@ -3709,9 +4103,12 @@
           </w:tcPr>
           <w:p>
             <w:pPr>
-              <w:keepNext w:val="0"/>
+              <w:keepNext/>
+              <w:keepLines/>
               <w:widowControl/>
-              <w:spacing w:after="0" w:before="0" w:line="276" w:lineRule="auto"/>
+              <w:spacing w:after="0" w:before="0" w:line="300" w:lineRule="exact"/>
+              <w:snapToGrid w:val="0"/>
+              <w:wordWrap w:val="1"/>
             </w:pPr>
             <w:r>
               <w:rPr>
@@ -3727,15 +4124,15 @@
       </w:tr>
       <w:tr>
         <w:trPr>
-          <w:cantSplit/>
+          <w:cantSplit w:val="1"/>
         </w:trPr>
         <w:tc>
           <w:tcPr>
             <w:tcW w:type="dxa" w:w="2464"/>
             <w:vAlign w:val="center"/>
             <w:tcMar>
-              <w:top w:w="80" w:type="dxa"/>
-              <w:bottom w:w="80" w:type="dxa"/>
+              <w:top w:w="70" w:type="dxa"/>
+              <w:bottom w:w="70" w:type="dxa"/>
               <w:left w:w="100" w:type="dxa"/>
               <w:right w:w="100" w:type="dxa"/>
             </w:tcMar>
@@ -3744,9 +4141,12 @@
           <w:p>
             <w:pPr>
               <w:keepNext w:val="0"/>
+              <w:keepLines/>
               <w:widowControl/>
-              <w:spacing w:after="0" w:before="0" w:line="276" w:lineRule="auto"/>
+              <w:spacing w:after="0" w:before="0" w:line="300" w:lineRule="exact"/>
               <w:jc w:val="center"/>
+              <w:snapToGrid w:val="0"/>
+              <w:wordWrap w:val="1"/>
             </w:pPr>
             <w:r>
               <w:rPr>
@@ -3764,8 +4164,8 @@
             <w:tcW w:type="dxa" w:w="3155"/>
             <w:vAlign w:val="center"/>
             <w:tcMar>
-              <w:top w:w="80" w:type="dxa"/>
-              <w:bottom w:w="80" w:type="dxa"/>
+              <w:top w:w="70" w:type="dxa"/>
+              <w:bottom w:w="70" w:type="dxa"/>
               <w:left w:w="100" w:type="dxa"/>
               <w:right w:w="100" w:type="dxa"/>
             </w:tcMar>
@@ -3774,8 +4174,11 @@
           <w:p>
             <w:pPr>
               <w:keepNext w:val="0"/>
+              <w:keepLines/>
               <w:widowControl/>
-              <w:spacing w:after="0" w:before="0" w:line="276" w:lineRule="auto"/>
+              <w:spacing w:after="0" w:before="0" w:line="300" w:lineRule="exact"/>
+              <w:snapToGrid w:val="0"/>
+              <w:wordWrap w:val="1"/>
             </w:pPr>
             <w:r>
               <w:rPr>
@@ -3793,8 +4196,8 @@
             <w:tcW w:type="dxa" w:w="4239"/>
             <w:vAlign w:val="center"/>
             <w:tcMar>
-              <w:top w:w="80" w:type="dxa"/>
-              <w:bottom w:w="80" w:type="dxa"/>
+              <w:top w:w="70" w:type="dxa"/>
+              <w:bottom w:w="70" w:type="dxa"/>
               <w:left w:w="100" w:type="dxa"/>
               <w:right w:w="100" w:type="dxa"/>
             </w:tcMar>
@@ -3803,8 +4206,11 @@
           <w:p>
             <w:pPr>
               <w:keepNext w:val="0"/>
+              <w:keepLines/>
               <w:widowControl/>
-              <w:spacing w:after="0" w:before="0" w:line="276" w:lineRule="auto"/>
+              <w:spacing w:after="0" w:before="0" w:line="300" w:lineRule="exact"/>
+              <w:snapToGrid w:val="0"/>
+              <w:wordWrap w:val="1"/>
             </w:pPr>
             <w:r>
               <w:rPr>
@@ -3820,15 +4226,15 @@
       </w:tr>
       <w:tr>
         <w:trPr>
-          <w:cantSplit/>
+          <w:cantSplit w:val="1"/>
         </w:trPr>
         <w:tc>
           <w:tcPr>
             <w:tcW w:type="dxa" w:w="2464"/>
             <w:vAlign w:val="center"/>
             <w:tcMar>
-              <w:top w:w="80" w:type="dxa"/>
-              <w:bottom w:w="80" w:type="dxa"/>
+              <w:top w:w="70" w:type="dxa"/>
+              <w:bottom w:w="70" w:type="dxa"/>
               <w:left w:w="100" w:type="dxa"/>
               <w:right w:w="100" w:type="dxa"/>
             </w:tcMar>
@@ -3836,10 +4242,13 @@
           </w:tcPr>
           <w:p>
             <w:pPr>
-              <w:keepNext w:val="0"/>
+              <w:keepNext/>
+              <w:keepLines/>
               <w:widowControl/>
-              <w:spacing w:after="0" w:before="0" w:line="276" w:lineRule="auto"/>
+              <w:spacing w:after="0" w:before="0" w:line="300" w:lineRule="exact"/>
               <w:jc w:val="center"/>
+              <w:snapToGrid w:val="0"/>
+              <w:wordWrap w:val="1"/>
             </w:pPr>
             <w:r>
               <w:rPr>
@@ -3857,8 +4266,8 @@
             <w:tcW w:type="dxa" w:w="3155"/>
             <w:vAlign w:val="center"/>
             <w:tcMar>
-              <w:top w:w="80" w:type="dxa"/>
-              <w:bottom w:w="80" w:type="dxa"/>
+              <w:top w:w="70" w:type="dxa"/>
+              <w:bottom w:w="70" w:type="dxa"/>
               <w:left w:w="100" w:type="dxa"/>
               <w:right w:w="100" w:type="dxa"/>
             </w:tcMar>
@@ -3866,9 +4275,12 @@
           </w:tcPr>
           <w:p>
             <w:pPr>
-              <w:keepNext w:val="0"/>
+              <w:keepNext/>
+              <w:keepLines/>
               <w:widowControl/>
-              <w:spacing w:after="0" w:before="0" w:line="276" w:lineRule="auto"/>
+              <w:spacing w:after="0" w:before="0" w:line="300" w:lineRule="exact"/>
+              <w:snapToGrid w:val="0"/>
+              <w:wordWrap w:val="1"/>
             </w:pPr>
             <w:r>
               <w:rPr>
@@ -3886,8 +4298,8 @@
             <w:tcW w:type="dxa" w:w="4239"/>
             <w:vAlign w:val="center"/>
             <w:tcMar>
-              <w:top w:w="80" w:type="dxa"/>
-              <w:bottom w:w="80" w:type="dxa"/>
+              <w:top w:w="70" w:type="dxa"/>
+              <w:bottom w:w="70" w:type="dxa"/>
               <w:left w:w="100" w:type="dxa"/>
               <w:right w:w="100" w:type="dxa"/>
             </w:tcMar>
@@ -3895,9 +4307,12 @@
           </w:tcPr>
           <w:p>
             <w:pPr>
-              <w:keepNext w:val="0"/>
+              <w:keepNext/>
+              <w:keepLines/>
               <w:widowControl/>
-              <w:spacing w:after="0" w:before="0" w:line="276" w:lineRule="auto"/>
+              <w:spacing w:after="0" w:before="0" w:line="300" w:lineRule="exact"/>
+              <w:snapToGrid w:val="0"/>
+              <w:wordWrap w:val="1"/>
             </w:pPr>
             <w:r>
               <w:rPr>
@@ -3913,15 +4328,15 @@
       </w:tr>
       <w:tr>
         <w:trPr>
-          <w:cantSplit/>
+          <w:cantSplit w:val="1"/>
         </w:trPr>
         <w:tc>
           <w:tcPr>
             <w:tcW w:type="dxa" w:w="2464"/>
             <w:vAlign w:val="center"/>
             <w:tcMar>
-              <w:top w:w="80" w:type="dxa"/>
-              <w:bottom w:w="80" w:type="dxa"/>
+              <w:top w:w="70" w:type="dxa"/>
+              <w:bottom w:w="70" w:type="dxa"/>
               <w:left w:w="100" w:type="dxa"/>
               <w:right w:w="100" w:type="dxa"/>
             </w:tcMar>
@@ -3930,9 +4345,12 @@
           <w:p>
             <w:pPr>
               <w:keepNext w:val="0"/>
+              <w:keepLines/>
               <w:widowControl/>
-              <w:spacing w:after="0" w:before="0" w:line="276" w:lineRule="auto"/>
+              <w:spacing w:after="0" w:before="0" w:line="300" w:lineRule="exact"/>
               <w:jc w:val="center"/>
+              <w:snapToGrid w:val="0"/>
+              <w:wordWrap w:val="1"/>
             </w:pPr>
             <w:r>
               <w:rPr>
@@ -3950,8 +4368,8 @@
             <w:tcW w:type="dxa" w:w="3155"/>
             <w:vAlign w:val="center"/>
             <w:tcMar>
-              <w:top w:w="80" w:type="dxa"/>
-              <w:bottom w:w="80" w:type="dxa"/>
+              <w:top w:w="70" w:type="dxa"/>
+              <w:bottom w:w="70" w:type="dxa"/>
               <w:left w:w="100" w:type="dxa"/>
               <w:right w:w="100" w:type="dxa"/>
             </w:tcMar>
@@ -3960,8 +4378,11 @@
           <w:p>
             <w:pPr>
               <w:keepNext w:val="0"/>
+              <w:keepLines/>
               <w:widowControl/>
-              <w:spacing w:after="0" w:before="0" w:line="276" w:lineRule="auto"/>
+              <w:spacing w:after="0" w:before="0" w:line="300" w:lineRule="exact"/>
+              <w:snapToGrid w:val="0"/>
+              <w:wordWrap w:val="1"/>
             </w:pPr>
             <w:r>
               <w:rPr>
@@ -3979,8 +4400,8 @@
             <w:tcW w:type="dxa" w:w="4239"/>
             <w:vAlign w:val="center"/>
             <w:tcMar>
-              <w:top w:w="80" w:type="dxa"/>
-              <w:bottom w:w="80" w:type="dxa"/>
+              <w:top w:w="70" w:type="dxa"/>
+              <w:bottom w:w="70" w:type="dxa"/>
               <w:left w:w="100" w:type="dxa"/>
               <w:right w:w="100" w:type="dxa"/>
             </w:tcMar>
@@ -3989,8 +4410,11 @@
           <w:p>
             <w:pPr>
               <w:keepNext w:val="0"/>
+              <w:keepLines/>
               <w:widowControl/>
-              <w:spacing w:after="0" w:before="0" w:line="276" w:lineRule="auto"/>
+              <w:spacing w:after="0" w:before="0" w:line="300" w:lineRule="exact"/>
+              <w:snapToGrid w:val="0"/>
+              <w:wordWrap w:val="1"/>
             </w:pPr>
             <w:r>
               <w:rPr>
@@ -4007,7 +4431,9 @@
     </w:tbl>
     <w:p>
       <w:pPr>
-        <w:spacing w:after="40" w:before="0" w:line="120" w:lineRule="auto"/>
+        <w:spacing w:after="60" w:before="0" w:line="60" w:lineRule="exact"/>
+        <w:widowControl/>
+        <w:snapToGrid w:val="0"/>
       </w:pPr>
       <w:r>
         <w:rPr>
@@ -4036,16 +4462,16 @@
       </w:tblGrid>
       <w:tr>
         <w:trPr>
-          <w:cantSplit/>
-          <w:tblHeader/>
+          <w:cantSplit w:val="1"/>
+          <w:tblHeader w:val="1"/>
         </w:trPr>
         <w:tc>
           <w:tcPr>
             <w:tcW w:type="dxa" w:w="2464"/>
             <w:vAlign w:val="center"/>
             <w:tcMar>
-              <w:top w:w="80" w:type="dxa"/>
-              <w:bottom w:w="80" w:type="dxa"/>
+              <w:top w:w="70" w:type="dxa"/>
+              <w:bottom w:w="70" w:type="dxa"/>
               <w:left w:w="100" w:type="dxa"/>
               <w:right w:w="100" w:type="dxa"/>
             </w:tcMar>
@@ -4053,10 +4479,13 @@
           </w:tcPr>
           <w:p>
             <w:pPr>
-              <w:keepNext w:val="0"/>
+              <w:keepNext/>
+              <w:keepLines/>
               <w:widowControl/>
-              <w:spacing w:after="0" w:before="0" w:line="276" w:lineRule="auto"/>
+              <w:spacing w:after="0" w:before="0" w:line="300" w:lineRule="exact"/>
               <w:jc w:val="center"/>
+              <w:snapToGrid w:val="0"/>
+              <w:wordWrap w:val="1"/>
             </w:pPr>
             <w:r>
               <w:rPr>
@@ -4074,8 +4503,8 @@
             <w:tcW w:type="dxa" w:w="3155"/>
             <w:vAlign w:val="center"/>
             <w:tcMar>
-              <w:top w:w="80" w:type="dxa"/>
-              <w:bottom w:w="80" w:type="dxa"/>
+              <w:top w:w="70" w:type="dxa"/>
+              <w:bottom w:w="70" w:type="dxa"/>
               <w:left w:w="100" w:type="dxa"/>
               <w:right w:w="100" w:type="dxa"/>
             </w:tcMar>
@@ -4083,9 +4512,12 @@
           </w:tcPr>
           <w:p>
             <w:pPr>
-              <w:keepNext w:val="0"/>
+              <w:keepNext/>
+              <w:keepLines/>
               <w:widowControl/>
-              <w:spacing w:after="0" w:before="0" w:line="276" w:lineRule="auto"/>
+              <w:spacing w:after="0" w:before="0" w:line="300" w:lineRule="exact"/>
+              <w:snapToGrid w:val="0"/>
+              <w:wordWrap w:val="1"/>
             </w:pPr>
             <w:r>
               <w:rPr>
@@ -4103,8 +4535,8 @@
             <w:tcW w:type="dxa" w:w="4239"/>
             <w:vAlign w:val="center"/>
             <w:tcMar>
-              <w:top w:w="80" w:type="dxa"/>
-              <w:bottom w:w="80" w:type="dxa"/>
+              <w:top w:w="70" w:type="dxa"/>
+              <w:bottom w:w="70" w:type="dxa"/>
               <w:left w:w="100" w:type="dxa"/>
               <w:right w:w="100" w:type="dxa"/>
             </w:tcMar>
@@ -4112,9 +4544,12 @@
           </w:tcPr>
           <w:p>
             <w:pPr>
-              <w:keepNext w:val="0"/>
+              <w:keepNext/>
+              <w:keepLines/>
               <w:widowControl/>
-              <w:spacing w:after="0" w:before="0" w:line="276" w:lineRule="auto"/>
+              <w:spacing w:after="0" w:before="0" w:line="300" w:lineRule="exact"/>
+              <w:snapToGrid w:val="0"/>
+              <w:wordWrap w:val="1"/>
             </w:pPr>
             <w:r>
               <w:rPr>
@@ -4130,15 +4565,15 @@
       </w:tr>
       <w:tr>
         <w:trPr>
-          <w:cantSplit/>
+          <w:cantSplit w:val="1"/>
         </w:trPr>
         <w:tc>
           <w:tcPr>
             <w:tcW w:type="dxa" w:w="2464"/>
             <w:vAlign w:val="center"/>
             <w:tcMar>
-              <w:top w:w="80" w:type="dxa"/>
-              <w:bottom w:w="80" w:type="dxa"/>
+              <w:top w:w="70" w:type="dxa"/>
+              <w:bottom w:w="70" w:type="dxa"/>
               <w:left w:w="100" w:type="dxa"/>
               <w:right w:w="100" w:type="dxa"/>
             </w:tcMar>
@@ -4146,10 +4581,13 @@
           </w:tcPr>
           <w:p>
             <w:pPr>
-              <w:keepNext w:val="0"/>
+              <w:keepNext/>
+              <w:keepLines/>
               <w:widowControl/>
-              <w:spacing w:after="0" w:before="0" w:line="276" w:lineRule="auto"/>
+              <w:spacing w:after="0" w:before="0" w:line="300" w:lineRule="exact"/>
               <w:jc w:val="center"/>
+              <w:snapToGrid w:val="0"/>
+              <w:wordWrap w:val="1"/>
             </w:pPr>
             <w:r>
               <w:rPr>
@@ -4167,8 +4605,8 @@
             <w:tcW w:type="dxa" w:w="3155"/>
             <w:vAlign w:val="center"/>
             <w:tcMar>
-              <w:top w:w="80" w:type="dxa"/>
-              <w:bottom w:w="80" w:type="dxa"/>
+              <w:top w:w="70" w:type="dxa"/>
+              <w:bottom w:w="70" w:type="dxa"/>
               <w:left w:w="100" w:type="dxa"/>
               <w:right w:w="100" w:type="dxa"/>
             </w:tcMar>
@@ -4176,9 +4614,12 @@
           </w:tcPr>
           <w:p>
             <w:pPr>
-              <w:keepNext w:val="0"/>
+              <w:keepNext/>
+              <w:keepLines/>
               <w:widowControl/>
-              <w:spacing w:after="0" w:before="0" w:line="276" w:lineRule="auto"/>
+              <w:spacing w:after="0" w:before="0" w:line="300" w:lineRule="exact"/>
+              <w:snapToGrid w:val="0"/>
+              <w:wordWrap w:val="1"/>
             </w:pPr>
             <w:r>
               <w:rPr>
@@ -4196,8 +4637,8 @@
             <w:tcW w:type="dxa" w:w="4239"/>
             <w:vAlign w:val="center"/>
             <w:tcMar>
-              <w:top w:w="80" w:type="dxa"/>
-              <w:bottom w:w="80" w:type="dxa"/>
+              <w:top w:w="70" w:type="dxa"/>
+              <w:bottom w:w="70" w:type="dxa"/>
               <w:left w:w="100" w:type="dxa"/>
               <w:right w:w="100" w:type="dxa"/>
             </w:tcMar>
@@ -4205,9 +4646,12 @@
           </w:tcPr>
           <w:p>
             <w:pPr>
-              <w:keepNext w:val="0"/>
+              <w:keepNext/>
+              <w:keepLines/>
               <w:widowControl/>
-              <w:spacing w:after="0" w:before="0" w:line="276" w:lineRule="auto"/>
+              <w:spacing w:after="0" w:before="0" w:line="300" w:lineRule="exact"/>
+              <w:snapToGrid w:val="0"/>
+              <w:wordWrap w:val="1"/>
             </w:pPr>
             <w:r>
               <w:rPr>
@@ -4223,15 +4667,15 @@
       </w:tr>
       <w:tr>
         <w:trPr>
-          <w:cantSplit/>
+          <w:cantSplit w:val="1"/>
         </w:trPr>
         <w:tc>
           <w:tcPr>
             <w:tcW w:type="dxa" w:w="2464"/>
             <w:vAlign w:val="center"/>
             <w:tcMar>
-              <w:top w:w="80" w:type="dxa"/>
-              <w:bottom w:w="80" w:type="dxa"/>
+              <w:top w:w="70" w:type="dxa"/>
+              <w:bottom w:w="70" w:type="dxa"/>
               <w:left w:w="100" w:type="dxa"/>
               <w:right w:w="100" w:type="dxa"/>
             </w:tcMar>
@@ -4240,9 +4684,12 @@
           <w:p>
             <w:pPr>
               <w:keepNext w:val="0"/>
+              <w:keepLines/>
               <w:widowControl/>
-              <w:spacing w:after="0" w:before="0" w:line="276" w:lineRule="auto"/>
+              <w:spacing w:after="0" w:before="0" w:line="300" w:lineRule="exact"/>
               <w:jc w:val="center"/>
+              <w:snapToGrid w:val="0"/>
+              <w:wordWrap w:val="1"/>
             </w:pPr>
             <w:r>
               <w:rPr>
@@ -4260,8 +4707,8 @@
             <w:tcW w:type="dxa" w:w="3155"/>
             <w:vAlign w:val="center"/>
             <w:tcMar>
-              <w:top w:w="80" w:type="dxa"/>
-              <w:bottom w:w="80" w:type="dxa"/>
+              <w:top w:w="70" w:type="dxa"/>
+              <w:bottom w:w="70" w:type="dxa"/>
               <w:left w:w="100" w:type="dxa"/>
               <w:right w:w="100" w:type="dxa"/>
             </w:tcMar>
@@ -4270,8 +4717,11 @@
           <w:p>
             <w:pPr>
               <w:keepNext w:val="0"/>
+              <w:keepLines/>
               <w:widowControl/>
-              <w:spacing w:after="0" w:before="0" w:line="276" w:lineRule="auto"/>
+              <w:spacing w:after="0" w:before="0" w:line="300" w:lineRule="exact"/>
+              <w:snapToGrid w:val="0"/>
+              <w:wordWrap w:val="1"/>
             </w:pPr>
             <w:r>
               <w:rPr>
@@ -4289,8 +4739,8 @@
             <w:tcW w:type="dxa" w:w="4239"/>
             <w:vAlign w:val="center"/>
             <w:tcMar>
-              <w:top w:w="80" w:type="dxa"/>
-              <w:bottom w:w="80" w:type="dxa"/>
+              <w:top w:w="70" w:type="dxa"/>
+              <w:bottom w:w="70" w:type="dxa"/>
               <w:left w:w="100" w:type="dxa"/>
               <w:right w:w="100" w:type="dxa"/>
             </w:tcMar>
@@ -4299,8 +4749,11 @@
           <w:p>
             <w:pPr>
               <w:keepNext w:val="0"/>
+              <w:keepLines/>
               <w:widowControl/>
-              <w:spacing w:after="0" w:before="0" w:line="276" w:lineRule="auto"/>
+              <w:spacing w:after="0" w:before="0" w:line="300" w:lineRule="exact"/>
+              <w:snapToGrid w:val="0"/>
+              <w:wordWrap w:val="1"/>
             </w:pPr>
             <w:r>
               <w:rPr>
@@ -4316,15 +4769,15 @@
       </w:tr>
       <w:tr>
         <w:trPr>
-          <w:cantSplit/>
+          <w:cantSplit w:val="1"/>
         </w:trPr>
         <w:tc>
           <w:tcPr>
             <w:tcW w:type="dxa" w:w="2464"/>
             <w:vAlign w:val="center"/>
             <w:tcMar>
-              <w:top w:w="80" w:type="dxa"/>
-              <w:bottom w:w="80" w:type="dxa"/>
+              <w:top w:w="70" w:type="dxa"/>
+              <w:bottom w:w="70" w:type="dxa"/>
               <w:left w:w="100" w:type="dxa"/>
               <w:right w:w="100" w:type="dxa"/>
             </w:tcMar>
@@ -4333,9 +4786,12 @@
           <w:p>
             <w:pPr>
               <w:keepNext w:val="0"/>
+              <w:keepLines/>
               <w:widowControl/>
-              <w:spacing w:after="0" w:before="0" w:line="276" w:lineRule="auto"/>
+              <w:spacing w:after="0" w:before="0" w:line="300" w:lineRule="exact"/>
               <w:jc w:val="center"/>
+              <w:snapToGrid w:val="0"/>
+              <w:wordWrap w:val="1"/>
             </w:pPr>
             <w:r>
               <w:rPr>
@@ -4353,8 +4809,8 @@
             <w:tcW w:type="dxa" w:w="3155"/>
             <w:vAlign w:val="center"/>
             <w:tcMar>
-              <w:top w:w="80" w:type="dxa"/>
-              <w:bottom w:w="80" w:type="dxa"/>
+              <w:top w:w="70" w:type="dxa"/>
+              <w:bottom w:w="70" w:type="dxa"/>
               <w:left w:w="100" w:type="dxa"/>
               <w:right w:w="100" w:type="dxa"/>
             </w:tcMar>
@@ -4363,8 +4819,11 @@
           <w:p>
             <w:pPr>
               <w:keepNext w:val="0"/>
+              <w:keepLines/>
               <w:widowControl/>
-              <w:spacing w:after="0" w:before="0" w:line="276" w:lineRule="auto"/>
+              <w:spacing w:after="0" w:before="0" w:line="300" w:lineRule="exact"/>
+              <w:snapToGrid w:val="0"/>
+              <w:wordWrap w:val="1"/>
             </w:pPr>
             <w:r>
               <w:rPr>
@@ -4382,8 +4841,8 @@
             <w:tcW w:type="dxa" w:w="4239"/>
             <w:vAlign w:val="center"/>
             <w:tcMar>
-              <w:top w:w="80" w:type="dxa"/>
-              <w:bottom w:w="80" w:type="dxa"/>
+              <w:top w:w="70" w:type="dxa"/>
+              <w:bottom w:w="70" w:type="dxa"/>
               <w:left w:w="100" w:type="dxa"/>
               <w:right w:w="100" w:type="dxa"/>
             </w:tcMar>
@@ -4392,8 +4851,11 @@
           <w:p>
             <w:pPr>
               <w:keepNext w:val="0"/>
+              <w:keepLines/>
               <w:widowControl/>
-              <w:spacing w:after="0" w:before="0" w:line="276" w:lineRule="auto"/>
+              <w:spacing w:after="0" w:before="0" w:line="300" w:lineRule="exact"/>
+              <w:snapToGrid w:val="0"/>
+              <w:wordWrap w:val="1"/>
             </w:pPr>
             <w:r>
               <w:rPr>
@@ -4409,15 +4871,15 @@
       </w:tr>
       <w:tr>
         <w:trPr>
-          <w:cantSplit/>
+          <w:cantSplit w:val="1"/>
         </w:trPr>
         <w:tc>
           <w:tcPr>
             <w:tcW w:type="dxa" w:w="2464"/>
             <w:vAlign w:val="center"/>
             <w:tcMar>
-              <w:top w:w="80" w:type="dxa"/>
-              <w:bottom w:w="80" w:type="dxa"/>
+              <w:top w:w="70" w:type="dxa"/>
+              <w:bottom w:w="70" w:type="dxa"/>
               <w:left w:w="100" w:type="dxa"/>
               <w:right w:w="100" w:type="dxa"/>
             </w:tcMar>
@@ -4425,10 +4887,13 @@
           </w:tcPr>
           <w:p>
             <w:pPr>
-              <w:keepNext w:val="0"/>
+              <w:keepNext/>
+              <w:keepLines/>
               <w:widowControl/>
-              <w:spacing w:after="0" w:before="0" w:line="276" w:lineRule="auto"/>
+              <w:spacing w:after="0" w:before="0" w:line="300" w:lineRule="exact"/>
               <w:jc w:val="center"/>
+              <w:snapToGrid w:val="0"/>
+              <w:wordWrap w:val="1"/>
             </w:pPr>
             <w:r>
               <w:rPr>
@@ -4446,8 +4911,8 @@
             <w:tcW w:type="dxa" w:w="3155"/>
             <w:vAlign w:val="center"/>
             <w:tcMar>
-              <w:top w:w="80" w:type="dxa"/>
-              <w:bottom w:w="80" w:type="dxa"/>
+              <w:top w:w="70" w:type="dxa"/>
+              <w:bottom w:w="70" w:type="dxa"/>
               <w:left w:w="100" w:type="dxa"/>
               <w:right w:w="100" w:type="dxa"/>
             </w:tcMar>
@@ -4455,9 +4920,12 @@
           </w:tcPr>
           <w:p>
             <w:pPr>
-              <w:keepNext w:val="0"/>
+              <w:keepNext/>
+              <w:keepLines/>
               <w:widowControl/>
-              <w:spacing w:after="0" w:before="0" w:line="276" w:lineRule="auto"/>
+              <w:spacing w:after="0" w:before="0" w:line="300" w:lineRule="exact"/>
+              <w:snapToGrid w:val="0"/>
+              <w:wordWrap w:val="1"/>
             </w:pPr>
             <w:r>
               <w:rPr>
@@ -4475,8 +4943,8 @@
             <w:tcW w:type="dxa" w:w="4239"/>
             <w:vAlign w:val="center"/>
             <w:tcMar>
-              <w:top w:w="80" w:type="dxa"/>
-              <w:bottom w:w="80" w:type="dxa"/>
+              <w:top w:w="70" w:type="dxa"/>
+              <w:bottom w:w="70" w:type="dxa"/>
               <w:left w:w="100" w:type="dxa"/>
               <w:right w:w="100" w:type="dxa"/>
             </w:tcMar>
@@ -4484,9 +4952,12 @@
           </w:tcPr>
           <w:p>
             <w:pPr>
-              <w:keepNext w:val="0"/>
+              <w:keepNext/>
+              <w:keepLines/>
               <w:widowControl/>
-              <w:spacing w:after="0" w:before="0" w:line="276" w:lineRule="auto"/>
+              <w:spacing w:after="0" w:before="0" w:line="300" w:lineRule="exact"/>
+              <w:snapToGrid w:val="0"/>
+              <w:wordWrap w:val="1"/>
             </w:pPr>
             <w:r>
               <w:rPr>
@@ -4502,15 +4973,15 @@
       </w:tr>
       <w:tr>
         <w:trPr>
-          <w:cantSplit/>
+          <w:cantSplit w:val="1"/>
         </w:trPr>
         <w:tc>
           <w:tcPr>
             <w:tcW w:type="dxa" w:w="2464"/>
             <w:vAlign w:val="center"/>
             <w:tcMar>
-              <w:top w:w="80" w:type="dxa"/>
-              <w:bottom w:w="80" w:type="dxa"/>
+              <w:top w:w="70" w:type="dxa"/>
+              <w:bottom w:w="70" w:type="dxa"/>
               <w:left w:w="100" w:type="dxa"/>
               <w:right w:w="100" w:type="dxa"/>
             </w:tcMar>
@@ -4519,9 +4990,12 @@
           <w:p>
             <w:pPr>
               <w:keepNext w:val="0"/>
+              <w:keepLines/>
               <w:widowControl/>
-              <w:spacing w:after="0" w:before="0" w:line="276" w:lineRule="auto"/>
+              <w:spacing w:after="0" w:before="0" w:line="300" w:lineRule="exact"/>
               <w:jc w:val="center"/>
+              <w:snapToGrid w:val="0"/>
+              <w:wordWrap w:val="1"/>
             </w:pPr>
             <w:r>
               <w:rPr>
@@ -4539,8 +5013,8 @@
             <w:tcW w:type="dxa" w:w="3155"/>
             <w:vAlign w:val="center"/>
             <w:tcMar>
-              <w:top w:w="80" w:type="dxa"/>
-              <w:bottom w:w="80" w:type="dxa"/>
+              <w:top w:w="70" w:type="dxa"/>
+              <w:bottom w:w="70" w:type="dxa"/>
               <w:left w:w="100" w:type="dxa"/>
               <w:right w:w="100" w:type="dxa"/>
             </w:tcMar>
@@ -4549,8 +5023,11 @@
           <w:p>
             <w:pPr>
               <w:keepNext w:val="0"/>
+              <w:keepLines/>
               <w:widowControl/>
-              <w:spacing w:after="0" w:before="0" w:line="276" w:lineRule="auto"/>
+              <w:spacing w:after="0" w:before="0" w:line="300" w:lineRule="exact"/>
+              <w:snapToGrid w:val="0"/>
+              <w:wordWrap w:val="1"/>
             </w:pPr>
             <w:r>
               <w:rPr>
@@ -4568,8 +5045,8 @@
             <w:tcW w:type="dxa" w:w="4239"/>
             <w:vAlign w:val="center"/>
             <w:tcMar>
-              <w:top w:w="80" w:type="dxa"/>
-              <w:bottom w:w="80" w:type="dxa"/>
+              <w:top w:w="70" w:type="dxa"/>
+              <w:bottom w:w="70" w:type="dxa"/>
               <w:left w:w="100" w:type="dxa"/>
               <w:right w:w="100" w:type="dxa"/>
             </w:tcMar>
@@ -4578,8 +5055,11 @@
           <w:p>
             <w:pPr>
               <w:keepNext w:val="0"/>
+              <w:keepLines/>
               <w:widowControl/>
-              <w:spacing w:after="0" w:before="0" w:line="276" w:lineRule="auto"/>
+              <w:spacing w:after="0" w:before="0" w:line="300" w:lineRule="exact"/>
+              <w:snapToGrid w:val="0"/>
+              <w:wordWrap w:val="1"/>
             </w:pPr>
             <w:r>
               <w:rPr>
@@ -4596,7 +5076,9 @@
     </w:tbl>
     <w:p>
       <w:pPr>
-        <w:spacing w:after="40" w:before="0" w:line="120" w:lineRule="auto"/>
+        <w:spacing w:after="60" w:before="0" w:line="60" w:lineRule="exact"/>
+        <w:widowControl/>
+        <w:snapToGrid w:val="0"/>
       </w:pPr>
       <w:r>
         <w:rPr>
@@ -4607,7 +5089,8 @@
     <w:p>
       <w:pPr>
         <w:widowControl/>
-        <w:spacing w:after="100"/>
+        <w:spacing w:after="120" w:line="360" w:lineRule="exact" w:before="0"/>
+        <w:snapToGrid w:val="0"/>
       </w:pPr>
       <w:r>
         <w:t>读取由服务端筛选、排序和分页，客户端不装载百万条交易。精确金额及高精度时间按字符串传递，界面不做时区换算。客户端取消或屏蔽旧请求的迟到响应；写请求不自动重试，避免重复处理。</w:t>
@@ -4616,7 +5099,8 @@
     <w:p>
       <w:pPr>
         <w:widowControl/>
-        <w:spacing w:after="100"/>
+        <w:spacing w:after="120" w:line="360" w:lineRule="exact" w:before="0"/>
+        <w:snapToGrid w:val="0"/>
       </w:pPr>
       <w:r>
         <w:t>原生Passkey使用固定RP及逻辑Origin，稳定backend_id区分后端实例。挑战同时绑定实际许可入口、流程和账户版本，保留签名、UP/UV、时效和一次性校验。网页不同域名凭据与原生入口分别处理，批准入口不等于已经部署DNS、TLS或局域网服务。</w:t>
@@ -4625,17 +5109,24 @@
     <w:p>
       <w:pPr>
         <w:pStyle w:val="Heading1"/>
+        <w:keepNext/>
+        <w:keepLines/>
         <w:widowControl/>
-        <w:spacing w:after="100"/>
+        <w:spacing w:after="120" w:line="440" w:lineRule="exact" w:before="240"/>
+        <w:snapToGrid w:val="0"/>
       </w:pPr>
       <w:r>
+        <w:rPr>
+          <w:color w:val="000000"/>
+        </w:rPr>
         <w:t>七、运行说明与实际运行结果</w:t>
       </w:r>
     </w:p>
     <w:p>
       <w:pPr>
         <w:widowControl/>
-        <w:spacing w:after="100"/>
+        <w:spacing w:after="120" w:line="360" w:lineRule="exact" w:before="0"/>
+        <w:snapToGrid w:val="0"/>
       </w:pPr>
       <w:r>
         <w:t>目标运行环境为已验证的Windows x64。Go负责共用后端，Python 3.12.10及准备依赖随便携后端提供；Windows客户端目录包含.NET 9.0.18、Windows App SDK 1.7.260224002、VC++ CRT和PRI/XBF资源。构建环境的Go、Node及其他依赖以项目锁文件和运行说明为准。</w:t>
@@ -4662,16 +5153,16 @@
       </w:tblGrid>
       <w:tr>
         <w:trPr>
-          <w:cantSplit/>
-          <w:tblHeader/>
+          <w:cantSplit w:val="1"/>
+          <w:tblHeader w:val="1"/>
         </w:trPr>
         <w:tc>
           <w:tcPr>
             <w:tcW w:type="dxa" w:w="1479"/>
             <w:vAlign w:val="center"/>
             <w:tcMar>
-              <w:top w:w="80" w:type="dxa"/>
-              <w:bottom w:w="80" w:type="dxa"/>
+              <w:top w:w="70" w:type="dxa"/>
+              <w:bottom w:w="70" w:type="dxa"/>
               <w:left w:w="100" w:type="dxa"/>
               <w:right w:w="100" w:type="dxa"/>
             </w:tcMar>
@@ -4679,10 +5170,13 @@
           </w:tcPr>
           <w:p>
             <w:pPr>
-              <w:keepNext w:val="0"/>
+              <w:keepNext/>
+              <w:keepLines/>
               <w:widowControl/>
-              <w:spacing w:after="0" w:before="0" w:line="276" w:lineRule="auto"/>
+              <w:spacing w:after="0" w:before="0" w:line="300" w:lineRule="exact"/>
               <w:jc w:val="center"/>
+              <w:snapToGrid w:val="0"/>
+              <w:wordWrap w:val="1"/>
             </w:pPr>
             <w:r>
               <w:rPr>
@@ -4700,8 +5194,8 @@
             <w:tcW w:type="dxa" w:w="4436"/>
             <w:vAlign w:val="center"/>
             <w:tcMar>
-              <w:top w:w="80" w:type="dxa"/>
-              <w:bottom w:w="80" w:type="dxa"/>
+              <w:top w:w="70" w:type="dxa"/>
+              <w:bottom w:w="70" w:type="dxa"/>
               <w:left w:w="100" w:type="dxa"/>
               <w:right w:w="100" w:type="dxa"/>
             </w:tcMar>
@@ -4709,9 +5203,12 @@
           </w:tcPr>
           <w:p>
             <w:pPr>
-              <w:keepNext w:val="0"/>
+              <w:keepNext/>
+              <w:keepLines/>
               <w:widowControl/>
-              <w:spacing w:after="0" w:before="0" w:line="276" w:lineRule="auto"/>
+              <w:spacing w:after="0" w:before="0" w:line="300" w:lineRule="exact"/>
+              <w:snapToGrid w:val="0"/>
+              <w:wordWrap w:val="1"/>
             </w:pPr>
             <w:r>
               <w:rPr>
@@ -4729,8 +5226,8 @@
             <w:tcW w:type="dxa" w:w="3943"/>
             <w:vAlign w:val="center"/>
             <w:tcMar>
-              <w:top w:w="80" w:type="dxa"/>
-              <w:bottom w:w="80" w:type="dxa"/>
+              <w:top w:w="70" w:type="dxa"/>
+              <w:bottom w:w="70" w:type="dxa"/>
               <w:left w:w="100" w:type="dxa"/>
               <w:right w:w="100" w:type="dxa"/>
             </w:tcMar>
@@ -4738,9 +5235,12 @@
           </w:tcPr>
           <w:p>
             <w:pPr>
-              <w:keepNext w:val="0"/>
+              <w:keepNext/>
+              <w:keepLines/>
               <w:widowControl/>
-              <w:spacing w:after="0" w:before="0" w:line="276" w:lineRule="auto"/>
+              <w:spacing w:after="0" w:before="0" w:line="300" w:lineRule="exact"/>
+              <w:snapToGrid w:val="0"/>
+              <w:wordWrap w:val="1"/>
             </w:pPr>
             <w:r>
               <w:rPr>
@@ -4756,15 +5256,15 @@
       </w:tr>
       <w:tr>
         <w:trPr>
-          <w:cantSplit/>
+          <w:cantSplit w:val="1"/>
         </w:trPr>
         <w:tc>
           <w:tcPr>
             <w:tcW w:type="dxa" w:w="1479"/>
             <w:vAlign w:val="center"/>
             <w:tcMar>
-              <w:top w:w="80" w:type="dxa"/>
-              <w:bottom w:w="80" w:type="dxa"/>
+              <w:top w:w="70" w:type="dxa"/>
+              <w:bottom w:w="70" w:type="dxa"/>
               <w:left w:w="100" w:type="dxa"/>
               <w:right w:w="100" w:type="dxa"/>
             </w:tcMar>
@@ -4772,10 +5272,13 @@
           </w:tcPr>
           <w:p>
             <w:pPr>
-              <w:keepNext w:val="0"/>
+              <w:keepNext/>
+              <w:keepLines/>
               <w:widowControl/>
-              <w:spacing w:after="0" w:before="0" w:line="276" w:lineRule="auto"/>
+              <w:spacing w:after="0" w:before="0" w:line="300" w:lineRule="exact"/>
               <w:jc w:val="center"/>
+              <w:snapToGrid w:val="0"/>
+              <w:wordWrap w:val="1"/>
             </w:pPr>
             <w:r>
               <w:rPr>
@@ -4793,8 +5296,8 @@
             <w:tcW w:type="dxa" w:w="4436"/>
             <w:vAlign w:val="center"/>
             <w:tcMar>
-              <w:top w:w="80" w:type="dxa"/>
-              <w:bottom w:w="80" w:type="dxa"/>
+              <w:top w:w="70" w:type="dxa"/>
+              <w:bottom w:w="70" w:type="dxa"/>
               <w:left w:w="100" w:type="dxa"/>
               <w:right w:w="100" w:type="dxa"/>
             </w:tcMar>
@@ -4802,9 +5305,12 @@
           </w:tcPr>
           <w:p>
             <w:pPr>
-              <w:keepNext w:val="0"/>
+              <w:keepNext/>
+              <w:keepLines/>
               <w:widowControl/>
-              <w:spacing w:after="0" w:before="0" w:line="276" w:lineRule="auto"/>
+              <w:spacing w:after="0" w:before="0" w:line="300" w:lineRule="exact"/>
+              <w:snapToGrid w:val="0"/>
+              <w:wordWrap w:val="1"/>
             </w:pPr>
             <w:r>
               <w:rPr>
@@ -4822,8 +5328,8 @@
             <w:tcW w:type="dxa" w:w="3943"/>
             <w:vAlign w:val="center"/>
             <w:tcMar>
-              <w:top w:w="80" w:type="dxa"/>
-              <w:bottom w:w="80" w:type="dxa"/>
+              <w:top w:w="70" w:type="dxa"/>
+              <w:bottom w:w="70" w:type="dxa"/>
               <w:left w:w="100" w:type="dxa"/>
               <w:right w:w="100" w:type="dxa"/>
             </w:tcMar>
@@ -4831,9 +5337,12 @@
           </w:tcPr>
           <w:p>
             <w:pPr>
-              <w:keepNext w:val="0"/>
+              <w:keepNext/>
+              <w:keepLines/>
               <w:widowControl/>
-              <w:spacing w:after="0" w:before="0" w:line="276" w:lineRule="auto"/>
+              <w:spacing w:after="0" w:before="0" w:line="300" w:lineRule="exact"/>
+              <w:snapToGrid w:val="0"/>
+              <w:wordWrap w:val="1"/>
             </w:pPr>
             <w:r>
               <w:rPr>
@@ -4849,15 +5358,15 @@
       </w:tr>
       <w:tr>
         <w:trPr>
-          <w:cantSplit/>
+          <w:cantSplit w:val="1"/>
         </w:trPr>
         <w:tc>
           <w:tcPr>
             <w:tcW w:type="dxa" w:w="1479"/>
             <w:vAlign w:val="center"/>
             <w:tcMar>
-              <w:top w:w="80" w:type="dxa"/>
-              <w:bottom w:w="80" w:type="dxa"/>
+              <w:top w:w="70" w:type="dxa"/>
+              <w:bottom w:w="70" w:type="dxa"/>
               <w:left w:w="100" w:type="dxa"/>
               <w:right w:w="100" w:type="dxa"/>
             </w:tcMar>
@@ -4866,9 +5375,12 @@
           <w:p>
             <w:pPr>
               <w:keepNext w:val="0"/>
+              <w:keepLines/>
               <w:widowControl/>
-              <w:spacing w:after="0" w:before="0" w:line="276" w:lineRule="auto"/>
+              <w:spacing w:after="0" w:before="0" w:line="300" w:lineRule="exact"/>
               <w:jc w:val="center"/>
+              <w:snapToGrid w:val="0"/>
+              <w:wordWrap w:val="1"/>
             </w:pPr>
             <w:r>
               <w:rPr>
@@ -4886,8 +5398,8 @@
             <w:tcW w:type="dxa" w:w="4436"/>
             <w:vAlign w:val="center"/>
             <w:tcMar>
-              <w:top w:w="80" w:type="dxa"/>
-              <w:bottom w:w="80" w:type="dxa"/>
+              <w:top w:w="70" w:type="dxa"/>
+              <w:bottom w:w="70" w:type="dxa"/>
               <w:left w:w="100" w:type="dxa"/>
               <w:right w:w="100" w:type="dxa"/>
             </w:tcMar>
@@ -4896,8 +5408,11 @@
           <w:p>
             <w:pPr>
               <w:keepNext w:val="0"/>
+              <w:keepLines/>
               <w:widowControl/>
-              <w:spacing w:after="0" w:before="0" w:line="276" w:lineRule="auto"/>
+              <w:spacing w:after="0" w:before="0" w:line="300" w:lineRule="exact"/>
+              <w:snapToGrid w:val="0"/>
+              <w:wordWrap w:val="1"/>
             </w:pPr>
             <w:r>
               <w:rPr>
@@ -4915,8 +5430,8 @@
             <w:tcW w:type="dxa" w:w="3943"/>
             <w:vAlign w:val="center"/>
             <w:tcMar>
-              <w:top w:w="80" w:type="dxa"/>
-              <w:bottom w:w="80" w:type="dxa"/>
+              <w:top w:w="70" w:type="dxa"/>
+              <w:bottom w:w="70" w:type="dxa"/>
               <w:left w:w="100" w:type="dxa"/>
               <w:right w:w="100" w:type="dxa"/>
             </w:tcMar>
@@ -4925,8 +5440,11 @@
           <w:p>
             <w:pPr>
               <w:keepNext w:val="0"/>
+              <w:keepLines/>
               <w:widowControl/>
-              <w:spacing w:after="0" w:before="0" w:line="276" w:lineRule="auto"/>
+              <w:spacing w:after="0" w:before="0" w:line="300" w:lineRule="exact"/>
+              <w:snapToGrid w:val="0"/>
+              <w:wordWrap w:val="1"/>
             </w:pPr>
             <w:r>
               <w:rPr>
@@ -4942,15 +5460,15 @@
       </w:tr>
       <w:tr>
         <w:trPr>
-          <w:cantSplit/>
+          <w:cantSplit w:val="1"/>
         </w:trPr>
         <w:tc>
           <w:tcPr>
             <w:tcW w:type="dxa" w:w="1479"/>
             <w:vAlign w:val="center"/>
             <w:tcMar>
-              <w:top w:w="80" w:type="dxa"/>
-              <w:bottom w:w="80" w:type="dxa"/>
+              <w:top w:w="70" w:type="dxa"/>
+              <w:bottom w:w="70" w:type="dxa"/>
               <w:left w:w="100" w:type="dxa"/>
               <w:right w:w="100" w:type="dxa"/>
             </w:tcMar>
@@ -4959,9 +5477,12 @@
           <w:p>
             <w:pPr>
               <w:keepNext w:val="0"/>
+              <w:keepLines/>
               <w:widowControl/>
-              <w:spacing w:after="0" w:before="0" w:line="276" w:lineRule="auto"/>
+              <w:spacing w:after="0" w:before="0" w:line="300" w:lineRule="exact"/>
               <w:jc w:val="center"/>
+              <w:snapToGrid w:val="0"/>
+              <w:wordWrap w:val="1"/>
             </w:pPr>
             <w:r>
               <w:rPr>
@@ -4979,8 +5500,8 @@
             <w:tcW w:type="dxa" w:w="4436"/>
             <w:vAlign w:val="center"/>
             <w:tcMar>
-              <w:top w:w="80" w:type="dxa"/>
-              <w:bottom w:w="80" w:type="dxa"/>
+              <w:top w:w="70" w:type="dxa"/>
+              <w:bottom w:w="70" w:type="dxa"/>
               <w:left w:w="100" w:type="dxa"/>
               <w:right w:w="100" w:type="dxa"/>
             </w:tcMar>
@@ -4989,8 +5510,11 @@
           <w:p>
             <w:pPr>
               <w:keepNext w:val="0"/>
+              <w:keepLines/>
               <w:widowControl/>
-              <w:spacing w:after="0" w:before="0" w:line="276" w:lineRule="auto"/>
+              <w:spacing w:after="0" w:before="0" w:line="300" w:lineRule="exact"/>
+              <w:snapToGrid w:val="0"/>
+              <w:wordWrap w:val="1"/>
             </w:pPr>
             <w:r>
               <w:rPr>
@@ -5008,8 +5532,8 @@
             <w:tcW w:type="dxa" w:w="3943"/>
             <w:vAlign w:val="center"/>
             <w:tcMar>
-              <w:top w:w="80" w:type="dxa"/>
-              <w:bottom w:w="80" w:type="dxa"/>
+              <w:top w:w="70" w:type="dxa"/>
+              <w:bottom w:w="70" w:type="dxa"/>
               <w:left w:w="100" w:type="dxa"/>
               <w:right w:w="100" w:type="dxa"/>
             </w:tcMar>
@@ -5018,8 +5542,11 @@
           <w:p>
             <w:pPr>
               <w:keepNext w:val="0"/>
+              <w:keepLines/>
               <w:widowControl/>
-              <w:spacing w:after="0" w:before="0" w:line="276" w:lineRule="auto"/>
+              <w:spacing w:after="0" w:before="0" w:line="300" w:lineRule="exact"/>
+              <w:snapToGrid w:val="0"/>
+              <w:wordWrap w:val="1"/>
             </w:pPr>
             <w:r>
               <w:rPr>
@@ -5035,15 +5562,15 @@
       </w:tr>
       <w:tr>
         <w:trPr>
-          <w:cantSplit/>
+          <w:cantSplit w:val="1"/>
         </w:trPr>
         <w:tc>
           <w:tcPr>
             <w:tcW w:type="dxa" w:w="1479"/>
             <w:vAlign w:val="center"/>
             <w:tcMar>
-              <w:top w:w="80" w:type="dxa"/>
-              <w:bottom w:w="80" w:type="dxa"/>
+              <w:top w:w="70" w:type="dxa"/>
+              <w:bottom w:w="70" w:type="dxa"/>
               <w:left w:w="100" w:type="dxa"/>
               <w:right w:w="100" w:type="dxa"/>
             </w:tcMar>
@@ -5052,9 +5579,12 @@
           <w:p>
             <w:pPr>
               <w:keepNext w:val="0"/>
+              <w:keepLines/>
               <w:widowControl/>
-              <w:spacing w:after="0" w:before="0" w:line="276" w:lineRule="auto"/>
+              <w:spacing w:after="0" w:before="0" w:line="300" w:lineRule="exact"/>
               <w:jc w:val="center"/>
+              <w:snapToGrid w:val="0"/>
+              <w:wordWrap w:val="1"/>
             </w:pPr>
             <w:r>
               <w:rPr>
@@ -5072,8 +5602,8 @@
             <w:tcW w:type="dxa" w:w="4436"/>
             <w:vAlign w:val="center"/>
             <w:tcMar>
-              <w:top w:w="80" w:type="dxa"/>
-              <w:bottom w:w="80" w:type="dxa"/>
+              <w:top w:w="70" w:type="dxa"/>
+              <w:bottom w:w="70" w:type="dxa"/>
               <w:left w:w="100" w:type="dxa"/>
               <w:right w:w="100" w:type="dxa"/>
             </w:tcMar>
@@ -5082,8 +5612,11 @@
           <w:p>
             <w:pPr>
               <w:keepNext w:val="0"/>
+              <w:keepLines/>
               <w:widowControl/>
-              <w:spacing w:after="0" w:before="0" w:line="276" w:lineRule="auto"/>
+              <w:spacing w:after="0" w:before="0" w:line="300" w:lineRule="exact"/>
+              <w:snapToGrid w:val="0"/>
+              <w:wordWrap w:val="1"/>
             </w:pPr>
             <w:r>
               <w:rPr>
@@ -5101,8 +5634,8 @@
             <w:tcW w:type="dxa" w:w="3943"/>
             <w:vAlign w:val="center"/>
             <w:tcMar>
-              <w:top w:w="80" w:type="dxa"/>
-              <w:bottom w:w="80" w:type="dxa"/>
+              <w:top w:w="70" w:type="dxa"/>
+              <w:bottom w:w="70" w:type="dxa"/>
               <w:left w:w="100" w:type="dxa"/>
               <w:right w:w="100" w:type="dxa"/>
             </w:tcMar>
@@ -5111,8 +5644,11 @@
           <w:p>
             <w:pPr>
               <w:keepNext w:val="0"/>
+              <w:keepLines/>
               <w:widowControl/>
-              <w:spacing w:after="0" w:before="0" w:line="276" w:lineRule="auto"/>
+              <w:spacing w:after="0" w:before="0" w:line="300" w:lineRule="exact"/>
+              <w:snapToGrid w:val="0"/>
+              <w:wordWrap w:val="1"/>
             </w:pPr>
             <w:r>
               <w:rPr>
@@ -5128,15 +5664,15 @@
       </w:tr>
       <w:tr>
         <w:trPr>
-          <w:cantSplit/>
+          <w:cantSplit w:val="1"/>
         </w:trPr>
         <w:tc>
           <w:tcPr>
             <w:tcW w:type="dxa" w:w="1479"/>
             <w:vAlign w:val="center"/>
             <w:tcMar>
-              <w:top w:w="80" w:type="dxa"/>
-              <w:bottom w:w="80" w:type="dxa"/>
+              <w:top w:w="70" w:type="dxa"/>
+              <w:bottom w:w="70" w:type="dxa"/>
               <w:left w:w="100" w:type="dxa"/>
               <w:right w:w="100" w:type="dxa"/>
             </w:tcMar>
@@ -5144,10 +5680,13 @@
           </w:tcPr>
           <w:p>
             <w:pPr>
-              <w:keepNext w:val="0"/>
+              <w:keepNext/>
+              <w:keepLines/>
               <w:widowControl/>
-              <w:spacing w:after="0" w:before="0" w:line="276" w:lineRule="auto"/>
+              <w:spacing w:after="0" w:before="0" w:line="300" w:lineRule="exact"/>
               <w:jc w:val="center"/>
+              <w:snapToGrid w:val="0"/>
+              <w:wordWrap w:val="1"/>
             </w:pPr>
             <w:r>
               <w:rPr>
@@ -5165,8 +5704,8 @@
             <w:tcW w:type="dxa" w:w="4436"/>
             <w:vAlign w:val="center"/>
             <w:tcMar>
-              <w:top w:w="80" w:type="dxa"/>
-              <w:bottom w:w="80" w:type="dxa"/>
+              <w:top w:w="70" w:type="dxa"/>
+              <w:bottom w:w="70" w:type="dxa"/>
               <w:left w:w="100" w:type="dxa"/>
               <w:right w:w="100" w:type="dxa"/>
             </w:tcMar>
@@ -5174,9 +5713,12 @@
           </w:tcPr>
           <w:p>
             <w:pPr>
-              <w:keepNext w:val="0"/>
+              <w:keepNext/>
+              <w:keepLines/>
               <w:widowControl/>
-              <w:spacing w:after="0" w:before="0" w:line="276" w:lineRule="auto"/>
+              <w:spacing w:after="0" w:before="0" w:line="300" w:lineRule="exact"/>
+              <w:snapToGrid w:val="0"/>
+              <w:wordWrap w:val="1"/>
             </w:pPr>
             <w:r>
               <w:rPr>
@@ -5194,8 +5736,8 @@
             <w:tcW w:type="dxa" w:w="3943"/>
             <w:vAlign w:val="center"/>
             <w:tcMar>
-              <w:top w:w="80" w:type="dxa"/>
-              <w:bottom w:w="80" w:type="dxa"/>
+              <w:top w:w="70" w:type="dxa"/>
+              <w:bottom w:w="70" w:type="dxa"/>
               <w:left w:w="100" w:type="dxa"/>
               <w:right w:w="100" w:type="dxa"/>
             </w:tcMar>
@@ -5203,9 +5745,12 @@
           </w:tcPr>
           <w:p>
             <w:pPr>
-              <w:keepNext w:val="0"/>
+              <w:keepNext/>
+              <w:keepLines/>
               <w:widowControl/>
-              <w:spacing w:after="0" w:before="0" w:line="276" w:lineRule="auto"/>
+              <w:spacing w:after="0" w:before="0" w:line="300" w:lineRule="exact"/>
+              <w:snapToGrid w:val="0"/>
+              <w:wordWrap w:val="1"/>
             </w:pPr>
             <w:r>
               <w:rPr>
@@ -5221,15 +5766,15 @@
       </w:tr>
       <w:tr>
         <w:trPr>
-          <w:cantSplit/>
+          <w:cantSplit w:val="1"/>
         </w:trPr>
         <w:tc>
           <w:tcPr>
             <w:tcW w:type="dxa" w:w="1479"/>
             <w:vAlign w:val="center"/>
             <w:tcMar>
-              <w:top w:w="80" w:type="dxa"/>
-              <w:bottom w:w="80" w:type="dxa"/>
+              <w:top w:w="70" w:type="dxa"/>
+              <w:bottom w:w="70" w:type="dxa"/>
               <w:left w:w="100" w:type="dxa"/>
               <w:right w:w="100" w:type="dxa"/>
             </w:tcMar>
@@ -5238,9 +5783,12 @@
           <w:p>
             <w:pPr>
               <w:keepNext w:val="0"/>
+              <w:keepLines/>
               <w:widowControl/>
-              <w:spacing w:after="0" w:before="0" w:line="276" w:lineRule="auto"/>
+              <w:spacing w:after="0" w:before="0" w:line="300" w:lineRule="exact"/>
               <w:jc w:val="center"/>
+              <w:snapToGrid w:val="0"/>
+              <w:wordWrap w:val="1"/>
             </w:pPr>
             <w:r>
               <w:rPr>
@@ -5258,8 +5806,8 @@
             <w:tcW w:type="dxa" w:w="4436"/>
             <w:vAlign w:val="center"/>
             <w:tcMar>
-              <w:top w:w="80" w:type="dxa"/>
-              <w:bottom w:w="80" w:type="dxa"/>
+              <w:top w:w="70" w:type="dxa"/>
+              <w:bottom w:w="70" w:type="dxa"/>
               <w:left w:w="100" w:type="dxa"/>
               <w:right w:w="100" w:type="dxa"/>
             </w:tcMar>
@@ -5268,8 +5816,11 @@
           <w:p>
             <w:pPr>
               <w:keepNext w:val="0"/>
+              <w:keepLines/>
               <w:widowControl/>
-              <w:spacing w:after="0" w:before="0" w:line="276" w:lineRule="auto"/>
+              <w:spacing w:after="0" w:before="0" w:line="300" w:lineRule="exact"/>
+              <w:snapToGrid w:val="0"/>
+              <w:wordWrap w:val="1"/>
             </w:pPr>
             <w:r>
               <w:rPr>
@@ -5287,8 +5838,8 @@
             <w:tcW w:type="dxa" w:w="3943"/>
             <w:vAlign w:val="center"/>
             <w:tcMar>
-              <w:top w:w="80" w:type="dxa"/>
-              <w:bottom w:w="80" w:type="dxa"/>
+              <w:top w:w="70" w:type="dxa"/>
+              <w:bottom w:w="70" w:type="dxa"/>
               <w:left w:w="100" w:type="dxa"/>
               <w:right w:w="100" w:type="dxa"/>
             </w:tcMar>
@@ -5297,8 +5848,11 @@
           <w:p>
             <w:pPr>
               <w:keepNext w:val="0"/>
+              <w:keepLines/>
               <w:widowControl/>
-              <w:spacing w:after="0" w:before="0" w:line="276" w:lineRule="auto"/>
+              <w:spacing w:after="0" w:before="0" w:line="300" w:lineRule="exact"/>
+              <w:snapToGrid w:val="0"/>
+              <w:wordWrap w:val="1"/>
             </w:pPr>
             <w:r>
               <w:rPr>
@@ -5315,7 +5869,9 @@
     </w:tbl>
     <w:p>
       <w:pPr>
-        <w:spacing w:after="40" w:before="0" w:line="120" w:lineRule="auto"/>
+        <w:spacing w:after="60" w:before="0" w:line="60" w:lineRule="exact"/>
+        <w:widowControl/>
+        <w:snapToGrid w:val="0"/>
       </w:pPr>
       <w:r>
         <w:rPr>
@@ -5326,7 +5882,8 @@
     <w:p>
       <w:pPr>
         <w:widowControl/>
-        <w:spacing w:after="100"/>
+        <w:spacing w:after="120" w:line="360" w:lineRule="exact" w:before="0"/>
+        <w:snapToGrid w:val="0"/>
       </w:pPr>
       <w:r>
         <w:t>官方all首轮固定结果为：19,164条接纳取消中，9,714条自动配对、6,275条疑似、3,175条在当前规则下无合格原单；初始差异9,450条。覆盖率9,714÷19,164约50.69%，不等于准确率。原始可识别取消19,494＝接纳19,164＋排除330；无法识别单号的其他排除不猜作取消（E02）。</w:t>
@@ -5335,7 +5892,8 @@
     <w:p>
       <w:pPr>
         <w:widowControl/>
-        <w:spacing w:after="100"/>
+        <w:spacing w:after="120" w:line="360" w:lineRule="exact" w:before="0"/>
+        <w:snapToGrid w:val="0"/>
       </w:pPr>
       <w:r>
         <w:t>10月18日官方all隔离复核批次选择5,451条，5,237条成功、214条跳过、0事务失败；分配从9,714增至14,951，初始分类不变。这是本人使用测试财务账户完成的隔离复核成果（E06）。</w:t>
@@ -5344,7 +5902,8 @@
     <w:p>
       <w:pPr>
         <w:widowControl/>
-        <w:spacing w:after="100"/>
+        <w:spacing w:after="120" w:line="360" w:lineRule="exact" w:before="0"/>
+        <w:snapToGrid w:val="0"/>
       </w:pPr>
       <w:r>
         <w:t>后续独立实例出现9,715或14,969条既有分配时，以各自快照和处理历史解释；这些数字不替换上面的首轮统计。报告不把不同实例、不同版本和不同处理阶段拼成一组最终数据。</w:t>
@@ -5353,17 +5912,24 @@
     <w:p>
       <w:pPr>
         <w:pStyle w:val="Heading1"/>
+        <w:keepNext/>
+        <w:keepLines/>
         <w:widowControl/>
-        <w:spacing w:after="100"/>
+        <w:spacing w:after="120" w:line="440" w:lineRule="exact" w:before="240"/>
+        <w:snapToGrid w:val="0"/>
       </w:pPr>
       <w:r>
+        <w:rPr>
+          <w:color w:val="000000"/>
+        </w:rPr>
         <w:t>八、测试与验证记录</w:t>
       </w:r>
     </w:p>
     <w:p>
       <w:pPr>
         <w:widowControl/>
-        <w:spacing w:after="100"/>
+        <w:spacing w:after="120" w:line="360" w:lineRule="exact" w:before="0"/>
+        <w:snapToGrid w:val="0"/>
       </w:pPr>
       <w:r>
         <w:t>本表将输入、预期、实际和证据分开。E编号对应第十一节的项目相对路径；测试编号为本报告索引，不重排项目原TC编号。本次写报告只复用已保存结果，没有为报告再跑全量或故障注入。</w:t>
@@ -5391,16 +5957,16 @@
       </w:tblGrid>
       <w:tr>
         <w:trPr>
-          <w:cantSplit/>
-          <w:tblHeader/>
+          <w:cantSplit w:val="1"/>
+          <w:tblHeader w:val="1"/>
         </w:trPr>
         <w:tc>
           <w:tcPr>
             <w:tcW w:type="dxa" w:w="2169"/>
             <w:vAlign w:val="center"/>
             <w:tcMar>
-              <w:top w:w="80" w:type="dxa"/>
-              <w:bottom w:w="80" w:type="dxa"/>
+              <w:top w:w="70" w:type="dxa"/>
+              <w:bottom w:w="70" w:type="dxa"/>
               <w:left w:w="100" w:type="dxa"/>
               <w:right w:w="100" w:type="dxa"/>
             </w:tcMar>
@@ -5408,10 +5974,13 @@
           </w:tcPr>
           <w:p>
             <w:pPr>
-              <w:keepNext w:val="0"/>
+              <w:keepNext/>
+              <w:keepLines/>
               <w:widowControl/>
-              <w:spacing w:after="0" w:before="0" w:line="276" w:lineRule="auto"/>
-              <w:jc w:val="center"/>
+              <w:spacing w:after="0" w:before="0" w:line="300" w:lineRule="exact"/>
+              <w:jc w:val="left"/>
+              <w:snapToGrid w:val="0"/>
+              <w:wordWrap w:val="1"/>
             </w:pPr>
             <w:r>
               <w:rPr>
@@ -5429,8 +5998,8 @@
             <w:tcW w:type="dxa" w:w="3155"/>
             <w:vAlign w:val="center"/>
             <w:tcMar>
-              <w:top w:w="80" w:type="dxa"/>
-              <w:bottom w:w="80" w:type="dxa"/>
+              <w:top w:w="70" w:type="dxa"/>
+              <w:bottom w:w="70" w:type="dxa"/>
               <w:left w:w="100" w:type="dxa"/>
               <w:right w:w="100" w:type="dxa"/>
             </w:tcMar>
@@ -5438,9 +6007,12 @@
           </w:tcPr>
           <w:p>
             <w:pPr>
-              <w:keepNext w:val="0"/>
+              <w:keepNext/>
+              <w:keepLines/>
               <w:widowControl/>
-              <w:spacing w:after="0" w:before="0" w:line="276" w:lineRule="auto"/>
+              <w:spacing w:after="0" w:before="0" w:line="300" w:lineRule="exact"/>
+              <w:snapToGrid w:val="0"/>
+              <w:wordWrap w:val="1"/>
             </w:pPr>
             <w:r>
               <w:rPr>
@@ -5458,8 +6030,8 @@
             <w:tcW w:type="dxa" w:w="3549"/>
             <w:vAlign w:val="center"/>
             <w:tcMar>
-              <w:top w:w="80" w:type="dxa"/>
-              <w:bottom w:w="80" w:type="dxa"/>
+              <w:top w:w="70" w:type="dxa"/>
+              <w:bottom w:w="70" w:type="dxa"/>
               <w:left w:w="100" w:type="dxa"/>
               <w:right w:w="100" w:type="dxa"/>
             </w:tcMar>
@@ -5467,9 +6039,12 @@
           </w:tcPr>
           <w:p>
             <w:pPr>
-              <w:keepNext w:val="0"/>
+              <w:keepNext/>
+              <w:keepLines/>
               <w:widowControl/>
-              <w:spacing w:after="0" w:before="0" w:line="276" w:lineRule="auto"/>
+              <w:spacing w:after="0" w:before="0" w:line="300" w:lineRule="exact"/>
+              <w:snapToGrid w:val="0"/>
+              <w:wordWrap w:val="1"/>
             </w:pPr>
             <w:r>
               <w:rPr>
@@ -5487,8 +6062,8 @@
             <w:tcW w:type="dxa" w:w="986"/>
             <w:vAlign w:val="center"/>
             <w:tcMar>
-              <w:top w:w="80" w:type="dxa"/>
-              <w:bottom w:w="80" w:type="dxa"/>
+              <w:top w:w="70" w:type="dxa"/>
+              <w:bottom w:w="70" w:type="dxa"/>
               <w:left w:w="100" w:type="dxa"/>
               <w:right w:w="100" w:type="dxa"/>
             </w:tcMar>
@@ -5496,9 +6071,12 @@
           </w:tcPr>
           <w:p>
             <w:pPr>
-              <w:keepNext w:val="0"/>
+              <w:keepNext/>
+              <w:keepLines/>
               <w:widowControl/>
-              <w:spacing w:after="0" w:before="0" w:line="276" w:lineRule="auto"/>
+              <w:spacing w:after="0" w:before="0" w:line="300" w:lineRule="exact"/>
+              <w:snapToGrid w:val="0"/>
+              <w:wordWrap w:val="1"/>
             </w:pPr>
             <w:r>
               <w:rPr>
@@ -5514,15 +6092,15 @@
       </w:tr>
       <w:tr>
         <w:trPr>
-          <w:cantSplit/>
+          <w:cantSplit w:val="1"/>
         </w:trPr>
         <w:tc>
           <w:tcPr>
             <w:tcW w:type="dxa" w:w="2169"/>
             <w:vAlign w:val="center"/>
             <w:tcMar>
-              <w:top w:w="80" w:type="dxa"/>
-              <w:bottom w:w="80" w:type="dxa"/>
+              <w:top w:w="70" w:type="dxa"/>
+              <w:bottom w:w="70" w:type="dxa"/>
               <w:left w:w="100" w:type="dxa"/>
               <w:right w:w="100" w:type="dxa"/>
             </w:tcMar>
@@ -5530,9 +6108,13 @@
           </w:tcPr>
           <w:p>
             <w:pPr>
-              <w:keepNext w:val="0"/>
+              <w:keepNext/>
+              <w:keepLines/>
               <w:widowControl/>
-              <w:spacing w:after="0" w:before="0" w:line="276" w:lineRule="auto"/>
+              <w:spacing w:after="0" w:before="0" w:line="300" w:lineRule="exact"/>
+              <w:snapToGrid w:val="0"/>
+              <w:wordWrap w:val="1"/>
+              <w:jc w:val="left"/>
             </w:pPr>
             <w:r>
               <w:rPr>
@@ -5550,8 +6132,8 @@
             <w:tcW w:type="dxa" w:w="3155"/>
             <w:vAlign w:val="center"/>
             <w:tcMar>
-              <w:top w:w="80" w:type="dxa"/>
-              <w:bottom w:w="80" w:type="dxa"/>
+              <w:top w:w="70" w:type="dxa"/>
+              <w:bottom w:w="70" w:type="dxa"/>
               <w:left w:w="100" w:type="dxa"/>
               <w:right w:w="100" w:type="dxa"/>
             </w:tcMar>
@@ -5559,9 +6141,12 @@
           </w:tcPr>
           <w:p>
             <w:pPr>
-              <w:keepNext w:val="0"/>
+              <w:keepNext/>
+              <w:keepLines/>
               <w:widowControl/>
-              <w:spacing w:after="0" w:before="0" w:line="276" w:lineRule="auto"/>
+              <w:spacing w:after="0" w:before="0" w:line="300" w:lineRule="exact"/>
+              <w:snapToGrid w:val="0"/>
+              <w:wordWrap w:val="1"/>
             </w:pPr>
             <w:r>
               <w:rPr>
@@ -5579,8 +6164,8 @@
             <w:tcW w:type="dxa" w:w="3549"/>
             <w:vAlign w:val="center"/>
             <w:tcMar>
-              <w:top w:w="80" w:type="dxa"/>
-              <w:bottom w:w="80" w:type="dxa"/>
+              <w:top w:w="70" w:type="dxa"/>
+              <w:bottom w:w="70" w:type="dxa"/>
               <w:left w:w="100" w:type="dxa"/>
               <w:right w:w="100" w:type="dxa"/>
             </w:tcMar>
@@ -5588,9 +6173,12 @@
           </w:tcPr>
           <w:p>
             <w:pPr>
-              <w:keepNext w:val="0"/>
+              <w:keepNext/>
+              <w:keepLines/>
               <w:widowControl/>
-              <w:spacing w:after="0" w:before="0" w:line="276" w:lineRule="auto"/>
+              <w:spacing w:after="0" w:before="0" w:line="300" w:lineRule="exact"/>
+              <w:snapToGrid w:val="0"/>
+              <w:wordWrap w:val="1"/>
             </w:pPr>
             <w:r>
               <w:rPr>
@@ -5608,8 +6196,8 @@
             <w:tcW w:type="dxa" w:w="986"/>
             <w:vAlign w:val="center"/>
             <w:tcMar>
-              <w:top w:w="80" w:type="dxa"/>
-              <w:bottom w:w="80" w:type="dxa"/>
+              <w:top w:w="70" w:type="dxa"/>
+              <w:bottom w:w="70" w:type="dxa"/>
               <w:left w:w="100" w:type="dxa"/>
               <w:right w:w="100" w:type="dxa"/>
             </w:tcMar>
@@ -5617,9 +6205,12 @@
           </w:tcPr>
           <w:p>
             <w:pPr>
-              <w:keepNext w:val="0"/>
+              <w:keepNext/>
+              <w:keepLines/>
               <w:widowControl/>
-              <w:spacing w:after="0" w:before="0" w:line="276" w:lineRule="auto"/>
+              <w:spacing w:after="0" w:before="0" w:line="300" w:lineRule="exact"/>
+              <w:snapToGrid w:val="0"/>
+              <w:wordWrap w:val="1"/>
             </w:pPr>
             <w:r>
               <w:rPr>
@@ -5635,15 +6226,15 @@
       </w:tr>
       <w:tr>
         <w:trPr>
-          <w:cantSplit/>
+          <w:cantSplit w:val="1"/>
         </w:trPr>
         <w:tc>
           <w:tcPr>
             <w:tcW w:type="dxa" w:w="2169"/>
             <w:vAlign w:val="center"/>
             <w:tcMar>
-              <w:top w:w="80" w:type="dxa"/>
-              <w:bottom w:w="80" w:type="dxa"/>
+              <w:top w:w="70" w:type="dxa"/>
+              <w:bottom w:w="70" w:type="dxa"/>
               <w:left w:w="100" w:type="dxa"/>
               <w:right w:w="100" w:type="dxa"/>
             </w:tcMar>
@@ -5652,9 +6243,12 @@
           <w:p>
             <w:pPr>
               <w:keepNext w:val="0"/>
+              <w:keepLines/>
               <w:widowControl/>
-              <w:spacing w:after="0" w:before="0" w:line="276" w:lineRule="auto"/>
-              <w:jc w:val="center"/>
+              <w:spacing w:after="0" w:before="0" w:line="300" w:lineRule="exact"/>
+              <w:jc w:val="left"/>
+              <w:snapToGrid w:val="0"/>
+              <w:wordWrap w:val="1"/>
             </w:pPr>
             <w:r>
               <w:rPr>
@@ -5672,8 +6266,8 @@
             <w:tcW w:type="dxa" w:w="3155"/>
             <w:vAlign w:val="center"/>
             <w:tcMar>
-              <w:top w:w="80" w:type="dxa"/>
-              <w:bottom w:w="80" w:type="dxa"/>
+              <w:top w:w="70" w:type="dxa"/>
+              <w:bottom w:w="70" w:type="dxa"/>
               <w:left w:w="100" w:type="dxa"/>
               <w:right w:w="100" w:type="dxa"/>
             </w:tcMar>
@@ -5682,8 +6276,11 @@
           <w:p>
             <w:pPr>
               <w:keepNext w:val="0"/>
+              <w:keepLines/>
               <w:widowControl/>
-              <w:spacing w:after="0" w:before="0" w:line="276" w:lineRule="auto"/>
+              <w:spacing w:after="0" w:before="0" w:line="300" w:lineRule="exact"/>
+              <w:snapToGrid w:val="0"/>
+              <w:wordWrap w:val="1"/>
             </w:pPr>
             <w:r>
               <w:rPr>
@@ -5701,8 +6298,8 @@
             <w:tcW w:type="dxa" w:w="3549"/>
             <w:vAlign w:val="center"/>
             <w:tcMar>
-              <w:top w:w="80" w:type="dxa"/>
-              <w:bottom w:w="80" w:type="dxa"/>
+              <w:top w:w="70" w:type="dxa"/>
+              <w:bottom w:w="70" w:type="dxa"/>
               <w:left w:w="100" w:type="dxa"/>
               <w:right w:w="100" w:type="dxa"/>
             </w:tcMar>
@@ -5711,8 +6308,11 @@
           <w:p>
             <w:pPr>
               <w:keepNext w:val="0"/>
+              <w:keepLines/>
               <w:widowControl/>
-              <w:spacing w:after="0" w:before="0" w:line="276" w:lineRule="auto"/>
+              <w:spacing w:after="0" w:before="0" w:line="300" w:lineRule="exact"/>
+              <w:snapToGrid w:val="0"/>
+              <w:wordWrap w:val="1"/>
             </w:pPr>
             <w:r>
               <w:rPr>
@@ -5730,8 +6330,8 @@
             <w:tcW w:type="dxa" w:w="986"/>
             <w:vAlign w:val="center"/>
             <w:tcMar>
-              <w:top w:w="80" w:type="dxa"/>
-              <w:bottom w:w="80" w:type="dxa"/>
+              <w:top w:w="70" w:type="dxa"/>
+              <w:bottom w:w="70" w:type="dxa"/>
               <w:left w:w="100" w:type="dxa"/>
               <w:right w:w="100" w:type="dxa"/>
             </w:tcMar>
@@ -5740,8 +6340,11 @@
           <w:p>
             <w:pPr>
               <w:keepNext w:val="0"/>
+              <w:keepLines/>
               <w:widowControl/>
-              <w:spacing w:after="0" w:before="0" w:line="276" w:lineRule="auto"/>
+              <w:spacing w:after="0" w:before="0" w:line="300" w:lineRule="exact"/>
+              <w:snapToGrid w:val="0"/>
+              <w:wordWrap w:val="1"/>
             </w:pPr>
             <w:r>
               <w:rPr>
@@ -5757,15 +6360,15 @@
       </w:tr>
       <w:tr>
         <w:trPr>
-          <w:cantSplit/>
+          <w:cantSplit w:val="1"/>
         </w:trPr>
         <w:tc>
           <w:tcPr>
             <w:tcW w:type="dxa" w:w="2169"/>
             <w:vAlign w:val="center"/>
             <w:tcMar>
-              <w:top w:w="80" w:type="dxa"/>
-              <w:bottom w:w="80" w:type="dxa"/>
+              <w:top w:w="70" w:type="dxa"/>
+              <w:bottom w:w="70" w:type="dxa"/>
               <w:left w:w="100" w:type="dxa"/>
               <w:right w:w="100" w:type="dxa"/>
             </w:tcMar>
@@ -5774,9 +6377,12 @@
           <w:p>
             <w:pPr>
               <w:keepNext w:val="0"/>
+              <w:keepLines/>
               <w:widowControl/>
-              <w:spacing w:after="0" w:before="0" w:line="276" w:lineRule="auto"/>
-              <w:jc w:val="center"/>
+              <w:spacing w:after="0" w:before="0" w:line="300" w:lineRule="exact"/>
+              <w:jc w:val="left"/>
+              <w:snapToGrid w:val="0"/>
+              <w:wordWrap w:val="1"/>
             </w:pPr>
             <w:r>
               <w:rPr>
@@ -5794,8 +6400,8 @@
             <w:tcW w:type="dxa" w:w="3155"/>
             <w:vAlign w:val="center"/>
             <w:tcMar>
-              <w:top w:w="80" w:type="dxa"/>
-              <w:bottom w:w="80" w:type="dxa"/>
+              <w:top w:w="70" w:type="dxa"/>
+              <w:bottom w:w="70" w:type="dxa"/>
               <w:left w:w="100" w:type="dxa"/>
               <w:right w:w="100" w:type="dxa"/>
             </w:tcMar>
@@ -5804,8 +6410,11 @@
           <w:p>
             <w:pPr>
               <w:keepNext w:val="0"/>
+              <w:keepLines/>
               <w:widowControl/>
-              <w:spacing w:after="0" w:before="0" w:line="276" w:lineRule="auto"/>
+              <w:spacing w:after="0" w:before="0" w:line="300" w:lineRule="exact"/>
+              <w:snapToGrid w:val="0"/>
+              <w:wordWrap w:val="1"/>
             </w:pPr>
             <w:r>
               <w:rPr>
@@ -5823,8 +6432,8 @@
             <w:tcW w:type="dxa" w:w="3549"/>
             <w:vAlign w:val="center"/>
             <w:tcMar>
-              <w:top w:w="80" w:type="dxa"/>
-              <w:bottom w:w="80" w:type="dxa"/>
+              <w:top w:w="70" w:type="dxa"/>
+              <w:bottom w:w="70" w:type="dxa"/>
               <w:left w:w="100" w:type="dxa"/>
               <w:right w:w="100" w:type="dxa"/>
             </w:tcMar>
@@ -5833,8 +6442,11 @@
           <w:p>
             <w:pPr>
               <w:keepNext w:val="0"/>
+              <w:keepLines/>
               <w:widowControl/>
-              <w:spacing w:after="0" w:before="0" w:line="276" w:lineRule="auto"/>
+              <w:spacing w:after="0" w:before="0" w:line="300" w:lineRule="exact"/>
+              <w:snapToGrid w:val="0"/>
+              <w:wordWrap w:val="1"/>
             </w:pPr>
             <w:r>
               <w:rPr>
@@ -5852,8 +6464,8 @@
             <w:tcW w:type="dxa" w:w="986"/>
             <w:vAlign w:val="center"/>
             <w:tcMar>
-              <w:top w:w="80" w:type="dxa"/>
-              <w:bottom w:w="80" w:type="dxa"/>
+              <w:top w:w="70" w:type="dxa"/>
+              <w:bottom w:w="70" w:type="dxa"/>
               <w:left w:w="100" w:type="dxa"/>
               <w:right w:w="100" w:type="dxa"/>
             </w:tcMar>
@@ -5862,8 +6474,11 @@
           <w:p>
             <w:pPr>
               <w:keepNext w:val="0"/>
+              <w:keepLines/>
               <w:widowControl/>
-              <w:spacing w:after="0" w:before="0" w:line="276" w:lineRule="auto"/>
+              <w:spacing w:after="0" w:before="0" w:line="300" w:lineRule="exact"/>
+              <w:snapToGrid w:val="0"/>
+              <w:wordWrap w:val="1"/>
             </w:pPr>
             <w:r>
               <w:rPr>
@@ -5879,15 +6494,15 @@
       </w:tr>
       <w:tr>
         <w:trPr>
-          <w:cantSplit/>
+          <w:cantSplit w:val="1"/>
         </w:trPr>
         <w:tc>
           <w:tcPr>
             <w:tcW w:type="dxa" w:w="2169"/>
             <w:vAlign w:val="center"/>
             <w:tcMar>
-              <w:top w:w="80" w:type="dxa"/>
-              <w:bottom w:w="80" w:type="dxa"/>
+              <w:top w:w="70" w:type="dxa"/>
+              <w:bottom w:w="70" w:type="dxa"/>
               <w:left w:w="100" w:type="dxa"/>
               <w:right w:w="100" w:type="dxa"/>
             </w:tcMar>
@@ -5896,8 +6511,12 @@
           <w:p>
             <w:pPr>
               <w:keepNext w:val="0"/>
+              <w:keepLines/>
               <w:widowControl/>
-              <w:spacing w:after="0" w:before="0" w:line="276" w:lineRule="auto"/>
+              <w:spacing w:after="0" w:before="0" w:line="300" w:lineRule="exact"/>
+              <w:snapToGrid w:val="0"/>
+              <w:wordWrap w:val="1"/>
+              <w:jc w:val="left"/>
             </w:pPr>
             <w:r>
               <w:rPr>
@@ -5915,8 +6534,8 @@
             <w:tcW w:type="dxa" w:w="3155"/>
             <w:vAlign w:val="center"/>
             <w:tcMar>
-              <w:top w:w="80" w:type="dxa"/>
-              <w:bottom w:w="80" w:type="dxa"/>
+              <w:top w:w="70" w:type="dxa"/>
+              <w:bottom w:w="70" w:type="dxa"/>
               <w:left w:w="100" w:type="dxa"/>
               <w:right w:w="100" w:type="dxa"/>
             </w:tcMar>
@@ -5925,8 +6544,11 @@
           <w:p>
             <w:pPr>
               <w:keepNext w:val="0"/>
+              <w:keepLines/>
               <w:widowControl/>
-              <w:spacing w:after="0" w:before="0" w:line="276" w:lineRule="auto"/>
+              <w:spacing w:after="0" w:before="0" w:line="300" w:lineRule="exact"/>
+              <w:snapToGrid w:val="0"/>
+              <w:wordWrap w:val="1"/>
             </w:pPr>
             <w:r>
               <w:rPr>
@@ -5944,8 +6566,8 @@
             <w:tcW w:type="dxa" w:w="3549"/>
             <w:vAlign w:val="center"/>
             <w:tcMar>
-              <w:top w:w="80" w:type="dxa"/>
-              <w:bottom w:w="80" w:type="dxa"/>
+              <w:top w:w="70" w:type="dxa"/>
+              <w:bottom w:w="70" w:type="dxa"/>
               <w:left w:w="100" w:type="dxa"/>
               <w:right w:w="100" w:type="dxa"/>
             </w:tcMar>
@@ -5954,8 +6576,11 @@
           <w:p>
             <w:pPr>
               <w:keepNext w:val="0"/>
+              <w:keepLines/>
               <w:widowControl/>
-              <w:spacing w:after="0" w:before="0" w:line="276" w:lineRule="auto"/>
+              <w:spacing w:after="0" w:before="0" w:line="300" w:lineRule="exact"/>
+              <w:snapToGrid w:val="0"/>
+              <w:wordWrap w:val="1"/>
             </w:pPr>
             <w:r>
               <w:rPr>
@@ -5973,8 +6598,8 @@
             <w:tcW w:type="dxa" w:w="986"/>
             <w:vAlign w:val="center"/>
             <w:tcMar>
-              <w:top w:w="80" w:type="dxa"/>
-              <w:bottom w:w="80" w:type="dxa"/>
+              <w:top w:w="70" w:type="dxa"/>
+              <w:bottom w:w="70" w:type="dxa"/>
               <w:left w:w="100" w:type="dxa"/>
               <w:right w:w="100" w:type="dxa"/>
             </w:tcMar>
@@ -5983,8 +6608,11 @@
           <w:p>
             <w:pPr>
               <w:keepNext w:val="0"/>
+              <w:keepLines/>
               <w:widowControl/>
-              <w:spacing w:after="0" w:before="0" w:line="276" w:lineRule="auto"/>
+              <w:spacing w:after="0" w:before="0" w:line="300" w:lineRule="exact"/>
+              <w:snapToGrid w:val="0"/>
+              <w:wordWrap w:val="1"/>
             </w:pPr>
             <w:r>
               <w:rPr>
@@ -6000,15 +6628,15 @@
       </w:tr>
       <w:tr>
         <w:trPr>
-          <w:cantSplit/>
+          <w:cantSplit w:val="1"/>
         </w:trPr>
         <w:tc>
           <w:tcPr>
             <w:tcW w:type="dxa" w:w="2169"/>
             <w:vAlign w:val="center"/>
             <w:tcMar>
-              <w:top w:w="80" w:type="dxa"/>
-              <w:bottom w:w="80" w:type="dxa"/>
+              <w:top w:w="70" w:type="dxa"/>
+              <w:bottom w:w="70" w:type="dxa"/>
               <w:left w:w="100" w:type="dxa"/>
               <w:right w:w="100" w:type="dxa"/>
             </w:tcMar>
@@ -6017,8 +6645,12 @@
           <w:p>
             <w:pPr>
               <w:keepNext w:val="0"/>
+              <w:keepLines/>
               <w:widowControl/>
-              <w:spacing w:after="0" w:before="0" w:line="276" w:lineRule="auto"/>
+              <w:spacing w:after="0" w:before="0" w:line="300" w:lineRule="exact"/>
+              <w:snapToGrid w:val="0"/>
+              <w:wordWrap w:val="1"/>
+              <w:jc w:val="left"/>
             </w:pPr>
             <w:r>
               <w:rPr>
@@ -6036,8 +6668,8 @@
             <w:tcW w:type="dxa" w:w="3155"/>
             <w:vAlign w:val="center"/>
             <w:tcMar>
-              <w:top w:w="80" w:type="dxa"/>
-              <w:bottom w:w="80" w:type="dxa"/>
+              <w:top w:w="70" w:type="dxa"/>
+              <w:bottom w:w="70" w:type="dxa"/>
               <w:left w:w="100" w:type="dxa"/>
               <w:right w:w="100" w:type="dxa"/>
             </w:tcMar>
@@ -6046,8 +6678,11 @@
           <w:p>
             <w:pPr>
               <w:keepNext w:val="0"/>
+              <w:keepLines/>
               <w:widowControl/>
-              <w:spacing w:after="0" w:before="0" w:line="276" w:lineRule="auto"/>
+              <w:spacing w:after="0" w:before="0" w:line="300" w:lineRule="exact"/>
+              <w:snapToGrid w:val="0"/>
+              <w:wordWrap w:val="1"/>
             </w:pPr>
             <w:r>
               <w:rPr>
@@ -6065,8 +6700,8 @@
             <w:tcW w:type="dxa" w:w="3549"/>
             <w:vAlign w:val="center"/>
             <w:tcMar>
-              <w:top w:w="80" w:type="dxa"/>
-              <w:bottom w:w="80" w:type="dxa"/>
+              <w:top w:w="70" w:type="dxa"/>
+              <w:bottom w:w="70" w:type="dxa"/>
               <w:left w:w="100" w:type="dxa"/>
               <w:right w:w="100" w:type="dxa"/>
             </w:tcMar>
@@ -6075,8 +6710,11 @@
           <w:p>
             <w:pPr>
               <w:keepNext w:val="0"/>
+              <w:keepLines/>
               <w:widowControl/>
-              <w:spacing w:after="0" w:before="0" w:line="276" w:lineRule="auto"/>
+              <w:spacing w:after="0" w:before="0" w:line="300" w:lineRule="exact"/>
+              <w:snapToGrid w:val="0"/>
+              <w:wordWrap w:val="1"/>
             </w:pPr>
             <w:r>
               <w:rPr>
@@ -6094,8 +6732,8 @@
             <w:tcW w:type="dxa" w:w="986"/>
             <w:vAlign w:val="center"/>
             <w:tcMar>
-              <w:top w:w="80" w:type="dxa"/>
-              <w:bottom w:w="80" w:type="dxa"/>
+              <w:top w:w="70" w:type="dxa"/>
+              <w:bottom w:w="70" w:type="dxa"/>
               <w:left w:w="100" w:type="dxa"/>
               <w:right w:w="100" w:type="dxa"/>
             </w:tcMar>
@@ -6104,8 +6742,11 @@
           <w:p>
             <w:pPr>
               <w:keepNext w:val="0"/>
+              <w:keepLines/>
               <w:widowControl/>
-              <w:spacing w:after="0" w:before="0" w:line="276" w:lineRule="auto"/>
+              <w:spacing w:after="0" w:before="0" w:line="300" w:lineRule="exact"/>
+              <w:snapToGrid w:val="0"/>
+              <w:wordWrap w:val="1"/>
             </w:pPr>
             <w:r>
               <w:rPr>
@@ -6121,15 +6762,15 @@
       </w:tr>
       <w:tr>
         <w:trPr>
-          <w:cantSplit/>
+          <w:cantSplit w:val="1"/>
         </w:trPr>
         <w:tc>
           <w:tcPr>
             <w:tcW w:type="dxa" w:w="2169"/>
             <w:vAlign w:val="center"/>
             <w:tcMar>
-              <w:top w:w="80" w:type="dxa"/>
-              <w:bottom w:w="80" w:type="dxa"/>
+              <w:top w:w="70" w:type="dxa"/>
+              <w:bottom w:w="70" w:type="dxa"/>
               <w:left w:w="100" w:type="dxa"/>
               <w:right w:w="100" w:type="dxa"/>
             </w:tcMar>
@@ -6138,9 +6779,12 @@
           <w:p>
             <w:pPr>
               <w:keepNext w:val="0"/>
+              <w:keepLines/>
               <w:widowControl/>
-              <w:spacing w:after="0" w:before="0" w:line="276" w:lineRule="auto"/>
-              <w:jc w:val="center"/>
+              <w:spacing w:after="0" w:before="0" w:line="300" w:lineRule="exact"/>
+              <w:jc w:val="left"/>
+              <w:snapToGrid w:val="0"/>
+              <w:wordWrap w:val="1"/>
             </w:pPr>
             <w:r>
               <w:rPr>
@@ -6158,8 +6802,8 @@
             <w:tcW w:type="dxa" w:w="3155"/>
             <w:vAlign w:val="center"/>
             <w:tcMar>
-              <w:top w:w="80" w:type="dxa"/>
-              <w:bottom w:w="80" w:type="dxa"/>
+              <w:top w:w="70" w:type="dxa"/>
+              <w:bottom w:w="70" w:type="dxa"/>
               <w:left w:w="100" w:type="dxa"/>
               <w:right w:w="100" w:type="dxa"/>
             </w:tcMar>
@@ -6168,8 +6812,11 @@
           <w:p>
             <w:pPr>
               <w:keepNext w:val="0"/>
+              <w:keepLines/>
               <w:widowControl/>
-              <w:spacing w:after="0" w:before="0" w:line="276" w:lineRule="auto"/>
+              <w:spacing w:after="0" w:before="0" w:line="300" w:lineRule="exact"/>
+              <w:snapToGrid w:val="0"/>
+              <w:wordWrap w:val="1"/>
             </w:pPr>
             <w:r>
               <w:rPr>
@@ -6187,8 +6834,8 @@
             <w:tcW w:type="dxa" w:w="3549"/>
             <w:vAlign w:val="center"/>
             <w:tcMar>
-              <w:top w:w="80" w:type="dxa"/>
-              <w:bottom w:w="80" w:type="dxa"/>
+              <w:top w:w="70" w:type="dxa"/>
+              <w:bottom w:w="70" w:type="dxa"/>
               <w:left w:w="100" w:type="dxa"/>
               <w:right w:w="100" w:type="dxa"/>
             </w:tcMar>
@@ -6197,8 +6844,11 @@
           <w:p>
             <w:pPr>
               <w:keepNext w:val="0"/>
+              <w:keepLines/>
               <w:widowControl/>
-              <w:spacing w:after="0" w:before="0" w:line="276" w:lineRule="auto"/>
+              <w:spacing w:after="0" w:before="0" w:line="300" w:lineRule="exact"/>
+              <w:snapToGrid w:val="0"/>
+              <w:wordWrap w:val="1"/>
             </w:pPr>
             <w:r>
               <w:rPr>
@@ -6216,8 +6866,8 @@
             <w:tcW w:type="dxa" w:w="986"/>
             <w:vAlign w:val="center"/>
             <w:tcMar>
-              <w:top w:w="80" w:type="dxa"/>
-              <w:bottom w:w="80" w:type="dxa"/>
+              <w:top w:w="70" w:type="dxa"/>
+              <w:bottom w:w="70" w:type="dxa"/>
               <w:left w:w="100" w:type="dxa"/>
               <w:right w:w="100" w:type="dxa"/>
             </w:tcMar>
@@ -6226,8 +6876,11 @@
           <w:p>
             <w:pPr>
               <w:keepNext w:val="0"/>
+              <w:keepLines/>
               <w:widowControl/>
-              <w:spacing w:after="0" w:before="0" w:line="276" w:lineRule="auto"/>
+              <w:spacing w:after="0" w:before="0" w:line="300" w:lineRule="exact"/>
+              <w:snapToGrid w:val="0"/>
+              <w:wordWrap w:val="1"/>
             </w:pPr>
             <w:r>
               <w:rPr>
@@ -6243,15 +6896,15 @@
       </w:tr>
       <w:tr>
         <w:trPr>
-          <w:cantSplit/>
+          <w:cantSplit w:val="1"/>
         </w:trPr>
         <w:tc>
           <w:tcPr>
             <w:tcW w:type="dxa" w:w="2169"/>
             <w:vAlign w:val="center"/>
             <w:tcMar>
-              <w:top w:w="80" w:type="dxa"/>
-              <w:bottom w:w="80" w:type="dxa"/>
+              <w:top w:w="70" w:type="dxa"/>
+              <w:bottom w:w="70" w:type="dxa"/>
               <w:left w:w="100" w:type="dxa"/>
               <w:right w:w="100" w:type="dxa"/>
             </w:tcMar>
@@ -6260,8 +6913,12 @@
           <w:p>
             <w:pPr>
               <w:keepNext w:val="0"/>
+              <w:keepLines/>
               <w:widowControl/>
-              <w:spacing w:after="0" w:before="0" w:line="276" w:lineRule="auto"/>
+              <w:spacing w:after="0" w:before="0" w:line="300" w:lineRule="exact"/>
+              <w:snapToGrid w:val="0"/>
+              <w:wordWrap w:val="1"/>
+              <w:jc w:val="left"/>
             </w:pPr>
             <w:r>
               <w:rPr>
@@ -6279,8 +6936,8 @@
             <w:tcW w:type="dxa" w:w="3155"/>
             <w:vAlign w:val="center"/>
             <w:tcMar>
-              <w:top w:w="80" w:type="dxa"/>
-              <w:bottom w:w="80" w:type="dxa"/>
+              <w:top w:w="70" w:type="dxa"/>
+              <w:bottom w:w="70" w:type="dxa"/>
               <w:left w:w="100" w:type="dxa"/>
               <w:right w:w="100" w:type="dxa"/>
             </w:tcMar>
@@ -6289,8 +6946,11 @@
           <w:p>
             <w:pPr>
               <w:keepNext w:val="0"/>
+              <w:keepLines/>
               <w:widowControl/>
-              <w:spacing w:after="0" w:before="0" w:line="276" w:lineRule="auto"/>
+              <w:spacing w:after="0" w:before="0" w:line="300" w:lineRule="exact"/>
+              <w:snapToGrid w:val="0"/>
+              <w:wordWrap w:val="1"/>
             </w:pPr>
             <w:r>
               <w:rPr>
@@ -6308,8 +6968,8 @@
             <w:tcW w:type="dxa" w:w="3549"/>
             <w:vAlign w:val="center"/>
             <w:tcMar>
-              <w:top w:w="80" w:type="dxa"/>
-              <w:bottom w:w="80" w:type="dxa"/>
+              <w:top w:w="70" w:type="dxa"/>
+              <w:bottom w:w="70" w:type="dxa"/>
               <w:left w:w="100" w:type="dxa"/>
               <w:right w:w="100" w:type="dxa"/>
             </w:tcMar>
@@ -6318,8 +6978,11 @@
           <w:p>
             <w:pPr>
               <w:keepNext w:val="0"/>
+              <w:keepLines/>
               <w:widowControl/>
-              <w:spacing w:after="0" w:before="0" w:line="276" w:lineRule="auto"/>
+              <w:spacing w:after="0" w:before="0" w:line="300" w:lineRule="exact"/>
+              <w:snapToGrid w:val="0"/>
+              <w:wordWrap w:val="1"/>
             </w:pPr>
             <w:r>
               <w:rPr>
@@ -6337,8 +7000,8 @@
             <w:tcW w:type="dxa" w:w="986"/>
             <w:vAlign w:val="center"/>
             <w:tcMar>
-              <w:top w:w="80" w:type="dxa"/>
-              <w:bottom w:w="80" w:type="dxa"/>
+              <w:top w:w="70" w:type="dxa"/>
+              <w:bottom w:w="70" w:type="dxa"/>
               <w:left w:w="100" w:type="dxa"/>
               <w:right w:w="100" w:type="dxa"/>
             </w:tcMar>
@@ -6347,8 +7010,11 @@
           <w:p>
             <w:pPr>
               <w:keepNext w:val="0"/>
+              <w:keepLines/>
               <w:widowControl/>
-              <w:spacing w:after="0" w:before="0" w:line="276" w:lineRule="auto"/>
+              <w:spacing w:after="0" w:before="0" w:line="300" w:lineRule="exact"/>
+              <w:snapToGrid w:val="0"/>
+              <w:wordWrap w:val="1"/>
             </w:pPr>
             <w:r>
               <w:rPr>
@@ -6364,15 +7030,15 @@
       </w:tr>
       <w:tr>
         <w:trPr>
-          <w:cantSplit/>
+          <w:cantSplit w:val="1"/>
         </w:trPr>
         <w:tc>
           <w:tcPr>
             <w:tcW w:type="dxa" w:w="2169"/>
             <w:vAlign w:val="center"/>
             <w:tcMar>
-              <w:top w:w="80" w:type="dxa"/>
-              <w:bottom w:w="80" w:type="dxa"/>
+              <w:top w:w="70" w:type="dxa"/>
+              <w:bottom w:w="70" w:type="dxa"/>
               <w:left w:w="100" w:type="dxa"/>
               <w:right w:w="100" w:type="dxa"/>
             </w:tcMar>
@@ -6381,9 +7047,12 @@
           <w:p>
             <w:pPr>
               <w:keepNext w:val="0"/>
+              <w:keepLines/>
               <w:widowControl/>
-              <w:spacing w:after="0" w:before="0" w:line="276" w:lineRule="auto"/>
-              <w:jc w:val="center"/>
+              <w:spacing w:after="0" w:before="0" w:line="300" w:lineRule="exact"/>
+              <w:jc w:val="left"/>
+              <w:snapToGrid w:val="0"/>
+              <w:wordWrap w:val="1"/>
             </w:pPr>
             <w:r>
               <w:rPr>
@@ -6401,8 +7070,8 @@
             <w:tcW w:type="dxa" w:w="3155"/>
             <w:vAlign w:val="center"/>
             <w:tcMar>
-              <w:top w:w="80" w:type="dxa"/>
-              <w:bottom w:w="80" w:type="dxa"/>
+              <w:top w:w="70" w:type="dxa"/>
+              <w:bottom w:w="70" w:type="dxa"/>
               <w:left w:w="100" w:type="dxa"/>
               <w:right w:w="100" w:type="dxa"/>
             </w:tcMar>
@@ -6411,8 +7080,11 @@
           <w:p>
             <w:pPr>
               <w:keepNext w:val="0"/>
+              <w:keepLines/>
               <w:widowControl/>
-              <w:spacing w:after="0" w:before="0" w:line="276" w:lineRule="auto"/>
+              <w:spacing w:after="0" w:before="0" w:line="300" w:lineRule="exact"/>
+              <w:snapToGrid w:val="0"/>
+              <w:wordWrap w:val="1"/>
             </w:pPr>
             <w:r>
               <w:rPr>
@@ -6430,8 +7102,8 @@
             <w:tcW w:type="dxa" w:w="3549"/>
             <w:vAlign w:val="center"/>
             <w:tcMar>
-              <w:top w:w="80" w:type="dxa"/>
-              <w:bottom w:w="80" w:type="dxa"/>
+              <w:top w:w="70" w:type="dxa"/>
+              <w:bottom w:w="70" w:type="dxa"/>
               <w:left w:w="100" w:type="dxa"/>
               <w:right w:w="100" w:type="dxa"/>
             </w:tcMar>
@@ -6440,8 +7112,11 @@
           <w:p>
             <w:pPr>
               <w:keepNext w:val="0"/>
+              <w:keepLines/>
               <w:widowControl/>
-              <w:spacing w:after="0" w:before="0" w:line="276" w:lineRule="auto"/>
+              <w:spacing w:after="0" w:before="0" w:line="300" w:lineRule="exact"/>
+              <w:snapToGrid w:val="0"/>
+              <w:wordWrap w:val="1"/>
             </w:pPr>
             <w:r>
               <w:rPr>
@@ -6459,8 +7134,8 @@
             <w:tcW w:type="dxa" w:w="986"/>
             <w:vAlign w:val="center"/>
             <w:tcMar>
-              <w:top w:w="80" w:type="dxa"/>
-              <w:bottom w:w="80" w:type="dxa"/>
+              <w:top w:w="70" w:type="dxa"/>
+              <w:bottom w:w="70" w:type="dxa"/>
               <w:left w:w="100" w:type="dxa"/>
               <w:right w:w="100" w:type="dxa"/>
             </w:tcMar>
@@ -6469,8 +7144,11 @@
           <w:p>
             <w:pPr>
               <w:keepNext w:val="0"/>
+              <w:keepLines/>
               <w:widowControl/>
-              <w:spacing w:after="0" w:before="0" w:line="276" w:lineRule="auto"/>
+              <w:spacing w:after="0" w:before="0" w:line="300" w:lineRule="exact"/>
+              <w:snapToGrid w:val="0"/>
+              <w:wordWrap w:val="1"/>
             </w:pPr>
             <w:r>
               <w:rPr>
@@ -6486,15 +7164,15 @@
       </w:tr>
       <w:tr>
         <w:trPr>
-          <w:cantSplit/>
+          <w:cantSplit w:val="1"/>
         </w:trPr>
         <w:tc>
           <w:tcPr>
             <w:tcW w:type="dxa" w:w="2169"/>
             <w:vAlign w:val="center"/>
             <w:tcMar>
-              <w:top w:w="80" w:type="dxa"/>
-              <w:bottom w:w="80" w:type="dxa"/>
+              <w:top w:w="70" w:type="dxa"/>
+              <w:bottom w:w="70" w:type="dxa"/>
               <w:left w:w="100" w:type="dxa"/>
               <w:right w:w="100" w:type="dxa"/>
             </w:tcMar>
@@ -6502,10 +7180,13 @@
           </w:tcPr>
           <w:p>
             <w:pPr>
-              <w:keepNext w:val="0"/>
+              <w:keepNext/>
+              <w:keepLines/>
               <w:widowControl/>
-              <w:spacing w:after="0" w:before="0" w:line="276" w:lineRule="auto"/>
-              <w:jc w:val="center"/>
+              <w:spacing w:after="0" w:before="0" w:line="300" w:lineRule="exact"/>
+              <w:jc w:val="left"/>
+              <w:snapToGrid w:val="0"/>
+              <w:wordWrap w:val="1"/>
             </w:pPr>
             <w:r>
               <w:rPr>
@@ -6523,8 +7204,8 @@
             <w:tcW w:type="dxa" w:w="3155"/>
             <w:vAlign w:val="center"/>
             <w:tcMar>
-              <w:top w:w="80" w:type="dxa"/>
-              <w:bottom w:w="80" w:type="dxa"/>
+              <w:top w:w="70" w:type="dxa"/>
+              <w:bottom w:w="70" w:type="dxa"/>
               <w:left w:w="100" w:type="dxa"/>
               <w:right w:w="100" w:type="dxa"/>
             </w:tcMar>
@@ -6532,9 +7213,12 @@
           </w:tcPr>
           <w:p>
             <w:pPr>
-              <w:keepNext w:val="0"/>
+              <w:keepNext/>
+              <w:keepLines/>
               <w:widowControl/>
-              <w:spacing w:after="0" w:before="0" w:line="276" w:lineRule="auto"/>
+              <w:spacing w:after="0" w:before="0" w:line="300" w:lineRule="exact"/>
+              <w:snapToGrid w:val="0"/>
+              <w:wordWrap w:val="1"/>
             </w:pPr>
             <w:r>
               <w:rPr>
@@ -6552,8 +7236,8 @@
             <w:tcW w:type="dxa" w:w="3549"/>
             <w:vAlign w:val="center"/>
             <w:tcMar>
-              <w:top w:w="80" w:type="dxa"/>
-              <w:bottom w:w="80" w:type="dxa"/>
+              <w:top w:w="70" w:type="dxa"/>
+              <w:bottom w:w="70" w:type="dxa"/>
               <w:left w:w="100" w:type="dxa"/>
               <w:right w:w="100" w:type="dxa"/>
             </w:tcMar>
@@ -6561,9 +7245,12 @@
           </w:tcPr>
           <w:p>
             <w:pPr>
-              <w:keepNext w:val="0"/>
+              <w:keepNext/>
+              <w:keepLines/>
               <w:widowControl/>
-              <w:spacing w:after="0" w:before="0" w:line="276" w:lineRule="auto"/>
+              <w:spacing w:after="0" w:before="0" w:line="300" w:lineRule="exact"/>
+              <w:snapToGrid w:val="0"/>
+              <w:wordWrap w:val="1"/>
             </w:pPr>
             <w:r>
               <w:rPr>
@@ -6581,8 +7268,8 @@
             <w:tcW w:type="dxa" w:w="986"/>
             <w:vAlign w:val="center"/>
             <w:tcMar>
-              <w:top w:w="80" w:type="dxa"/>
-              <w:bottom w:w="80" w:type="dxa"/>
+              <w:top w:w="70" w:type="dxa"/>
+              <w:bottom w:w="70" w:type="dxa"/>
               <w:left w:w="100" w:type="dxa"/>
               <w:right w:w="100" w:type="dxa"/>
             </w:tcMar>
@@ -6590,9 +7277,12 @@
           </w:tcPr>
           <w:p>
             <w:pPr>
-              <w:keepNext w:val="0"/>
+              <w:keepNext/>
+              <w:keepLines/>
               <w:widowControl/>
-              <w:spacing w:after="0" w:before="0" w:line="276" w:lineRule="auto"/>
+              <w:spacing w:after="0" w:before="0" w:line="300" w:lineRule="exact"/>
+              <w:snapToGrid w:val="0"/>
+              <w:wordWrap w:val="1"/>
             </w:pPr>
             <w:r>
               <w:rPr>
@@ -6608,15 +7298,15 @@
       </w:tr>
       <w:tr>
         <w:trPr>
-          <w:cantSplit/>
+          <w:cantSplit w:val="1"/>
         </w:trPr>
         <w:tc>
           <w:tcPr>
             <w:tcW w:type="dxa" w:w="2169"/>
             <w:vAlign w:val="center"/>
             <w:tcMar>
-              <w:top w:w="80" w:type="dxa"/>
-              <w:bottom w:w="80" w:type="dxa"/>
+              <w:top w:w="70" w:type="dxa"/>
+              <w:bottom w:w="70" w:type="dxa"/>
               <w:left w:w="100" w:type="dxa"/>
               <w:right w:w="100" w:type="dxa"/>
             </w:tcMar>
@@ -6625,9 +7315,12 @@
           <w:p>
             <w:pPr>
               <w:keepNext w:val="0"/>
+              <w:keepLines/>
               <w:widowControl/>
-              <w:spacing w:after="0" w:before="0" w:line="276" w:lineRule="auto"/>
-              <w:jc w:val="center"/>
+              <w:spacing w:after="0" w:before="0" w:line="300" w:lineRule="exact"/>
+              <w:jc w:val="left"/>
+              <w:snapToGrid w:val="0"/>
+              <w:wordWrap w:val="1"/>
             </w:pPr>
             <w:r>
               <w:rPr>
@@ -6645,8 +7338,8 @@
             <w:tcW w:type="dxa" w:w="3155"/>
             <w:vAlign w:val="center"/>
             <w:tcMar>
-              <w:top w:w="80" w:type="dxa"/>
-              <w:bottom w:w="80" w:type="dxa"/>
+              <w:top w:w="70" w:type="dxa"/>
+              <w:bottom w:w="70" w:type="dxa"/>
               <w:left w:w="100" w:type="dxa"/>
               <w:right w:w="100" w:type="dxa"/>
             </w:tcMar>
@@ -6655,8 +7348,11 @@
           <w:p>
             <w:pPr>
               <w:keepNext w:val="0"/>
+              <w:keepLines/>
               <w:widowControl/>
-              <w:spacing w:after="0" w:before="0" w:line="276" w:lineRule="auto"/>
+              <w:spacing w:after="0" w:before="0" w:line="300" w:lineRule="exact"/>
+              <w:snapToGrid w:val="0"/>
+              <w:wordWrap w:val="1"/>
             </w:pPr>
             <w:r>
               <w:rPr>
@@ -6674,8 +7370,8 @@
             <w:tcW w:type="dxa" w:w="3549"/>
             <w:vAlign w:val="center"/>
             <w:tcMar>
-              <w:top w:w="80" w:type="dxa"/>
-              <w:bottom w:w="80" w:type="dxa"/>
+              <w:top w:w="70" w:type="dxa"/>
+              <w:bottom w:w="70" w:type="dxa"/>
               <w:left w:w="100" w:type="dxa"/>
               <w:right w:w="100" w:type="dxa"/>
             </w:tcMar>
@@ -6684,8 +7380,11 @@
           <w:p>
             <w:pPr>
               <w:keepNext w:val="0"/>
+              <w:keepLines/>
               <w:widowControl/>
-              <w:spacing w:after="0" w:before="0" w:line="276" w:lineRule="auto"/>
+              <w:spacing w:after="0" w:before="0" w:line="300" w:lineRule="exact"/>
+              <w:snapToGrid w:val="0"/>
+              <w:wordWrap w:val="1"/>
             </w:pPr>
             <w:r>
               <w:rPr>
@@ -6703,8 +7402,8 @@
             <w:tcW w:type="dxa" w:w="986"/>
             <w:vAlign w:val="center"/>
             <w:tcMar>
-              <w:top w:w="80" w:type="dxa"/>
-              <w:bottom w:w="80" w:type="dxa"/>
+              <w:top w:w="70" w:type="dxa"/>
+              <w:bottom w:w="70" w:type="dxa"/>
               <w:left w:w="100" w:type="dxa"/>
               <w:right w:w="100" w:type="dxa"/>
             </w:tcMar>
@@ -6713,8 +7412,11 @@
           <w:p>
             <w:pPr>
               <w:keepNext w:val="0"/>
+              <w:keepLines/>
               <w:widowControl/>
-              <w:spacing w:after="0" w:before="0" w:line="276" w:lineRule="auto"/>
+              <w:spacing w:after="0" w:before="0" w:line="300" w:lineRule="exact"/>
+              <w:snapToGrid w:val="0"/>
+              <w:wordWrap w:val="1"/>
             </w:pPr>
             <w:r>
               <w:rPr>
@@ -6731,7 +7433,9 @@
     </w:tbl>
     <w:p>
       <w:pPr>
-        <w:spacing w:after="40" w:before="0" w:line="120" w:lineRule="auto"/>
+        <w:spacing w:after="60" w:before="0" w:line="60" w:lineRule="exact"/>
+        <w:widowControl/>
+        <w:snapToGrid w:val="0"/>
       </w:pPr>
       <w:r>
         <w:rPr>
@@ -6742,7 +7446,8 @@
     <w:p>
       <w:pPr>
         <w:widowControl/>
-        <w:spacing w:after="100"/>
+        <w:spacing w:after="120" w:line="360" w:lineRule="exact" w:before="0"/>
+        <w:snapToGrid w:val="0"/>
       </w:pPr>
       <w:r>
         <w:t>10月25日Go全回归209项顶层、网页前端11项、客户端网络/状态38项通过，Go无失败/跳过；另有18项隔离UI场景。Python25项来自既有数据准备回归，本轮未重跑。组件回归与UI场景不混算为一次统一测试总数，早先31/34项客户端及20项UI结果也不重复累加。</w:t>
@@ -6751,17 +7456,24 @@
     <w:p>
       <w:pPr>
         <w:pStyle w:val="Heading2"/>
+        <w:keepNext/>
+        <w:keepLines/>
         <w:widowControl/>
-        <w:spacing w:after="100"/>
+        <w:spacing w:after="100" w:line="380" w:lineRule="exact" w:before="180"/>
+        <w:snapToGrid w:val="0"/>
       </w:pPr>
       <w:r>
+        <w:rPr>
+          <w:color w:val="000000"/>
+        </w:rPr>
         <w:t>验证口径与性能记录</w:t>
       </w:r>
     </w:p>
     <w:p>
       <w:pPr>
         <w:widowControl/>
-        <w:spacing w:after="100"/>
+        <w:spacing w:after="120" w:line="360" w:lineRule="exact" w:before="0"/>
+        <w:snapToGrid w:val="0"/>
       </w:pPr>
       <w:r>
         <w:t>下列结果保留原计时边界与日期。性能底线的历史通过不能自动证明FR-20、FR-21新增路径全部达到了同一延迟目标；请求耗时、页面可见耗时、准备诊断总耗时和正式NFR各自独立。</w:t>
@@ -6788,16 +7500,16 @@
       </w:tblGrid>
       <w:tr>
         <w:trPr>
-          <w:cantSplit/>
-          <w:tblHeader/>
+          <w:cantSplit w:val="1"/>
+          <w:tblHeader w:val="1"/>
         </w:trPr>
         <w:tc>
           <w:tcPr>
             <w:tcW w:type="dxa" w:w="2464"/>
             <w:vAlign w:val="center"/>
             <w:tcMar>
-              <w:top w:w="80" w:type="dxa"/>
-              <w:bottom w:w="80" w:type="dxa"/>
+              <w:top w:w="70" w:type="dxa"/>
+              <w:bottom w:w="70" w:type="dxa"/>
               <w:left w:w="100" w:type="dxa"/>
               <w:right w:w="100" w:type="dxa"/>
             </w:tcMar>
@@ -6805,10 +7517,13 @@
           </w:tcPr>
           <w:p>
             <w:pPr>
-              <w:keepNext w:val="0"/>
+              <w:keepNext/>
+              <w:keepLines/>
               <w:widowControl/>
-              <w:spacing w:after="0" w:before="0" w:line="276" w:lineRule="auto"/>
-              <w:jc w:val="center"/>
+              <w:spacing w:after="0" w:before="0" w:line="300" w:lineRule="exact"/>
+              <w:jc w:val="left"/>
+              <w:snapToGrid w:val="0"/>
+              <w:wordWrap w:val="1"/>
             </w:pPr>
             <w:r>
               <w:rPr>
@@ -6826,8 +7541,8 @@
             <w:tcW w:type="dxa" w:w="3155"/>
             <w:vAlign w:val="center"/>
             <w:tcMar>
-              <w:top w:w="80" w:type="dxa"/>
-              <w:bottom w:w="80" w:type="dxa"/>
+              <w:top w:w="70" w:type="dxa"/>
+              <w:bottom w:w="70" w:type="dxa"/>
               <w:left w:w="100" w:type="dxa"/>
               <w:right w:w="100" w:type="dxa"/>
             </w:tcMar>
@@ -6835,9 +7550,12 @@
           </w:tcPr>
           <w:p>
             <w:pPr>
-              <w:keepNext w:val="0"/>
+              <w:keepNext/>
+              <w:keepLines/>
               <w:widowControl/>
-              <w:spacing w:after="0" w:before="0" w:line="276" w:lineRule="auto"/>
+              <w:spacing w:after="0" w:before="0" w:line="300" w:lineRule="exact"/>
+              <w:snapToGrid w:val="0"/>
+              <w:wordWrap w:val="1"/>
             </w:pPr>
             <w:r>
               <w:rPr>
@@ -6855,8 +7573,8 @@
             <w:tcW w:type="dxa" w:w="4239"/>
             <w:vAlign w:val="center"/>
             <w:tcMar>
-              <w:top w:w="80" w:type="dxa"/>
-              <w:bottom w:w="80" w:type="dxa"/>
+              <w:top w:w="70" w:type="dxa"/>
+              <w:bottom w:w="70" w:type="dxa"/>
               <w:left w:w="100" w:type="dxa"/>
               <w:right w:w="100" w:type="dxa"/>
             </w:tcMar>
@@ -6864,9 +7582,12 @@
           </w:tcPr>
           <w:p>
             <w:pPr>
-              <w:keepNext w:val="0"/>
+              <w:keepNext/>
+              <w:keepLines/>
               <w:widowControl/>
-              <w:spacing w:after="0" w:before="0" w:line="276" w:lineRule="auto"/>
+              <w:spacing w:after="0" w:before="0" w:line="300" w:lineRule="exact"/>
+              <w:snapToGrid w:val="0"/>
+              <w:wordWrap w:val="1"/>
             </w:pPr>
             <w:r>
               <w:rPr>
@@ -6882,15 +7603,15 @@
       </w:tr>
       <w:tr>
         <w:trPr>
-          <w:cantSplit/>
+          <w:cantSplit w:val="1"/>
         </w:trPr>
         <w:tc>
           <w:tcPr>
             <w:tcW w:type="dxa" w:w="2464"/>
             <w:vAlign w:val="center"/>
             <w:tcMar>
-              <w:top w:w="80" w:type="dxa"/>
-              <w:bottom w:w="80" w:type="dxa"/>
+              <w:top w:w="70" w:type="dxa"/>
+              <w:bottom w:w="70" w:type="dxa"/>
               <w:left w:w="100" w:type="dxa"/>
               <w:right w:w="100" w:type="dxa"/>
             </w:tcMar>
@@ -6898,10 +7619,13 @@
           </w:tcPr>
           <w:p>
             <w:pPr>
-              <w:keepNext w:val="0"/>
+              <w:keepNext/>
+              <w:keepLines/>
               <w:widowControl/>
-              <w:spacing w:after="0" w:before="0" w:line="276" w:lineRule="auto"/>
-              <w:jc w:val="center"/>
+              <w:spacing w:after="0" w:before="0" w:line="300" w:lineRule="exact"/>
+              <w:jc w:val="left"/>
+              <w:snapToGrid w:val="0"/>
+              <w:wordWrap w:val="1"/>
             </w:pPr>
             <w:r>
               <w:rPr>
@@ -6919,8 +7643,8 @@
             <w:tcW w:type="dxa" w:w="3155"/>
             <w:vAlign w:val="center"/>
             <w:tcMar>
-              <w:top w:w="80" w:type="dxa"/>
-              <w:bottom w:w="80" w:type="dxa"/>
+              <w:top w:w="70" w:type="dxa"/>
+              <w:bottom w:w="70" w:type="dxa"/>
               <w:left w:w="100" w:type="dxa"/>
               <w:right w:w="100" w:type="dxa"/>
             </w:tcMar>
@@ -6928,9 +7652,12 @@
           </w:tcPr>
           <w:p>
             <w:pPr>
-              <w:keepNext w:val="0"/>
+              <w:keepNext/>
+              <w:keepLines/>
               <w:widowControl/>
-              <w:spacing w:after="0" w:before="0" w:line="276" w:lineRule="auto"/>
+              <w:spacing w:after="0" w:before="0" w:line="300" w:lineRule="exact"/>
+              <w:snapToGrid w:val="0"/>
+              <w:wordWrap w:val="1"/>
             </w:pPr>
             <w:r>
               <w:rPr>
@@ -6948,8 +7675,8 @@
             <w:tcW w:type="dxa" w:w="4239"/>
             <w:vAlign w:val="center"/>
             <w:tcMar>
-              <w:top w:w="80" w:type="dxa"/>
-              <w:bottom w:w="80" w:type="dxa"/>
+              <w:top w:w="70" w:type="dxa"/>
+              <w:bottom w:w="70" w:type="dxa"/>
               <w:left w:w="100" w:type="dxa"/>
               <w:right w:w="100" w:type="dxa"/>
             </w:tcMar>
@@ -6957,9 +7684,12 @@
           </w:tcPr>
           <w:p>
             <w:pPr>
-              <w:keepNext w:val="0"/>
+              <w:keepNext/>
+              <w:keepLines/>
               <w:widowControl/>
-              <w:spacing w:after="0" w:before="0" w:line="276" w:lineRule="auto"/>
+              <w:spacing w:after="0" w:before="0" w:line="300" w:lineRule="exact"/>
+              <w:snapToGrid w:val="0"/>
+              <w:wordWrap w:val="1"/>
             </w:pPr>
             <w:r>
               <w:rPr>
@@ -6975,15 +7705,15 @@
       </w:tr>
       <w:tr>
         <w:trPr>
-          <w:cantSplit/>
+          <w:cantSplit w:val="1"/>
         </w:trPr>
         <w:tc>
           <w:tcPr>
             <w:tcW w:type="dxa" w:w="2464"/>
             <w:vAlign w:val="center"/>
             <w:tcMar>
-              <w:top w:w="80" w:type="dxa"/>
-              <w:bottom w:w="80" w:type="dxa"/>
+              <w:top w:w="70" w:type="dxa"/>
+              <w:bottom w:w="70" w:type="dxa"/>
               <w:left w:w="100" w:type="dxa"/>
               <w:right w:w="100" w:type="dxa"/>
             </w:tcMar>
@@ -6992,8 +7722,12 @@
           <w:p>
             <w:pPr>
               <w:keepNext w:val="0"/>
+              <w:keepLines/>
               <w:widowControl/>
-              <w:spacing w:after="0" w:before="0" w:line="276" w:lineRule="auto"/>
+              <w:spacing w:after="0" w:before="0" w:line="300" w:lineRule="exact"/>
+              <w:snapToGrid w:val="0"/>
+              <w:wordWrap w:val="1"/>
+              <w:jc w:val="left"/>
             </w:pPr>
             <w:r>
               <w:rPr>
@@ -7011,8 +7745,8 @@
             <w:tcW w:type="dxa" w:w="3155"/>
             <w:vAlign w:val="center"/>
             <w:tcMar>
-              <w:top w:w="80" w:type="dxa"/>
-              <w:bottom w:w="80" w:type="dxa"/>
+              <w:top w:w="70" w:type="dxa"/>
+              <w:bottom w:w="70" w:type="dxa"/>
               <w:left w:w="100" w:type="dxa"/>
               <w:right w:w="100" w:type="dxa"/>
             </w:tcMar>
@@ -7021,8 +7755,11 @@
           <w:p>
             <w:pPr>
               <w:keepNext w:val="0"/>
+              <w:keepLines/>
               <w:widowControl/>
-              <w:spacing w:after="0" w:before="0" w:line="276" w:lineRule="auto"/>
+              <w:spacing w:after="0" w:before="0" w:line="300" w:lineRule="exact"/>
+              <w:snapToGrid w:val="0"/>
+              <w:wordWrap w:val="1"/>
             </w:pPr>
             <w:r>
               <w:rPr>
@@ -7040,8 +7777,8 @@
             <w:tcW w:type="dxa" w:w="4239"/>
             <w:vAlign w:val="center"/>
             <w:tcMar>
-              <w:top w:w="80" w:type="dxa"/>
-              <w:bottom w:w="80" w:type="dxa"/>
+              <w:top w:w="70" w:type="dxa"/>
+              <w:bottom w:w="70" w:type="dxa"/>
               <w:left w:w="100" w:type="dxa"/>
               <w:right w:w="100" w:type="dxa"/>
             </w:tcMar>
@@ -7050,8 +7787,11 @@
           <w:p>
             <w:pPr>
               <w:keepNext w:val="0"/>
+              <w:keepLines/>
               <w:widowControl/>
-              <w:spacing w:after="0" w:before="0" w:line="276" w:lineRule="auto"/>
+              <w:spacing w:after="0" w:before="0" w:line="300" w:lineRule="exact"/>
+              <w:snapToGrid w:val="0"/>
+              <w:wordWrap w:val="1"/>
             </w:pPr>
             <w:r>
               <w:rPr>
@@ -7067,15 +7807,15 @@
       </w:tr>
       <w:tr>
         <w:trPr>
-          <w:cantSplit/>
+          <w:cantSplit w:val="1"/>
         </w:trPr>
         <w:tc>
           <w:tcPr>
             <w:tcW w:type="dxa" w:w="2464"/>
             <w:vAlign w:val="center"/>
             <w:tcMar>
-              <w:top w:w="80" w:type="dxa"/>
-              <w:bottom w:w="80" w:type="dxa"/>
+              <w:top w:w="70" w:type="dxa"/>
+              <w:bottom w:w="70" w:type="dxa"/>
               <w:left w:w="100" w:type="dxa"/>
               <w:right w:w="100" w:type="dxa"/>
             </w:tcMar>
@@ -7084,9 +7824,12 @@
           <w:p>
             <w:pPr>
               <w:keepNext w:val="0"/>
+              <w:keepLines/>
               <w:widowControl/>
-              <w:spacing w:after="0" w:before="0" w:line="276" w:lineRule="auto"/>
-              <w:jc w:val="center"/>
+              <w:spacing w:after="0" w:before="0" w:line="300" w:lineRule="exact"/>
+              <w:jc w:val="left"/>
+              <w:snapToGrid w:val="0"/>
+              <w:wordWrap w:val="1"/>
             </w:pPr>
             <w:r>
               <w:rPr>
@@ -7104,8 +7847,8 @@
             <w:tcW w:type="dxa" w:w="3155"/>
             <w:vAlign w:val="center"/>
             <w:tcMar>
-              <w:top w:w="80" w:type="dxa"/>
-              <w:bottom w:w="80" w:type="dxa"/>
+              <w:top w:w="70" w:type="dxa"/>
+              <w:bottom w:w="70" w:type="dxa"/>
               <w:left w:w="100" w:type="dxa"/>
               <w:right w:w="100" w:type="dxa"/>
             </w:tcMar>
@@ -7114,8 +7857,11 @@
           <w:p>
             <w:pPr>
               <w:keepNext w:val="0"/>
+              <w:keepLines/>
               <w:widowControl/>
-              <w:spacing w:after="0" w:before="0" w:line="276" w:lineRule="auto"/>
+              <w:spacing w:after="0" w:before="0" w:line="300" w:lineRule="exact"/>
+              <w:snapToGrid w:val="0"/>
+              <w:wordWrap w:val="1"/>
             </w:pPr>
             <w:r>
               <w:rPr>
@@ -7133,8 +7879,8 @@
             <w:tcW w:type="dxa" w:w="4239"/>
             <w:vAlign w:val="center"/>
             <w:tcMar>
-              <w:top w:w="80" w:type="dxa"/>
-              <w:bottom w:w="80" w:type="dxa"/>
+              <w:top w:w="70" w:type="dxa"/>
+              <w:bottom w:w="70" w:type="dxa"/>
               <w:left w:w="100" w:type="dxa"/>
               <w:right w:w="100" w:type="dxa"/>
             </w:tcMar>
@@ -7143,8 +7889,11 @@
           <w:p>
             <w:pPr>
               <w:keepNext w:val="0"/>
+              <w:keepLines/>
               <w:widowControl/>
-              <w:spacing w:after="0" w:before="0" w:line="276" w:lineRule="auto"/>
+              <w:spacing w:after="0" w:before="0" w:line="300" w:lineRule="exact"/>
+              <w:snapToGrid w:val="0"/>
+              <w:wordWrap w:val="1"/>
             </w:pPr>
             <w:r>
               <w:rPr>
@@ -7160,15 +7909,15 @@
       </w:tr>
       <w:tr>
         <w:trPr>
-          <w:cantSplit/>
+          <w:cantSplit w:val="1"/>
         </w:trPr>
         <w:tc>
           <w:tcPr>
             <w:tcW w:type="dxa" w:w="2464"/>
             <w:vAlign w:val="center"/>
             <w:tcMar>
-              <w:top w:w="80" w:type="dxa"/>
-              <w:bottom w:w="80" w:type="dxa"/>
+              <w:top w:w="70" w:type="dxa"/>
+              <w:bottom w:w="70" w:type="dxa"/>
               <w:left w:w="100" w:type="dxa"/>
               <w:right w:w="100" w:type="dxa"/>
             </w:tcMar>
@@ -7177,8 +7926,12 @@
           <w:p>
             <w:pPr>
               <w:keepNext w:val="0"/>
+              <w:keepLines/>
               <w:widowControl/>
-              <w:spacing w:after="0" w:before="0" w:line="276" w:lineRule="auto"/>
+              <w:spacing w:after="0" w:before="0" w:line="300" w:lineRule="exact"/>
+              <w:snapToGrid w:val="0"/>
+              <w:wordWrap w:val="1"/>
+              <w:jc w:val="left"/>
             </w:pPr>
             <w:r>
               <w:rPr>
@@ -7196,8 +7949,8 @@
             <w:tcW w:type="dxa" w:w="3155"/>
             <w:vAlign w:val="center"/>
             <w:tcMar>
-              <w:top w:w="80" w:type="dxa"/>
-              <w:bottom w:w="80" w:type="dxa"/>
+              <w:top w:w="70" w:type="dxa"/>
+              <w:bottom w:w="70" w:type="dxa"/>
               <w:left w:w="100" w:type="dxa"/>
               <w:right w:w="100" w:type="dxa"/>
             </w:tcMar>
@@ -7206,8 +7959,11 @@
           <w:p>
             <w:pPr>
               <w:keepNext w:val="0"/>
+              <w:keepLines/>
               <w:widowControl/>
-              <w:spacing w:after="0" w:before="0" w:line="276" w:lineRule="auto"/>
+              <w:spacing w:after="0" w:before="0" w:line="300" w:lineRule="exact"/>
+              <w:snapToGrid w:val="0"/>
+              <w:wordWrap w:val="1"/>
             </w:pPr>
             <w:r>
               <w:rPr>
@@ -7225,8 +7981,8 @@
             <w:tcW w:type="dxa" w:w="4239"/>
             <w:vAlign w:val="center"/>
             <w:tcMar>
-              <w:top w:w="80" w:type="dxa"/>
-              <w:bottom w:w="80" w:type="dxa"/>
+              <w:top w:w="70" w:type="dxa"/>
+              <w:bottom w:w="70" w:type="dxa"/>
               <w:left w:w="100" w:type="dxa"/>
               <w:right w:w="100" w:type="dxa"/>
             </w:tcMar>
@@ -7235,8 +7991,11 @@
           <w:p>
             <w:pPr>
               <w:keepNext w:val="0"/>
+              <w:keepLines/>
               <w:widowControl/>
-              <w:spacing w:after="0" w:before="0" w:line="276" w:lineRule="auto"/>
+              <w:spacing w:after="0" w:before="0" w:line="300" w:lineRule="exact"/>
+              <w:snapToGrid w:val="0"/>
+              <w:wordWrap w:val="1"/>
             </w:pPr>
             <w:r>
               <w:rPr>
@@ -7252,15 +8011,15 @@
       </w:tr>
       <w:tr>
         <w:trPr>
-          <w:cantSplit/>
+          <w:cantSplit w:val="1"/>
         </w:trPr>
         <w:tc>
           <w:tcPr>
             <w:tcW w:type="dxa" w:w="2464"/>
             <w:vAlign w:val="center"/>
             <w:tcMar>
-              <w:top w:w="80" w:type="dxa"/>
-              <w:bottom w:w="80" w:type="dxa"/>
+              <w:top w:w="70" w:type="dxa"/>
+              <w:bottom w:w="70" w:type="dxa"/>
               <w:left w:w="100" w:type="dxa"/>
               <w:right w:w="100" w:type="dxa"/>
             </w:tcMar>
@@ -7269,9 +8028,12 @@
           <w:p>
             <w:pPr>
               <w:keepNext w:val="0"/>
+              <w:keepLines/>
               <w:widowControl/>
-              <w:spacing w:after="0" w:before="0" w:line="276" w:lineRule="auto"/>
-              <w:jc w:val="center"/>
+              <w:spacing w:after="0" w:before="0" w:line="300" w:lineRule="exact"/>
+              <w:jc w:val="left"/>
+              <w:snapToGrid w:val="0"/>
+              <w:wordWrap w:val="1"/>
             </w:pPr>
             <w:r>
               <w:rPr>
@@ -7289,8 +8051,8 @@
             <w:tcW w:type="dxa" w:w="3155"/>
             <w:vAlign w:val="center"/>
             <w:tcMar>
-              <w:top w:w="80" w:type="dxa"/>
-              <w:bottom w:w="80" w:type="dxa"/>
+              <w:top w:w="70" w:type="dxa"/>
+              <w:bottom w:w="70" w:type="dxa"/>
               <w:left w:w="100" w:type="dxa"/>
               <w:right w:w="100" w:type="dxa"/>
             </w:tcMar>
@@ -7299,8 +8061,11 @@
           <w:p>
             <w:pPr>
               <w:keepNext w:val="0"/>
+              <w:keepLines/>
               <w:widowControl/>
-              <w:spacing w:after="0" w:before="0" w:line="276" w:lineRule="auto"/>
+              <w:spacing w:after="0" w:before="0" w:line="300" w:lineRule="exact"/>
+              <w:snapToGrid w:val="0"/>
+              <w:wordWrap w:val="1"/>
             </w:pPr>
             <w:r>
               <w:rPr>
@@ -7318,8 +8083,8 @@
             <w:tcW w:type="dxa" w:w="4239"/>
             <w:vAlign w:val="center"/>
             <w:tcMar>
-              <w:top w:w="80" w:type="dxa"/>
-              <w:bottom w:w="80" w:type="dxa"/>
+              <w:top w:w="70" w:type="dxa"/>
+              <w:bottom w:w="70" w:type="dxa"/>
               <w:left w:w="100" w:type="dxa"/>
               <w:right w:w="100" w:type="dxa"/>
             </w:tcMar>
@@ -7328,8 +8093,11 @@
           <w:p>
             <w:pPr>
               <w:keepNext w:val="0"/>
+              <w:keepLines/>
               <w:widowControl/>
-              <w:spacing w:after="0" w:before="0" w:line="276" w:lineRule="auto"/>
+              <w:spacing w:after="0" w:before="0" w:line="300" w:lineRule="exact"/>
+              <w:snapToGrid w:val="0"/>
+              <w:wordWrap w:val="1"/>
             </w:pPr>
             <w:r>
               <w:rPr>
@@ -7345,15 +8113,15 @@
       </w:tr>
       <w:tr>
         <w:trPr>
-          <w:cantSplit/>
+          <w:cantSplit w:val="1"/>
         </w:trPr>
         <w:tc>
           <w:tcPr>
             <w:tcW w:type="dxa" w:w="2464"/>
             <w:vAlign w:val="center"/>
             <w:tcMar>
-              <w:top w:w="80" w:type="dxa"/>
-              <w:bottom w:w="80" w:type="dxa"/>
+              <w:top w:w="70" w:type="dxa"/>
+              <w:bottom w:w="70" w:type="dxa"/>
               <w:left w:w="100" w:type="dxa"/>
               <w:right w:w="100" w:type="dxa"/>
             </w:tcMar>
@@ -7361,10 +8129,13 @@
           </w:tcPr>
           <w:p>
             <w:pPr>
-              <w:keepNext w:val="0"/>
+              <w:keepNext/>
+              <w:keepLines/>
               <w:widowControl/>
-              <w:spacing w:after="0" w:before="0" w:line="276" w:lineRule="auto"/>
-              <w:jc w:val="center"/>
+              <w:spacing w:after="0" w:before="0" w:line="300" w:lineRule="exact"/>
+              <w:jc w:val="left"/>
+              <w:snapToGrid w:val="0"/>
+              <w:wordWrap w:val="1"/>
             </w:pPr>
             <w:r>
               <w:rPr>
@@ -7382,8 +8153,8 @@
             <w:tcW w:type="dxa" w:w="3155"/>
             <w:vAlign w:val="center"/>
             <w:tcMar>
-              <w:top w:w="80" w:type="dxa"/>
-              <w:bottom w:w="80" w:type="dxa"/>
+              <w:top w:w="70" w:type="dxa"/>
+              <w:bottom w:w="70" w:type="dxa"/>
               <w:left w:w="100" w:type="dxa"/>
               <w:right w:w="100" w:type="dxa"/>
             </w:tcMar>
@@ -7391,9 +8162,12 @@
           </w:tcPr>
           <w:p>
             <w:pPr>
-              <w:keepNext w:val="0"/>
+              <w:keepNext/>
+              <w:keepLines/>
               <w:widowControl/>
-              <w:spacing w:after="0" w:before="0" w:line="276" w:lineRule="auto"/>
+              <w:spacing w:after="0" w:before="0" w:line="300" w:lineRule="exact"/>
+              <w:snapToGrid w:val="0"/>
+              <w:wordWrap w:val="1"/>
             </w:pPr>
             <w:r>
               <w:rPr>
@@ -7411,8 +8185,8 @@
             <w:tcW w:type="dxa" w:w="4239"/>
             <w:vAlign w:val="center"/>
             <w:tcMar>
-              <w:top w:w="80" w:type="dxa"/>
-              <w:bottom w:w="80" w:type="dxa"/>
+              <w:top w:w="70" w:type="dxa"/>
+              <w:bottom w:w="70" w:type="dxa"/>
               <w:left w:w="100" w:type="dxa"/>
               <w:right w:w="100" w:type="dxa"/>
             </w:tcMar>
@@ -7420,9 +8194,12 @@
           </w:tcPr>
           <w:p>
             <w:pPr>
-              <w:keepNext w:val="0"/>
+              <w:keepNext/>
+              <w:keepLines/>
               <w:widowControl/>
-              <w:spacing w:after="0" w:before="0" w:line="276" w:lineRule="auto"/>
+              <w:spacing w:after="0" w:before="0" w:line="300" w:lineRule="exact"/>
+              <w:snapToGrid w:val="0"/>
+              <w:wordWrap w:val="1"/>
             </w:pPr>
             <w:r>
               <w:rPr>
@@ -7438,15 +8215,15 @@
       </w:tr>
       <w:tr>
         <w:trPr>
-          <w:cantSplit/>
+          <w:cantSplit w:val="1"/>
         </w:trPr>
         <w:tc>
           <w:tcPr>
             <w:tcW w:type="dxa" w:w="2464"/>
             <w:vAlign w:val="center"/>
             <w:tcMar>
-              <w:top w:w="80" w:type="dxa"/>
-              <w:bottom w:w="80" w:type="dxa"/>
+              <w:top w:w="70" w:type="dxa"/>
+              <w:bottom w:w="70" w:type="dxa"/>
               <w:left w:w="100" w:type="dxa"/>
               <w:right w:w="100" w:type="dxa"/>
             </w:tcMar>
@@ -7455,8 +8232,12 @@
           <w:p>
             <w:pPr>
               <w:keepNext w:val="0"/>
+              <w:keepLines/>
               <w:widowControl/>
-              <w:spacing w:after="0" w:before="0" w:line="276" w:lineRule="auto"/>
+              <w:spacing w:after="0" w:before="0" w:line="300" w:lineRule="exact"/>
+              <w:snapToGrid w:val="0"/>
+              <w:wordWrap w:val="1"/>
+              <w:jc w:val="left"/>
             </w:pPr>
             <w:r>
               <w:rPr>
@@ -7474,8 +8255,8 @@
             <w:tcW w:type="dxa" w:w="3155"/>
             <w:vAlign w:val="center"/>
             <w:tcMar>
-              <w:top w:w="80" w:type="dxa"/>
-              <w:bottom w:w="80" w:type="dxa"/>
+              <w:top w:w="70" w:type="dxa"/>
+              <w:bottom w:w="70" w:type="dxa"/>
               <w:left w:w="100" w:type="dxa"/>
               <w:right w:w="100" w:type="dxa"/>
             </w:tcMar>
@@ -7484,8 +8265,11 @@
           <w:p>
             <w:pPr>
               <w:keepNext w:val="0"/>
+              <w:keepLines/>
               <w:widowControl/>
-              <w:spacing w:after="0" w:before="0" w:line="276" w:lineRule="auto"/>
+              <w:spacing w:after="0" w:before="0" w:line="300" w:lineRule="exact"/>
+              <w:snapToGrid w:val="0"/>
+              <w:wordWrap w:val="1"/>
             </w:pPr>
             <w:r>
               <w:rPr>
@@ -7503,8 +8287,8 @@
             <w:tcW w:type="dxa" w:w="4239"/>
             <w:vAlign w:val="center"/>
             <w:tcMar>
-              <w:top w:w="80" w:type="dxa"/>
-              <w:bottom w:w="80" w:type="dxa"/>
+              <w:top w:w="70" w:type="dxa"/>
+              <w:bottom w:w="70" w:type="dxa"/>
               <w:left w:w="100" w:type="dxa"/>
               <w:right w:w="100" w:type="dxa"/>
             </w:tcMar>
@@ -7513,8 +8297,11 @@
           <w:p>
             <w:pPr>
               <w:keepNext w:val="0"/>
+              <w:keepLines/>
               <w:widowControl/>
-              <w:spacing w:after="0" w:before="0" w:line="276" w:lineRule="auto"/>
+              <w:spacing w:after="0" w:before="0" w:line="300" w:lineRule="exact"/>
+              <w:snapToGrid w:val="0"/>
+              <w:wordWrap w:val="1"/>
             </w:pPr>
             <w:r>
               <w:rPr>
@@ -7531,7 +8318,9 @@
     </w:tbl>
     <w:p>
       <w:pPr>
-        <w:spacing w:after="40" w:before="0" w:line="120" w:lineRule="auto"/>
+        <w:spacing w:after="60" w:before="0" w:line="60" w:lineRule="exact"/>
+        <w:widowControl/>
+        <w:snapToGrid w:val="0"/>
       </w:pPr>
       <w:r>
         <w:rPr>
@@ -7542,7 +8331,8 @@
     <w:p>
       <w:pPr>
         <w:widowControl/>
-        <w:spacing w:after="100"/>
+        <w:spacing w:after="120" w:line="360" w:lineRule="exact" w:before="0"/>
+        <w:snapToGrid w:val="0"/>
       </w:pPr>
       <w:r>
         <w:t>10月16日正式三轮底线原始记录继续保留；10月17日收尾单次与同核心复用另列。FR-20初期无后台任务的300次HTTP诊断P95为434.572ms，不能替代正式NFR04；优化第一轮中止的负载检查也没有记作通过。对应记录见E04、E10。</w:t>
@@ -7551,7 +8341,8 @@
     <w:p>
       <w:pPr>
         <w:widowControl/>
-        <w:spacing w:after="100"/>
+        <w:spacing w:after="120" w:line="360" w:lineRule="exact" w:before="0"/>
+        <w:snapToGrid w:val="0"/>
       </w:pPr>
       <w:r>
         <w:t>后续测试覆盖项为原生三角色完整写入、恢复、批量提交与任务流程，Windows Hello/FIDO2跨入口、键盘/读屏、100%/150%/200%系统缩放及无SDK物理另机运行。手机TOTP实机按原决定跳过。已完成的认证协议、业务事务、界面及回归检查计入本人核验记录。</w:t>
@@ -7560,27 +8351,40 @@
     <w:p>
       <w:pPr>
         <w:pStyle w:val="Heading1"/>
+        <w:keepNext/>
+        <w:keepLines/>
         <w:widowControl/>
-        <w:spacing w:after="100"/>
+        <w:spacing w:after="120" w:line="440" w:lineRule="exact" w:before="240"/>
+        <w:snapToGrid w:val="0"/>
       </w:pPr>
       <w:r>
+        <w:rPr>
+          <w:color w:val="000000"/>
+        </w:rPr>
         <w:t>九、问题、修正与反思</w:t>
       </w:r>
     </w:p>
     <w:p>
       <w:pPr>
         <w:pStyle w:val="Heading2"/>
+        <w:keepNext/>
+        <w:keepLines/>
         <w:widowControl/>
-        <w:spacing w:after="100"/>
+        <w:spacing w:after="100" w:line="380" w:lineRule="exact" w:before="180"/>
+        <w:snapToGrid w:val="0"/>
       </w:pPr>
       <w:r>
+        <w:rPr>
+          <w:color w:val="000000"/>
+        </w:rPr>
         <w:t>全量准备慢且后台查询失败</w:t>
       </w:r>
     </w:p>
     <w:p>
       <w:pPr>
         <w:widowControl/>
-        <w:spacing w:after="100"/>
+        <w:spacing w:after="120" w:line="360" w:lineRule="exact" w:before="0"/>
+        <w:snapToGrid w:val="0"/>
       </w:pPr>
       <w:r>
         <w:t>10月15日正式全量首次处理约198.84秒，超过90秒底线；后台300次查询出现228次失败。后续根据实际瓶颈调整来源索引、批量事务和读写路径，10月16日三轮最慢约72.34秒，10月17日收尾单次67.34秒，后台查询零失败。45秒/5秒优选差距仍保留，不能因为达到最低线就写成所有目标已达（E04）。</w:t>
@@ -7589,17 +8393,24 @@
     <w:p>
       <w:pPr>
         <w:pStyle w:val="Heading2"/>
+        <w:keepNext/>
+        <w:keepLines/>
         <w:widowControl/>
-        <w:spacing w:after="100"/>
+        <w:spacing w:after="100" w:line="380" w:lineRule="exact" w:before="180"/>
+        <w:snapToGrid w:val="0"/>
       </w:pPr>
       <w:r>
+        <w:rPr>
+          <w:color w:val="000000"/>
+        </w:rPr>
         <w:t>补充资料引入新的查询成本</w:t>
       </w:r>
     </w:p>
     <w:p>
       <w:pPr>
         <w:widowControl/>
-        <w:spacing w:after="100"/>
+        <w:spacing w:after="120" w:line="360" w:lineRule="exact" w:before="0"/>
+        <w:snapToGrid w:val="0"/>
       </w:pPr>
       <w:r>
         <w:t>FR-20最初建立全量有效投影需要37.211秒。第一轮改为稀疏覆盖后，写入变快，但UNION查询物化全量，推荐查询仍约13.969秒，因此该轮没有作为最终结果。第二轮按主键读取详情、用两侧索引筛选紧凑页键，生产页面三次重核完成时间降至2.642/2.268/2.163秒。代价是查询与旧投影兼容更复杂，深页及部分筛选仍存在秒级路径；没有因此修改规则或缩小官方全量（E10）。</w:t>
@@ -7608,17 +8419,24 @@
     <w:p>
       <w:pPr>
         <w:pStyle w:val="Heading2"/>
+        <w:keepNext/>
+        <w:keepLines/>
         <w:widowControl/>
-        <w:spacing w:after="100"/>
+        <w:spacing w:after="100" w:line="380" w:lineRule="exact" w:before="180"/>
+        <w:snapToGrid w:val="0"/>
       </w:pPr>
       <w:r>
+        <w:rPr>
+          <w:color w:val="000000"/>
+        </w:rPr>
         <w:t>发布目录缺失资源导致客户端启动失败</w:t>
       </w:r>
     </w:p>
     <w:p>
       <w:pPr>
         <w:widowControl/>
-        <w:spacing w:after="100"/>
+        <w:spacing w:after="120" w:line="360" w:lineRule="exact" w:before="0"/>
+        <w:snapToGrid w:val="0"/>
       </w:pPr>
       <w:r>
         <w:t>Windows客户端首次发布在窗口出现前失败，事件代码0xc000027b。排查发现SDK发布项遗漏产品PRI/XBF，随后显式加入资源，并补齐本地VC++ CRT及许可证。最终使用完整发布入口生成511项清单并逐文件核对；同机复制启动成功；无SDK物理另机测试待补充（E09）。</w:t>
@@ -7627,17 +8445,24 @@
     <w:p>
       <w:pPr>
         <w:pStyle w:val="Heading2"/>
+        <w:keepNext/>
+        <w:keepLines/>
         <w:widowControl/>
-        <w:spacing w:after="100"/>
+        <w:spacing w:after="100" w:line="380" w:lineRule="exact" w:before="180"/>
+        <w:snapToGrid w:val="0"/>
       </w:pPr>
       <w:r>
+        <w:rPr>
+          <w:color w:val="000000"/>
+        </w:rPr>
         <w:t>页面边界检查没有覆盖真实布局条件</w:t>
       </w:r>
     </w:p>
     <w:p>
       <w:pPr>
         <w:widowControl/>
-        <w:spacing w:after="100"/>
+        <w:spacing w:after="120" w:line="360" w:lineRule="exact" w:before="0"/>
+        <w:snapToGrid w:val="0"/>
       </w:pPr>
       <w:r>
         <w:t>早期仅检查子项“不越界”，未能发现切换到可见状态的派单控件尺寸为零；修正测量流程并增加可见尺寸断言后通过。弹窗居中问题则来自在ContentDialog本体限宽，改为只限制内部面板，14个模态面板记录最大中心误差0.222逻辑像素。10月25日又修正固定宽度导致的长名称遮挡，改用自适应分列及换行，并采用官方SelectorBar。经验是每项界面断言必须对应实际问题，而不能把“没报错”当作布局正确（E11、E12）。</w:t>
@@ -7646,17 +8471,24 @@
     <w:p>
       <w:pPr>
         <w:pStyle w:val="Heading2"/>
+        <w:keepNext/>
+        <w:keepLines/>
         <w:widowControl/>
-        <w:spacing w:after="100"/>
+        <w:spacing w:after="100" w:line="380" w:lineRule="exact" w:before="180"/>
+        <w:snapToGrid w:val="0"/>
       </w:pPr>
       <w:r>
+        <w:rPr>
+          <w:color w:val="000000"/>
+        </w:rPr>
         <w:t>只读诊断也必须验证实际驱动行为</w:t>
       </w:r>
     </w:p>
     <w:p>
       <w:pPr>
         <w:widowControl/>
-        <w:spacing w:after="100"/>
+        <w:spacing w:after="120" w:line="360" w:lineRule="exact" w:before="0"/>
+        <w:snapToGrid w:val="0"/>
       </w:pPr>
       <w:r>
         <w:t>曾有诊断采用普通路径的mode=ro却未被驱动正确识别，关闭时checkpoint导致源文件物理SHA变化，该轮记录为失败。改为file URI并检查驱动只读状态后，复验源SHA前后一致。只核对业务行摘要不足以证明源文件没有被写；原失败记录不能被后来的通过覆盖（E04）。</w:t>
@@ -7665,17 +8497,24 @@
     <w:p>
       <w:pPr>
         <w:pStyle w:val="Heading1"/>
+        <w:keepNext/>
+        <w:keepLines/>
         <w:widowControl/>
-        <w:spacing w:after="100"/>
+        <w:spacing w:after="120" w:line="440" w:lineRule="exact" w:before="240"/>
+        <w:snapToGrid w:val="0"/>
       </w:pPr>
       <w:r>
+        <w:rPr>
+          <w:color w:val="000000"/>
+        </w:rPr>
         <w:t>十、AI 工具使用与个人核验</w:t>
       </w:r>
     </w:p>
     <w:p>
       <w:pPr>
         <w:widowControl/>
-        <w:spacing w:after="100"/>
+        <w:spacing w:after="120" w:line="360" w:lineRule="exact" w:before="0"/>
+        <w:snapToGrid w:val="0"/>
       </w:pPr>
       <w:r>
         <w:t>Codex主要用于需求拆解、代码与测试实现、排错、数据/权限边界核对、过程归档和报告整理。Claude Code参与网页、原生客户端界面及中期汇报材料。老师已批准将Claude Code格式替换为Codex对应格式，项目按实际使用工具保存材料。</w:t>
@@ -7684,7 +8523,8 @@
     <w:p>
       <w:pPr>
         <w:widowControl/>
-        <w:spacing w:after="100"/>
+        <w:spacing w:after="120" w:line="360" w:lineRule="exact" w:before="0"/>
+        <w:snapToGrid w:val="0"/>
       </w:pPr>
       <w:r>
         <w:t>我提出并确认了强密码及Passkey/TOTP、账户国家/地区分工、仓库申请、资料补充重核、Windows客户端及界面反馈等要求。关键决定需要能从规则、输入和结果解释，而不是直接采用AI给出的结论。例如最近一笔只能作为建议，不能因其看起来合理就自动确定为真实原单。</w:t>
@@ -7693,7 +8533,8 @@
     <w:p>
       <w:pPr>
         <w:widowControl/>
-        <w:spacing w:after="100"/>
+        <w:spacing w:after="120" w:line="360" w:lineRule="exact" w:before="0"/>
+        <w:snapToGrid w:val="0"/>
       </w:pPr>
       <w:r>
         <w:t>我借助工具完成了官方来源与散列、独立SQL/守恒检查、自动回归、处理器契约、浏览器/原生界面及发布清单审核。三角色Passkey配置和登录已有记录；其后的认证协议、课程审核和隔离宿主检查均纳入本人核验记录。后续需补充的测试覆盖范围见第八节。</w:t>
@@ -7702,7 +8543,8 @@
     <w:p>
       <w:pPr>
         <w:widowControl/>
-        <w:spacing w:after="100"/>
+        <w:spacing w:after="120" w:line="360" w:lineRule="exact" w:before="0"/>
+        <w:snapToGrid w:val="0"/>
       </w:pPr>
       <w:r>
         <w:t>完整模型调用量和货币费用没有可核对的全量账单，记为未提供；不能从单轮记录推算项目总成本。测试数、提交数和截图数只用于定位过程，不替代质量、本人理解或验收结论。</w:t>
@@ -7711,17 +8553,24 @@
     <w:p>
       <w:pPr>
         <w:pStyle w:val="Heading1"/>
+        <w:keepNext/>
+        <w:keepLines/>
         <w:widowControl/>
-        <w:spacing w:after="100"/>
+        <w:spacing w:after="120" w:line="440" w:lineRule="exact" w:before="240"/>
+        <w:snapToGrid w:val="0"/>
       </w:pPr>
       <w:r>
+        <w:rPr>
+          <w:color w:val="000000"/>
+        </w:rPr>
         <w:t>十一、提交索引</w:t>
       </w:r>
     </w:p>
     <w:p>
       <w:pPr>
         <w:widowControl/>
-        <w:spacing w:after="100"/>
+        <w:spacing w:after="120" w:line="360" w:lineRule="exact" w:before="0"/>
+        <w:snapToGrid w:val="0"/>
       </w:pPr>
       <w:r>
         <w:t>本报告对应当前软件与证据，完整交付包包含下列材料。根目录提交索引为统一入口，交付清单记录各文件大小和SHA-256。</w:t>
@@ -7748,16 +8597,16 @@
       </w:tblGrid>
       <w:tr>
         <w:trPr>
-          <w:cantSplit/>
-          <w:tblHeader/>
+          <w:cantSplit w:val="1"/>
+          <w:tblHeader w:val="1"/>
         </w:trPr>
         <w:tc>
           <w:tcPr>
             <w:tcW w:type="dxa" w:w="2464"/>
             <w:vAlign w:val="center"/>
             <w:tcMar>
-              <w:top w:w="80" w:type="dxa"/>
-              <w:bottom w:w="80" w:type="dxa"/>
+              <w:top w:w="70" w:type="dxa"/>
+              <w:bottom w:w="70" w:type="dxa"/>
               <w:left w:w="100" w:type="dxa"/>
               <w:right w:w="100" w:type="dxa"/>
             </w:tcMar>
@@ -7765,10 +8614,13 @@
           </w:tcPr>
           <w:p>
             <w:pPr>
-              <w:keepNext w:val="0"/>
+              <w:keepNext/>
+              <w:keepLines/>
               <w:widowControl/>
-              <w:spacing w:after="0" w:before="0" w:line="276" w:lineRule="auto"/>
+              <w:spacing w:after="0" w:before="0" w:line="300" w:lineRule="exact"/>
               <w:jc w:val="center"/>
+              <w:snapToGrid w:val="0"/>
+              <w:wordWrap w:val="1"/>
             </w:pPr>
             <w:r>
               <w:rPr>
@@ -7786,8 +8638,8 @@
             <w:tcW w:type="dxa" w:w="3155"/>
             <w:vAlign w:val="center"/>
             <w:tcMar>
-              <w:top w:w="80" w:type="dxa"/>
-              <w:bottom w:w="80" w:type="dxa"/>
+              <w:top w:w="70" w:type="dxa"/>
+              <w:bottom w:w="70" w:type="dxa"/>
               <w:left w:w="100" w:type="dxa"/>
               <w:right w:w="100" w:type="dxa"/>
             </w:tcMar>
@@ -7795,9 +8647,12 @@
           </w:tcPr>
           <w:p>
             <w:pPr>
-              <w:keepNext w:val="0"/>
+              <w:keepNext/>
+              <w:keepLines/>
               <w:widowControl/>
-              <w:spacing w:after="0" w:before="0" w:line="276" w:lineRule="auto"/>
+              <w:spacing w:after="0" w:before="0" w:line="300" w:lineRule="exact"/>
+              <w:snapToGrid w:val="0"/>
+              <w:wordWrap w:val="1"/>
             </w:pPr>
             <w:r>
               <w:rPr>
@@ -7815,8 +8670,8 @@
             <w:tcW w:type="dxa" w:w="4239"/>
             <w:vAlign w:val="center"/>
             <w:tcMar>
-              <w:top w:w="80" w:type="dxa"/>
-              <w:bottom w:w="80" w:type="dxa"/>
+              <w:top w:w="70" w:type="dxa"/>
+              <w:bottom w:w="70" w:type="dxa"/>
               <w:left w:w="100" w:type="dxa"/>
               <w:right w:w="100" w:type="dxa"/>
             </w:tcMar>
@@ -7824,9 +8679,12 @@
           </w:tcPr>
           <w:p>
             <w:pPr>
-              <w:keepNext w:val="0"/>
+              <w:keepNext/>
+              <w:keepLines/>
               <w:widowControl/>
-              <w:spacing w:after="0" w:before="0" w:line="276" w:lineRule="auto"/>
+              <w:spacing w:after="0" w:before="0" w:line="300" w:lineRule="exact"/>
+              <w:snapToGrid w:val="0"/>
+              <w:wordWrap w:val="1"/>
             </w:pPr>
             <w:r>
               <w:rPr>
@@ -7842,15 +8700,15 @@
       </w:tr>
       <w:tr>
         <w:trPr>
-          <w:cantSplit/>
+          <w:cantSplit w:val="1"/>
         </w:trPr>
         <w:tc>
           <w:tcPr>
             <w:tcW w:type="dxa" w:w="2464"/>
             <w:vAlign w:val="center"/>
             <w:tcMar>
-              <w:top w:w="80" w:type="dxa"/>
-              <w:bottom w:w="80" w:type="dxa"/>
+              <w:top w:w="70" w:type="dxa"/>
+              <w:bottom w:w="70" w:type="dxa"/>
               <w:left w:w="100" w:type="dxa"/>
               <w:right w:w="100" w:type="dxa"/>
             </w:tcMar>
@@ -7858,10 +8716,13 @@
           </w:tcPr>
           <w:p>
             <w:pPr>
-              <w:keepNext w:val="0"/>
+              <w:keepNext/>
+              <w:keepLines/>
               <w:widowControl/>
-              <w:spacing w:after="0" w:before="0" w:line="276" w:lineRule="auto"/>
+              <w:spacing w:after="0" w:before="0" w:line="300" w:lineRule="exact"/>
               <w:jc w:val="center"/>
+              <w:snapToGrid w:val="0"/>
+              <w:wordWrap w:val="1"/>
             </w:pPr>
             <w:r>
               <w:rPr>
@@ -7879,8 +8740,8 @@
             <w:tcW w:type="dxa" w:w="3155"/>
             <w:vAlign w:val="center"/>
             <w:tcMar>
-              <w:top w:w="80" w:type="dxa"/>
-              <w:bottom w:w="80" w:type="dxa"/>
+              <w:top w:w="70" w:type="dxa"/>
+              <w:bottom w:w="70" w:type="dxa"/>
               <w:left w:w="100" w:type="dxa"/>
               <w:right w:w="100" w:type="dxa"/>
             </w:tcMar>
@@ -7888,9 +8749,12 @@
           </w:tcPr>
           <w:p>
             <w:pPr>
-              <w:keepNext w:val="0"/>
+              <w:keepNext/>
+              <w:keepLines/>
               <w:widowControl/>
-              <w:spacing w:after="0" w:before="0" w:line="276" w:lineRule="auto"/>
+              <w:spacing w:after="0" w:before="0" w:line="300" w:lineRule="exact"/>
+              <w:snapToGrid w:val="0"/>
+              <w:wordWrap w:val="1"/>
             </w:pPr>
             <w:r>
               <w:rPr>
@@ -7908,8 +8772,8 @@
             <w:tcW w:type="dxa" w:w="4239"/>
             <w:vAlign w:val="center"/>
             <w:tcMar>
-              <w:top w:w="80" w:type="dxa"/>
-              <w:bottom w:w="80" w:type="dxa"/>
+              <w:top w:w="70" w:type="dxa"/>
+              <w:bottom w:w="70" w:type="dxa"/>
               <w:left w:w="100" w:type="dxa"/>
               <w:right w:w="100" w:type="dxa"/>
             </w:tcMar>
@@ -7917,9 +8781,12 @@
           </w:tcPr>
           <w:p>
             <w:pPr>
-              <w:keepNext w:val="0"/>
+              <w:keepNext/>
+              <w:keepLines/>
               <w:widowControl/>
-              <w:spacing w:after="0" w:before="0" w:line="276" w:lineRule="auto"/>
+              <w:spacing w:after="0" w:before="0" w:line="300" w:lineRule="exact"/>
+              <w:snapToGrid w:val="0"/>
+              <w:wordWrap w:val="1"/>
             </w:pPr>
             <w:r>
               <w:rPr>
@@ -7935,15 +8802,15 @@
       </w:tr>
       <w:tr>
         <w:trPr>
-          <w:cantSplit/>
+          <w:cantSplit w:val="1"/>
         </w:trPr>
         <w:tc>
           <w:tcPr>
             <w:tcW w:type="dxa" w:w="2464"/>
             <w:vAlign w:val="center"/>
             <w:tcMar>
-              <w:top w:w="80" w:type="dxa"/>
-              <w:bottom w:w="80" w:type="dxa"/>
+              <w:top w:w="70" w:type="dxa"/>
+              <w:bottom w:w="70" w:type="dxa"/>
               <w:left w:w="100" w:type="dxa"/>
               <w:right w:w="100" w:type="dxa"/>
             </w:tcMar>
@@ -7952,9 +8819,12 @@
           <w:p>
             <w:pPr>
               <w:keepNext w:val="0"/>
+              <w:keepLines/>
               <w:widowControl/>
-              <w:spacing w:after="0" w:before="0" w:line="276" w:lineRule="auto"/>
+              <w:spacing w:after="0" w:before="0" w:line="300" w:lineRule="exact"/>
               <w:jc w:val="center"/>
+              <w:snapToGrid w:val="0"/>
+              <w:wordWrap w:val="1"/>
             </w:pPr>
             <w:r>
               <w:rPr>
@@ -7972,8 +8842,8 @@
             <w:tcW w:type="dxa" w:w="3155"/>
             <w:vAlign w:val="center"/>
             <w:tcMar>
-              <w:top w:w="80" w:type="dxa"/>
-              <w:bottom w:w="80" w:type="dxa"/>
+              <w:top w:w="70" w:type="dxa"/>
+              <w:bottom w:w="70" w:type="dxa"/>
               <w:left w:w="100" w:type="dxa"/>
               <w:right w:w="100" w:type="dxa"/>
             </w:tcMar>
@@ -7982,8 +8852,11 @@
           <w:p>
             <w:pPr>
               <w:keepNext w:val="0"/>
+              <w:keepLines/>
               <w:widowControl/>
-              <w:spacing w:after="0" w:before="0" w:line="276" w:lineRule="auto"/>
+              <w:spacing w:after="0" w:before="0" w:line="300" w:lineRule="exact"/>
+              <w:snapToGrid w:val="0"/>
+              <w:wordWrap w:val="1"/>
             </w:pPr>
             <w:r>
               <w:rPr>
@@ -8001,8 +8874,8 @@
             <w:tcW w:type="dxa" w:w="4239"/>
             <w:vAlign w:val="center"/>
             <w:tcMar>
-              <w:top w:w="80" w:type="dxa"/>
-              <w:bottom w:w="80" w:type="dxa"/>
+              <w:top w:w="70" w:type="dxa"/>
+              <w:bottom w:w="70" w:type="dxa"/>
               <w:left w:w="100" w:type="dxa"/>
               <w:right w:w="100" w:type="dxa"/>
             </w:tcMar>
@@ -8011,8 +8884,11 @@
           <w:p>
             <w:pPr>
               <w:keepNext w:val="0"/>
+              <w:keepLines/>
               <w:widowControl/>
-              <w:spacing w:after="0" w:before="0" w:line="276" w:lineRule="auto"/>
+              <w:spacing w:after="0" w:before="0" w:line="300" w:lineRule="exact"/>
+              <w:snapToGrid w:val="0"/>
+              <w:wordWrap w:val="1"/>
             </w:pPr>
             <w:r>
               <w:rPr>
@@ -8028,15 +8904,15 @@
       </w:tr>
       <w:tr>
         <w:trPr>
-          <w:cantSplit/>
+          <w:cantSplit w:val="1"/>
         </w:trPr>
         <w:tc>
           <w:tcPr>
             <w:tcW w:type="dxa" w:w="2464"/>
             <w:vAlign w:val="center"/>
             <w:tcMar>
-              <w:top w:w="80" w:type="dxa"/>
-              <w:bottom w:w="80" w:type="dxa"/>
+              <w:top w:w="70" w:type="dxa"/>
+              <w:bottom w:w="70" w:type="dxa"/>
               <w:left w:w="100" w:type="dxa"/>
               <w:right w:w="100" w:type="dxa"/>
             </w:tcMar>
@@ -8045,9 +8921,12 @@
           <w:p>
             <w:pPr>
               <w:keepNext w:val="0"/>
+              <w:keepLines/>
               <w:widowControl/>
-              <w:spacing w:after="0" w:before="0" w:line="276" w:lineRule="auto"/>
+              <w:spacing w:after="0" w:before="0" w:line="300" w:lineRule="exact"/>
               <w:jc w:val="center"/>
+              <w:snapToGrid w:val="0"/>
+              <w:wordWrap w:val="1"/>
             </w:pPr>
             <w:r>
               <w:rPr>
@@ -8065,8 +8944,8 @@
             <w:tcW w:type="dxa" w:w="3155"/>
             <w:vAlign w:val="center"/>
             <w:tcMar>
-              <w:top w:w="80" w:type="dxa"/>
-              <w:bottom w:w="80" w:type="dxa"/>
+              <w:top w:w="70" w:type="dxa"/>
+              <w:bottom w:w="70" w:type="dxa"/>
               <w:left w:w="100" w:type="dxa"/>
               <w:right w:w="100" w:type="dxa"/>
             </w:tcMar>
@@ -8075,8 +8954,11 @@
           <w:p>
             <w:pPr>
               <w:keepNext w:val="0"/>
+              <w:keepLines/>
               <w:widowControl/>
-              <w:spacing w:after="0" w:before="0" w:line="276" w:lineRule="auto"/>
+              <w:spacing w:after="0" w:before="0" w:line="300" w:lineRule="exact"/>
+              <w:snapToGrid w:val="0"/>
+              <w:wordWrap w:val="1"/>
             </w:pPr>
             <w:r>
               <w:rPr>
@@ -8094,8 +8976,8 @@
             <w:tcW w:type="dxa" w:w="4239"/>
             <w:vAlign w:val="center"/>
             <w:tcMar>
-              <w:top w:w="80" w:type="dxa"/>
-              <w:bottom w:w="80" w:type="dxa"/>
+              <w:top w:w="70" w:type="dxa"/>
+              <w:bottom w:w="70" w:type="dxa"/>
               <w:left w:w="100" w:type="dxa"/>
               <w:right w:w="100" w:type="dxa"/>
             </w:tcMar>
@@ -8104,8 +8986,11 @@
           <w:p>
             <w:pPr>
               <w:keepNext w:val="0"/>
+              <w:keepLines/>
               <w:widowControl/>
-              <w:spacing w:after="0" w:before="0" w:line="276" w:lineRule="auto"/>
+              <w:spacing w:after="0" w:before="0" w:line="300" w:lineRule="exact"/>
+              <w:snapToGrid w:val="0"/>
+              <w:wordWrap w:val="1"/>
             </w:pPr>
             <w:r>
               <w:rPr>
@@ -8121,15 +9006,15 @@
       </w:tr>
       <w:tr>
         <w:trPr>
-          <w:cantSplit/>
+          <w:cantSplit w:val="1"/>
         </w:trPr>
         <w:tc>
           <w:tcPr>
             <w:tcW w:type="dxa" w:w="2464"/>
             <w:vAlign w:val="center"/>
             <w:tcMar>
-              <w:top w:w="80" w:type="dxa"/>
-              <w:bottom w:w="80" w:type="dxa"/>
+              <w:top w:w="70" w:type="dxa"/>
+              <w:bottom w:w="70" w:type="dxa"/>
               <w:left w:w="100" w:type="dxa"/>
               <w:right w:w="100" w:type="dxa"/>
             </w:tcMar>
@@ -8138,9 +9023,12 @@
           <w:p>
             <w:pPr>
               <w:keepNext w:val="0"/>
+              <w:keepLines/>
               <w:widowControl/>
-              <w:spacing w:after="0" w:before="0" w:line="276" w:lineRule="auto"/>
+              <w:spacing w:after="0" w:before="0" w:line="300" w:lineRule="exact"/>
               <w:jc w:val="center"/>
+              <w:snapToGrid w:val="0"/>
+              <w:wordWrap w:val="1"/>
             </w:pPr>
             <w:r>
               <w:rPr>
@@ -8158,8 +9046,8 @@
             <w:tcW w:type="dxa" w:w="3155"/>
             <w:vAlign w:val="center"/>
             <w:tcMar>
-              <w:top w:w="80" w:type="dxa"/>
-              <w:bottom w:w="80" w:type="dxa"/>
+              <w:top w:w="70" w:type="dxa"/>
+              <w:bottom w:w="70" w:type="dxa"/>
               <w:left w:w="100" w:type="dxa"/>
               <w:right w:w="100" w:type="dxa"/>
             </w:tcMar>
@@ -8168,8 +9056,11 @@
           <w:p>
             <w:pPr>
               <w:keepNext w:val="0"/>
+              <w:keepLines/>
               <w:widowControl/>
-              <w:spacing w:after="0" w:before="0" w:line="276" w:lineRule="auto"/>
+              <w:spacing w:after="0" w:before="0" w:line="300" w:lineRule="exact"/>
+              <w:snapToGrid w:val="0"/>
+              <w:wordWrap w:val="1"/>
             </w:pPr>
             <w:r>
               <w:rPr>
@@ -8187,8 +9078,8 @@
             <w:tcW w:type="dxa" w:w="4239"/>
             <w:vAlign w:val="center"/>
             <w:tcMar>
-              <w:top w:w="80" w:type="dxa"/>
-              <w:bottom w:w="80" w:type="dxa"/>
+              <w:top w:w="70" w:type="dxa"/>
+              <w:bottom w:w="70" w:type="dxa"/>
               <w:left w:w="100" w:type="dxa"/>
               <w:right w:w="100" w:type="dxa"/>
             </w:tcMar>
@@ -8197,8 +9088,11 @@
           <w:p>
             <w:pPr>
               <w:keepNext w:val="0"/>
+              <w:keepLines/>
               <w:widowControl/>
-              <w:spacing w:after="0" w:before="0" w:line="276" w:lineRule="auto"/>
+              <w:spacing w:after="0" w:before="0" w:line="300" w:lineRule="exact"/>
+              <w:snapToGrid w:val="0"/>
+              <w:wordWrap w:val="1"/>
             </w:pPr>
             <w:r>
               <w:rPr>
@@ -8214,15 +9108,15 @@
       </w:tr>
       <w:tr>
         <w:trPr>
-          <w:cantSplit/>
+          <w:cantSplit w:val="1"/>
         </w:trPr>
         <w:tc>
           <w:tcPr>
             <w:tcW w:type="dxa" w:w="2464"/>
             <w:vAlign w:val="center"/>
             <w:tcMar>
-              <w:top w:w="80" w:type="dxa"/>
-              <w:bottom w:w="80" w:type="dxa"/>
+              <w:top w:w="70" w:type="dxa"/>
+              <w:bottom w:w="70" w:type="dxa"/>
               <w:left w:w="100" w:type="dxa"/>
               <w:right w:w="100" w:type="dxa"/>
             </w:tcMar>
@@ -8230,10 +9124,13 @@
           </w:tcPr>
           <w:p>
             <w:pPr>
-              <w:keepNext w:val="0"/>
+              <w:keepNext/>
+              <w:keepLines/>
               <w:widowControl/>
-              <w:spacing w:after="0" w:before="0" w:line="276" w:lineRule="auto"/>
+              <w:spacing w:after="0" w:before="0" w:line="300" w:lineRule="exact"/>
               <w:jc w:val="center"/>
+              <w:snapToGrid w:val="0"/>
+              <w:wordWrap w:val="1"/>
             </w:pPr>
             <w:r>
               <w:rPr>
@@ -8251,8 +9148,8 @@
             <w:tcW w:type="dxa" w:w="3155"/>
             <w:vAlign w:val="center"/>
             <w:tcMar>
-              <w:top w:w="80" w:type="dxa"/>
-              <w:bottom w:w="80" w:type="dxa"/>
+              <w:top w:w="70" w:type="dxa"/>
+              <w:bottom w:w="70" w:type="dxa"/>
               <w:left w:w="100" w:type="dxa"/>
               <w:right w:w="100" w:type="dxa"/>
             </w:tcMar>
@@ -8260,9 +9157,12 @@
           </w:tcPr>
           <w:p>
             <w:pPr>
-              <w:keepNext w:val="0"/>
+              <w:keepNext/>
+              <w:keepLines/>
               <w:widowControl/>
-              <w:spacing w:after="0" w:before="0" w:line="276" w:lineRule="auto"/>
+              <w:spacing w:after="0" w:before="0" w:line="300" w:lineRule="exact"/>
+              <w:snapToGrid w:val="0"/>
+              <w:wordWrap w:val="1"/>
             </w:pPr>
             <w:r>
               <w:rPr>
@@ -8280,8 +9180,8 @@
             <w:tcW w:type="dxa" w:w="4239"/>
             <w:vAlign w:val="center"/>
             <w:tcMar>
-              <w:top w:w="80" w:type="dxa"/>
-              <w:bottom w:w="80" w:type="dxa"/>
+              <w:top w:w="70" w:type="dxa"/>
+              <w:bottom w:w="70" w:type="dxa"/>
               <w:left w:w="100" w:type="dxa"/>
               <w:right w:w="100" w:type="dxa"/>
             </w:tcMar>
@@ -8289,9 +9189,12 @@
           </w:tcPr>
           <w:p>
             <w:pPr>
-              <w:keepNext w:val="0"/>
+              <w:keepNext/>
+              <w:keepLines/>
               <w:widowControl/>
-              <w:spacing w:after="0" w:before="0" w:line="276" w:lineRule="auto"/>
+              <w:spacing w:after="0" w:before="0" w:line="300" w:lineRule="exact"/>
+              <w:snapToGrid w:val="0"/>
+              <w:wordWrap w:val="1"/>
             </w:pPr>
             <w:r>
               <w:rPr>
@@ -8307,15 +9210,15 @@
       </w:tr>
       <w:tr>
         <w:trPr>
-          <w:cantSplit/>
+          <w:cantSplit w:val="1"/>
         </w:trPr>
         <w:tc>
           <w:tcPr>
             <w:tcW w:type="dxa" w:w="2464"/>
             <w:vAlign w:val="center"/>
             <w:tcMar>
-              <w:top w:w="80" w:type="dxa"/>
-              <w:bottom w:w="80" w:type="dxa"/>
+              <w:top w:w="70" w:type="dxa"/>
+              <w:bottom w:w="70" w:type="dxa"/>
               <w:left w:w="100" w:type="dxa"/>
               <w:right w:w="100" w:type="dxa"/>
             </w:tcMar>
@@ -8324,9 +9227,12 @@
           <w:p>
             <w:pPr>
               <w:keepNext w:val="0"/>
+              <w:keepLines/>
               <w:widowControl/>
-              <w:spacing w:after="0" w:before="0" w:line="276" w:lineRule="auto"/>
+              <w:spacing w:after="0" w:before="0" w:line="300" w:lineRule="exact"/>
               <w:jc w:val="center"/>
+              <w:snapToGrid w:val="0"/>
+              <w:wordWrap w:val="1"/>
             </w:pPr>
             <w:r>
               <w:rPr>
@@ -8344,8 +9250,8 @@
             <w:tcW w:type="dxa" w:w="3155"/>
             <w:vAlign w:val="center"/>
             <w:tcMar>
-              <w:top w:w="80" w:type="dxa"/>
-              <w:bottom w:w="80" w:type="dxa"/>
+              <w:top w:w="70" w:type="dxa"/>
+              <w:bottom w:w="70" w:type="dxa"/>
               <w:left w:w="100" w:type="dxa"/>
               <w:right w:w="100" w:type="dxa"/>
             </w:tcMar>
@@ -8354,8 +9260,11 @@
           <w:p>
             <w:pPr>
               <w:keepNext w:val="0"/>
+              <w:keepLines/>
               <w:widowControl/>
-              <w:spacing w:after="0" w:before="0" w:line="276" w:lineRule="auto"/>
+              <w:spacing w:after="0" w:before="0" w:line="300" w:lineRule="exact"/>
+              <w:snapToGrid w:val="0"/>
+              <w:wordWrap w:val="1"/>
             </w:pPr>
             <w:r>
               <w:rPr>
@@ -8373,8 +9282,8 @@
             <w:tcW w:type="dxa" w:w="4239"/>
             <w:vAlign w:val="center"/>
             <w:tcMar>
-              <w:top w:w="80" w:type="dxa"/>
-              <w:bottom w:w="80" w:type="dxa"/>
+              <w:top w:w="70" w:type="dxa"/>
+              <w:bottom w:w="70" w:type="dxa"/>
               <w:left w:w="100" w:type="dxa"/>
               <w:right w:w="100" w:type="dxa"/>
             </w:tcMar>
@@ -8383,8 +9292,11 @@
           <w:p>
             <w:pPr>
               <w:keepNext w:val="0"/>
+              <w:keepLines/>
               <w:widowControl/>
-              <w:spacing w:after="0" w:before="0" w:line="276" w:lineRule="auto"/>
+              <w:spacing w:after="0" w:before="0" w:line="300" w:lineRule="exact"/>
+              <w:snapToGrid w:val="0"/>
+              <w:wordWrap w:val="1"/>
             </w:pPr>
             <w:r>
               <w:rPr>
@@ -8401,7 +9313,9 @@
     </w:tbl>
     <w:p>
       <w:pPr>
-        <w:spacing w:after="40" w:before="0" w:line="120" w:lineRule="auto"/>
+        <w:spacing w:after="60" w:before="0" w:line="60" w:lineRule="exact"/>
+        <w:widowControl/>
+        <w:snapToGrid w:val="0"/>
       </w:pPr>
       <w:r>
         <w:rPr>
@@ -8412,7 +9326,8 @@
     <w:p>
       <w:pPr>
         <w:widowControl/>
-        <w:spacing w:after="100"/>
+        <w:spacing w:after="120" w:line="360" w:lineRule="exact" w:before="0"/>
+        <w:snapToGrid w:val="0"/>
       </w:pPr>
       <w:r>
         <w:t>最终材料按本次版本交付，必要的后续测试覆盖见第八节。课堂预演与发送仍按实际发生后的记录登记，11月16日冻结、11月17日只使用准备好的版本。</w:t>
@@ -8421,17 +9336,24 @@
     <w:p>
       <w:pPr>
         <w:pStyle w:val="Heading2"/>
+        <w:keepNext/>
+        <w:keepLines/>
         <w:widowControl/>
-        <w:spacing w:after="100"/>
+        <w:spacing w:after="100" w:line="380" w:lineRule="exact" w:before="180"/>
+        <w:snapToGrid w:val="0"/>
       </w:pPr>
       <w:r>
+        <w:rPr>
+          <w:color w:val="000000"/>
+        </w:rPr>
         <w:t>证据路径索引</w:t>
       </w:r>
     </w:p>
     <w:p>
       <w:pPr>
         <w:widowControl/>
-        <w:spacing w:after="100"/>
+        <w:spacing w:after="120" w:line="360" w:lineRule="exact" w:before="0"/>
+        <w:snapToGrid w:val="0"/>
       </w:pPr>
       <w:r>
         <w:t>日期开头的路径以“每日工作记录/”为基目录，其余以项目根目录为基准。E编号供本报告定位，原FR、TC、NFR编号和实际文件名不变。</w:t>
@@ -8457,16 +9379,16 @@
       </w:tblGrid>
       <w:tr>
         <w:trPr>
-          <w:cantSplit/>
-          <w:tblHeader/>
+          <w:cantSplit w:val="1"/>
+          <w:tblHeader w:val="1"/>
         </w:trPr>
         <w:tc>
           <w:tcPr>
             <w:tcW w:type="dxa" w:w="1084"/>
             <w:vAlign w:val="center"/>
             <w:tcMar>
-              <w:top w:w="80" w:type="dxa"/>
-              <w:bottom w:w="80" w:type="dxa"/>
+              <w:top w:w="70" w:type="dxa"/>
+              <w:bottom w:w="70" w:type="dxa"/>
               <w:left w:w="100" w:type="dxa"/>
               <w:right w:w="100" w:type="dxa"/>
             </w:tcMar>
@@ -8474,10 +9396,13 @@
           </w:tcPr>
           <w:p>
             <w:pPr>
-              <w:keepNext w:val="0"/>
+              <w:keepNext/>
+              <w:keepLines/>
               <w:widowControl/>
-              <w:spacing w:after="0" w:before="0" w:line="276" w:lineRule="auto"/>
+              <w:spacing w:after="0" w:before="0" w:line="300" w:lineRule="exact"/>
               <w:jc w:val="center"/>
+              <w:snapToGrid w:val="0"/>
+              <w:wordWrap w:val="1"/>
             </w:pPr>
             <w:r>
               <w:rPr>
@@ -8495,8 +9420,8 @@
             <w:tcW w:type="dxa" w:w="8774"/>
             <w:vAlign w:val="center"/>
             <w:tcMar>
-              <w:top w:w="80" w:type="dxa"/>
-              <w:bottom w:w="80" w:type="dxa"/>
+              <w:top w:w="70" w:type="dxa"/>
+              <w:bottom w:w="70" w:type="dxa"/>
               <w:left w:w="100" w:type="dxa"/>
               <w:right w:w="100" w:type="dxa"/>
             </w:tcMar>
@@ -8504,9 +9429,12 @@
           </w:tcPr>
           <w:p>
             <w:pPr>
-              <w:keepNext w:val="0"/>
+              <w:keepNext/>
+              <w:keepLines/>
               <w:widowControl/>
-              <w:spacing w:after="0" w:before="0" w:line="276" w:lineRule="auto"/>
+              <w:spacing w:after="0" w:before="0" w:line="300" w:lineRule="exact"/>
+              <w:snapToGrid w:val="0"/>
+              <w:wordWrap w:val="1"/>
             </w:pPr>
             <w:r>
               <w:rPr>
@@ -8522,15 +9450,15 @@
       </w:tr>
       <w:tr>
         <w:trPr>
-          <w:cantSplit/>
+          <w:cantSplit w:val="1"/>
         </w:trPr>
         <w:tc>
           <w:tcPr>
             <w:tcW w:type="dxa" w:w="1084"/>
             <w:vAlign w:val="center"/>
             <w:tcMar>
-              <w:top w:w="80" w:type="dxa"/>
-              <w:bottom w:w="80" w:type="dxa"/>
+              <w:top w:w="70" w:type="dxa"/>
+              <w:bottom w:w="70" w:type="dxa"/>
               <w:left w:w="100" w:type="dxa"/>
               <w:right w:w="100" w:type="dxa"/>
             </w:tcMar>
@@ -8538,10 +9466,13 @@
           </w:tcPr>
           <w:p>
             <w:pPr>
-              <w:keepNext w:val="0"/>
+              <w:keepNext/>
+              <w:keepLines/>
               <w:widowControl/>
-              <w:spacing w:after="0" w:before="0" w:line="276" w:lineRule="auto"/>
+              <w:spacing w:after="0" w:before="0" w:line="300" w:lineRule="exact"/>
               <w:jc w:val="center"/>
+              <w:snapToGrid w:val="0"/>
+              <w:wordWrap w:val="1"/>
             </w:pPr>
             <w:r>
               <w:rPr>
@@ -8559,8 +9490,8 @@
             <w:tcW w:type="dxa" w:w="8774"/>
             <w:vAlign w:val="center"/>
             <w:tcMar>
-              <w:top w:w="80" w:type="dxa"/>
-              <w:bottom w:w="80" w:type="dxa"/>
+              <w:top w:w="70" w:type="dxa"/>
+              <w:bottom w:w="70" w:type="dxa"/>
               <w:left w:w="100" w:type="dxa"/>
               <w:right w:w="100" w:type="dxa"/>
             </w:tcMar>
@@ -8568,9 +9499,12 @@
           </w:tcPr>
           <w:p>
             <w:pPr>
-              <w:keepNext w:val="0"/>
+              <w:keepNext/>
+              <w:keepLines/>
               <w:widowControl/>
-              <w:spacing w:after="0" w:before="0" w:line="276" w:lineRule="auto"/>
+              <w:spacing w:after="0" w:before="0" w:line="300" w:lineRule="exact"/>
+              <w:snapToGrid w:val="0"/>
+              <w:wordWrap w:val="1"/>
             </w:pPr>
             <w:r>
               <w:rPr>
@@ -8586,15 +9520,15 @@
       </w:tr>
       <w:tr>
         <w:trPr>
-          <w:cantSplit/>
+          <w:cantSplit w:val="1"/>
         </w:trPr>
         <w:tc>
           <w:tcPr>
             <w:tcW w:type="dxa" w:w="1084"/>
             <w:vAlign w:val="center"/>
             <w:tcMar>
-              <w:top w:w="80" w:type="dxa"/>
-              <w:bottom w:w="80" w:type="dxa"/>
+              <w:top w:w="70" w:type="dxa"/>
+              <w:bottom w:w="70" w:type="dxa"/>
               <w:left w:w="100" w:type="dxa"/>
               <w:right w:w="100" w:type="dxa"/>
             </w:tcMar>
@@ -8603,9 +9537,12 @@
           <w:p>
             <w:pPr>
               <w:keepNext w:val="0"/>
+              <w:keepLines/>
               <w:widowControl/>
-              <w:spacing w:after="0" w:before="0" w:line="276" w:lineRule="auto"/>
+              <w:spacing w:after="0" w:before="0" w:line="300" w:lineRule="exact"/>
               <w:jc w:val="center"/>
+              <w:snapToGrid w:val="0"/>
+              <w:wordWrap w:val="1"/>
             </w:pPr>
             <w:r>
               <w:rPr>
@@ -8623,8 +9560,8 @@
             <w:tcW w:type="dxa" w:w="8774"/>
             <w:vAlign w:val="center"/>
             <w:tcMar>
-              <w:top w:w="80" w:type="dxa"/>
-              <w:bottom w:w="80" w:type="dxa"/>
+              <w:top w:w="70" w:type="dxa"/>
+              <w:bottom w:w="70" w:type="dxa"/>
               <w:left w:w="100" w:type="dxa"/>
               <w:right w:w="100" w:type="dxa"/>
             </w:tcMar>
@@ -8633,8 +9570,11 @@
           <w:p>
             <w:pPr>
               <w:keepNext w:val="0"/>
+              <w:keepLines/>
               <w:widowControl/>
-              <w:spacing w:after="0" w:before="0" w:line="276" w:lineRule="auto"/>
+              <w:spacing w:after="0" w:before="0" w:line="300" w:lineRule="exact"/>
+              <w:snapToGrid w:val="0"/>
+              <w:wordWrap w:val="1"/>
             </w:pPr>
             <w:r>
               <w:rPr>
@@ -8650,15 +9590,15 @@
       </w:tr>
       <w:tr>
         <w:trPr>
-          <w:cantSplit/>
+          <w:cantSplit w:val="1"/>
         </w:trPr>
         <w:tc>
           <w:tcPr>
             <w:tcW w:type="dxa" w:w="1084"/>
             <w:vAlign w:val="center"/>
             <w:tcMar>
-              <w:top w:w="80" w:type="dxa"/>
-              <w:bottom w:w="80" w:type="dxa"/>
+              <w:top w:w="70" w:type="dxa"/>
+              <w:bottom w:w="70" w:type="dxa"/>
               <w:left w:w="100" w:type="dxa"/>
               <w:right w:w="100" w:type="dxa"/>
             </w:tcMar>
@@ -8667,9 +9607,12 @@
           <w:p>
             <w:pPr>
               <w:keepNext w:val="0"/>
+              <w:keepLines/>
               <w:widowControl/>
-              <w:spacing w:after="0" w:before="0" w:line="276" w:lineRule="auto"/>
+              <w:spacing w:after="0" w:before="0" w:line="300" w:lineRule="exact"/>
               <w:jc w:val="center"/>
+              <w:snapToGrid w:val="0"/>
+              <w:wordWrap w:val="1"/>
             </w:pPr>
             <w:r>
               <w:rPr>
@@ -8687,8 +9630,8 @@
             <w:tcW w:type="dxa" w:w="8774"/>
             <w:vAlign w:val="center"/>
             <w:tcMar>
-              <w:top w:w="80" w:type="dxa"/>
-              <w:bottom w:w="80" w:type="dxa"/>
+              <w:top w:w="70" w:type="dxa"/>
+              <w:bottom w:w="70" w:type="dxa"/>
               <w:left w:w="100" w:type="dxa"/>
               <w:right w:w="100" w:type="dxa"/>
             </w:tcMar>
@@ -8697,8 +9640,11 @@
           <w:p>
             <w:pPr>
               <w:keepNext w:val="0"/>
+              <w:keepLines/>
               <w:widowControl/>
-              <w:spacing w:after="0" w:before="0" w:line="276" w:lineRule="auto"/>
+              <w:spacing w:after="0" w:before="0" w:line="300" w:lineRule="exact"/>
+              <w:snapToGrid w:val="0"/>
+              <w:wordWrap w:val="1"/>
             </w:pPr>
             <w:r>
               <w:rPr>
@@ -8714,15 +9660,15 @@
       </w:tr>
       <w:tr>
         <w:trPr>
-          <w:cantSplit/>
+          <w:cantSplit w:val="1"/>
         </w:trPr>
         <w:tc>
           <w:tcPr>
             <w:tcW w:type="dxa" w:w="1084"/>
             <w:vAlign w:val="center"/>
             <w:tcMar>
-              <w:top w:w="80" w:type="dxa"/>
-              <w:bottom w:w="80" w:type="dxa"/>
+              <w:top w:w="70" w:type="dxa"/>
+              <w:bottom w:w="70" w:type="dxa"/>
               <w:left w:w="100" w:type="dxa"/>
               <w:right w:w="100" w:type="dxa"/>
             </w:tcMar>
@@ -8731,9 +9677,12 @@
           <w:p>
             <w:pPr>
               <w:keepNext w:val="0"/>
+              <w:keepLines/>
               <w:widowControl/>
-              <w:spacing w:after="0" w:before="0" w:line="276" w:lineRule="auto"/>
+              <w:spacing w:after="0" w:before="0" w:line="300" w:lineRule="exact"/>
               <w:jc w:val="center"/>
+              <w:snapToGrid w:val="0"/>
+              <w:wordWrap w:val="1"/>
             </w:pPr>
             <w:r>
               <w:rPr>
@@ -8751,8 +9700,8 @@
             <w:tcW w:type="dxa" w:w="8774"/>
             <w:vAlign w:val="center"/>
             <w:tcMar>
-              <w:top w:w="80" w:type="dxa"/>
-              <w:bottom w:w="80" w:type="dxa"/>
+              <w:top w:w="70" w:type="dxa"/>
+              <w:bottom w:w="70" w:type="dxa"/>
               <w:left w:w="100" w:type="dxa"/>
               <w:right w:w="100" w:type="dxa"/>
             </w:tcMar>
@@ -8761,8 +9710,11 @@
           <w:p>
             <w:pPr>
               <w:keepNext w:val="0"/>
+              <w:keepLines/>
               <w:widowControl/>
-              <w:spacing w:after="0" w:before="0" w:line="276" w:lineRule="auto"/>
+              <w:spacing w:after="0" w:before="0" w:line="300" w:lineRule="exact"/>
+              <w:snapToGrid w:val="0"/>
+              <w:wordWrap w:val="1"/>
             </w:pPr>
             <w:r>
               <w:rPr>
@@ -8778,15 +9730,15 @@
       </w:tr>
       <w:tr>
         <w:trPr>
-          <w:cantSplit/>
+          <w:cantSplit w:val="1"/>
         </w:trPr>
         <w:tc>
           <w:tcPr>
             <w:tcW w:type="dxa" w:w="1084"/>
             <w:vAlign w:val="center"/>
             <w:tcMar>
-              <w:top w:w="80" w:type="dxa"/>
-              <w:bottom w:w="80" w:type="dxa"/>
+              <w:top w:w="70" w:type="dxa"/>
+              <w:bottom w:w="70" w:type="dxa"/>
               <w:left w:w="100" w:type="dxa"/>
               <w:right w:w="100" w:type="dxa"/>
             </w:tcMar>
@@ -8795,9 +9747,12 @@
           <w:p>
             <w:pPr>
               <w:keepNext w:val="0"/>
+              <w:keepLines/>
               <w:widowControl/>
-              <w:spacing w:after="0" w:before="0" w:line="276" w:lineRule="auto"/>
+              <w:spacing w:after="0" w:before="0" w:line="300" w:lineRule="exact"/>
               <w:jc w:val="center"/>
+              <w:snapToGrid w:val="0"/>
+              <w:wordWrap w:val="1"/>
             </w:pPr>
             <w:r>
               <w:rPr>
@@ -8815,8 +9770,8 @@
             <w:tcW w:type="dxa" w:w="8774"/>
             <w:vAlign w:val="center"/>
             <w:tcMar>
-              <w:top w:w="80" w:type="dxa"/>
-              <w:bottom w:w="80" w:type="dxa"/>
+              <w:top w:w="70" w:type="dxa"/>
+              <w:bottom w:w="70" w:type="dxa"/>
               <w:left w:w="100" w:type="dxa"/>
               <w:right w:w="100" w:type="dxa"/>
             </w:tcMar>
@@ -8825,8 +9780,11 @@
           <w:p>
             <w:pPr>
               <w:keepNext w:val="0"/>
+              <w:keepLines/>
               <w:widowControl/>
-              <w:spacing w:after="0" w:before="0" w:line="276" w:lineRule="auto"/>
+              <w:spacing w:after="0" w:before="0" w:line="300" w:lineRule="exact"/>
+              <w:snapToGrid w:val="0"/>
+              <w:wordWrap w:val="1"/>
             </w:pPr>
             <w:r>
               <w:rPr>
@@ -8842,15 +9800,15 @@
       </w:tr>
       <w:tr>
         <w:trPr>
-          <w:cantSplit/>
+          <w:cantSplit w:val="1"/>
         </w:trPr>
         <w:tc>
           <w:tcPr>
             <w:tcW w:type="dxa" w:w="1084"/>
             <w:vAlign w:val="center"/>
             <w:tcMar>
-              <w:top w:w="80" w:type="dxa"/>
-              <w:bottom w:w="80" w:type="dxa"/>
+              <w:top w:w="70" w:type="dxa"/>
+              <w:bottom w:w="70" w:type="dxa"/>
               <w:left w:w="100" w:type="dxa"/>
               <w:right w:w="100" w:type="dxa"/>
             </w:tcMar>
@@ -8859,9 +9817,12 @@
           <w:p>
             <w:pPr>
               <w:keepNext w:val="0"/>
+              <w:keepLines/>
               <w:widowControl/>
-              <w:spacing w:after="0" w:before="0" w:line="276" w:lineRule="auto"/>
+              <w:spacing w:after="0" w:before="0" w:line="300" w:lineRule="exact"/>
               <w:jc w:val="center"/>
+              <w:snapToGrid w:val="0"/>
+              <w:wordWrap w:val="1"/>
             </w:pPr>
             <w:r>
               <w:rPr>
@@ -8879,8 +9840,8 @@
             <w:tcW w:type="dxa" w:w="8774"/>
             <w:vAlign w:val="center"/>
             <w:tcMar>
-              <w:top w:w="80" w:type="dxa"/>
-              <w:bottom w:w="80" w:type="dxa"/>
+              <w:top w:w="70" w:type="dxa"/>
+              <w:bottom w:w="70" w:type="dxa"/>
               <w:left w:w="100" w:type="dxa"/>
               <w:right w:w="100" w:type="dxa"/>
             </w:tcMar>
@@ -8889,8 +9850,11 @@
           <w:p>
             <w:pPr>
               <w:keepNext w:val="0"/>
+              <w:keepLines/>
               <w:widowControl/>
-              <w:spacing w:after="0" w:before="0" w:line="276" w:lineRule="auto"/>
+              <w:spacing w:after="0" w:before="0" w:line="300" w:lineRule="exact"/>
+              <w:snapToGrid w:val="0"/>
+              <w:wordWrap w:val="1"/>
             </w:pPr>
             <w:r>
               <w:rPr>
@@ -8906,15 +9870,15 @@
       </w:tr>
       <w:tr>
         <w:trPr>
-          <w:cantSplit/>
+          <w:cantSplit w:val="1"/>
         </w:trPr>
         <w:tc>
           <w:tcPr>
             <w:tcW w:type="dxa" w:w="1084"/>
             <w:vAlign w:val="center"/>
             <w:tcMar>
-              <w:top w:w="80" w:type="dxa"/>
-              <w:bottom w:w="80" w:type="dxa"/>
+              <w:top w:w="70" w:type="dxa"/>
+              <w:bottom w:w="70" w:type="dxa"/>
               <w:left w:w="100" w:type="dxa"/>
               <w:right w:w="100" w:type="dxa"/>
             </w:tcMar>
@@ -8923,9 +9887,12 @@
           <w:p>
             <w:pPr>
               <w:keepNext w:val="0"/>
+              <w:keepLines/>
               <w:widowControl/>
-              <w:spacing w:after="0" w:before="0" w:line="276" w:lineRule="auto"/>
+              <w:spacing w:after="0" w:before="0" w:line="300" w:lineRule="exact"/>
               <w:jc w:val="center"/>
+              <w:snapToGrid w:val="0"/>
+              <w:wordWrap w:val="1"/>
             </w:pPr>
             <w:r>
               <w:rPr>
@@ -8943,8 +9910,8 @@
             <w:tcW w:type="dxa" w:w="8774"/>
             <w:vAlign w:val="center"/>
             <w:tcMar>
-              <w:top w:w="80" w:type="dxa"/>
-              <w:bottom w:w="80" w:type="dxa"/>
+              <w:top w:w="70" w:type="dxa"/>
+              <w:bottom w:w="70" w:type="dxa"/>
               <w:left w:w="100" w:type="dxa"/>
               <w:right w:w="100" w:type="dxa"/>
             </w:tcMar>
@@ -8953,8 +9920,11 @@
           <w:p>
             <w:pPr>
               <w:keepNext w:val="0"/>
+              <w:keepLines/>
               <w:widowControl/>
-              <w:spacing w:after="0" w:before="0" w:line="276" w:lineRule="auto"/>
+              <w:spacing w:after="0" w:before="0" w:line="300" w:lineRule="exact"/>
+              <w:snapToGrid w:val="0"/>
+              <w:wordWrap w:val="1"/>
             </w:pPr>
             <w:r>
               <w:rPr>
@@ -8970,15 +9940,15 @@
       </w:tr>
       <w:tr>
         <w:trPr>
-          <w:cantSplit/>
+          <w:cantSplit w:val="1"/>
         </w:trPr>
         <w:tc>
           <w:tcPr>
             <w:tcW w:type="dxa" w:w="1084"/>
             <w:vAlign w:val="center"/>
             <w:tcMar>
-              <w:top w:w="80" w:type="dxa"/>
-              <w:bottom w:w="80" w:type="dxa"/>
+              <w:top w:w="70" w:type="dxa"/>
+              <w:bottom w:w="70" w:type="dxa"/>
               <w:left w:w="100" w:type="dxa"/>
               <w:right w:w="100" w:type="dxa"/>
             </w:tcMar>
@@ -8987,9 +9957,12 @@
           <w:p>
             <w:pPr>
               <w:keepNext w:val="0"/>
+              <w:keepLines/>
               <w:widowControl/>
-              <w:spacing w:after="0" w:before="0" w:line="276" w:lineRule="auto"/>
+              <w:spacing w:after="0" w:before="0" w:line="300" w:lineRule="exact"/>
               <w:jc w:val="center"/>
+              <w:snapToGrid w:val="0"/>
+              <w:wordWrap w:val="1"/>
             </w:pPr>
             <w:r>
               <w:rPr>
@@ -9007,8 +9980,8 @@
             <w:tcW w:type="dxa" w:w="8774"/>
             <w:vAlign w:val="center"/>
             <w:tcMar>
-              <w:top w:w="80" w:type="dxa"/>
-              <w:bottom w:w="80" w:type="dxa"/>
+              <w:top w:w="70" w:type="dxa"/>
+              <w:bottom w:w="70" w:type="dxa"/>
               <w:left w:w="100" w:type="dxa"/>
               <w:right w:w="100" w:type="dxa"/>
             </w:tcMar>
@@ -9017,8 +9990,11 @@
           <w:p>
             <w:pPr>
               <w:keepNext w:val="0"/>
+              <w:keepLines/>
               <w:widowControl/>
-              <w:spacing w:after="0" w:before="0" w:line="276" w:lineRule="auto"/>
+              <w:spacing w:after="0" w:before="0" w:line="300" w:lineRule="exact"/>
+              <w:snapToGrid w:val="0"/>
+              <w:wordWrap w:val="1"/>
             </w:pPr>
             <w:r>
               <w:rPr>
@@ -9034,15 +10010,15 @@
       </w:tr>
       <w:tr>
         <w:trPr>
-          <w:cantSplit/>
+          <w:cantSplit w:val="1"/>
         </w:trPr>
         <w:tc>
           <w:tcPr>
             <w:tcW w:type="dxa" w:w="1084"/>
             <w:vAlign w:val="center"/>
             <w:tcMar>
-              <w:top w:w="80" w:type="dxa"/>
-              <w:bottom w:w="80" w:type="dxa"/>
+              <w:top w:w="70" w:type="dxa"/>
+              <w:bottom w:w="70" w:type="dxa"/>
               <w:left w:w="100" w:type="dxa"/>
               <w:right w:w="100" w:type="dxa"/>
             </w:tcMar>
@@ -9051,9 +10027,12 @@
           <w:p>
             <w:pPr>
               <w:keepNext w:val="0"/>
+              <w:keepLines/>
               <w:widowControl/>
-              <w:spacing w:after="0" w:before="0" w:line="276" w:lineRule="auto"/>
+              <w:spacing w:after="0" w:before="0" w:line="300" w:lineRule="exact"/>
               <w:jc w:val="center"/>
+              <w:snapToGrid w:val="0"/>
+              <w:wordWrap w:val="1"/>
             </w:pPr>
             <w:r>
               <w:rPr>
@@ -9071,8 +10050,8 @@
             <w:tcW w:type="dxa" w:w="8774"/>
             <w:vAlign w:val="center"/>
             <w:tcMar>
-              <w:top w:w="80" w:type="dxa"/>
-              <w:bottom w:w="80" w:type="dxa"/>
+              <w:top w:w="70" w:type="dxa"/>
+              <w:bottom w:w="70" w:type="dxa"/>
               <w:left w:w="100" w:type="dxa"/>
               <w:right w:w="100" w:type="dxa"/>
             </w:tcMar>
@@ -9081,8 +10060,11 @@
           <w:p>
             <w:pPr>
               <w:keepNext w:val="0"/>
+              <w:keepLines/>
               <w:widowControl/>
-              <w:spacing w:after="0" w:before="0" w:line="276" w:lineRule="auto"/>
+              <w:spacing w:after="0" w:before="0" w:line="300" w:lineRule="exact"/>
+              <w:snapToGrid w:val="0"/>
+              <w:wordWrap w:val="1"/>
             </w:pPr>
             <w:r>
               <w:rPr>
@@ -9098,15 +10080,15 @@
       </w:tr>
       <w:tr>
         <w:trPr>
-          <w:cantSplit/>
+          <w:cantSplit w:val="1"/>
         </w:trPr>
         <w:tc>
           <w:tcPr>
             <w:tcW w:type="dxa" w:w="1084"/>
             <w:vAlign w:val="center"/>
             <w:tcMar>
-              <w:top w:w="80" w:type="dxa"/>
-              <w:bottom w:w="80" w:type="dxa"/>
+              <w:top w:w="70" w:type="dxa"/>
+              <w:bottom w:w="70" w:type="dxa"/>
               <w:left w:w="100" w:type="dxa"/>
               <w:right w:w="100" w:type="dxa"/>
             </w:tcMar>
@@ -9115,9 +10097,12 @@
           <w:p>
             <w:pPr>
               <w:keepNext w:val="0"/>
+              <w:keepLines/>
               <w:widowControl/>
-              <w:spacing w:after="0" w:before="0" w:line="276" w:lineRule="auto"/>
+              <w:spacing w:after="0" w:before="0" w:line="300" w:lineRule="exact"/>
               <w:jc w:val="center"/>
+              <w:snapToGrid w:val="0"/>
+              <w:wordWrap w:val="1"/>
             </w:pPr>
             <w:r>
               <w:rPr>
@@ -9135,8 +10120,8 @@
             <w:tcW w:type="dxa" w:w="8774"/>
             <w:vAlign w:val="center"/>
             <w:tcMar>
-              <w:top w:w="80" w:type="dxa"/>
-              <w:bottom w:w="80" w:type="dxa"/>
+              <w:top w:w="70" w:type="dxa"/>
+              <w:bottom w:w="70" w:type="dxa"/>
               <w:left w:w="100" w:type="dxa"/>
               <w:right w:w="100" w:type="dxa"/>
             </w:tcMar>
@@ -9145,8 +10130,11 @@
           <w:p>
             <w:pPr>
               <w:keepNext w:val="0"/>
+              <w:keepLines/>
               <w:widowControl/>
-              <w:spacing w:after="0" w:before="0" w:line="276" w:lineRule="auto"/>
+              <w:spacing w:after="0" w:before="0" w:line="300" w:lineRule="exact"/>
+              <w:snapToGrid w:val="0"/>
+              <w:wordWrap w:val="1"/>
             </w:pPr>
             <w:r>
               <w:rPr>
@@ -9162,15 +10150,15 @@
       </w:tr>
       <w:tr>
         <w:trPr>
-          <w:cantSplit/>
+          <w:cantSplit w:val="1"/>
         </w:trPr>
         <w:tc>
           <w:tcPr>
             <w:tcW w:type="dxa" w:w="1084"/>
             <w:vAlign w:val="center"/>
             <w:tcMar>
-              <w:top w:w="80" w:type="dxa"/>
-              <w:bottom w:w="80" w:type="dxa"/>
+              <w:top w:w="70" w:type="dxa"/>
+              <w:bottom w:w="70" w:type="dxa"/>
               <w:left w:w="100" w:type="dxa"/>
               <w:right w:w="100" w:type="dxa"/>
             </w:tcMar>
@@ -9178,10 +10166,13 @@
           </w:tcPr>
           <w:p>
             <w:pPr>
-              <w:keepNext w:val="0"/>
+              <w:keepNext/>
+              <w:keepLines/>
               <w:widowControl/>
-              <w:spacing w:after="0" w:before="0" w:line="276" w:lineRule="auto"/>
+              <w:spacing w:after="0" w:before="0" w:line="300" w:lineRule="exact"/>
               <w:jc w:val="center"/>
+              <w:snapToGrid w:val="0"/>
+              <w:wordWrap w:val="1"/>
             </w:pPr>
             <w:r>
               <w:rPr>
@@ -9199,8 +10190,8 @@
             <w:tcW w:type="dxa" w:w="8774"/>
             <w:vAlign w:val="center"/>
             <w:tcMar>
-              <w:top w:w="80" w:type="dxa"/>
-              <w:bottom w:w="80" w:type="dxa"/>
+              <w:top w:w="70" w:type="dxa"/>
+              <w:bottom w:w="70" w:type="dxa"/>
               <w:left w:w="100" w:type="dxa"/>
               <w:right w:w="100" w:type="dxa"/>
             </w:tcMar>
@@ -9208,9 +10199,12 @@
           </w:tcPr>
           <w:p>
             <w:pPr>
-              <w:keepNext w:val="0"/>
+              <w:keepNext/>
+              <w:keepLines/>
               <w:widowControl/>
-              <w:spacing w:after="0" w:before="0" w:line="276" w:lineRule="auto"/>
+              <w:spacing w:after="0" w:before="0" w:line="300" w:lineRule="exact"/>
+              <w:snapToGrid w:val="0"/>
+              <w:wordWrap w:val="1"/>
             </w:pPr>
             <w:r>
               <w:rPr>
@@ -9226,15 +10220,15 @@
       </w:tr>
       <w:tr>
         <w:trPr>
-          <w:cantSplit/>
+          <w:cantSplit w:val="1"/>
         </w:trPr>
         <w:tc>
           <w:tcPr>
             <w:tcW w:type="dxa" w:w="1084"/>
             <w:vAlign w:val="center"/>
             <w:tcMar>
-              <w:top w:w="80" w:type="dxa"/>
-              <w:bottom w:w="80" w:type="dxa"/>
+              <w:top w:w="70" w:type="dxa"/>
+              <w:bottom w:w="70" w:type="dxa"/>
               <w:left w:w="100" w:type="dxa"/>
               <w:right w:w="100" w:type="dxa"/>
             </w:tcMar>
@@ -9243,9 +10237,12 @@
           <w:p>
             <w:pPr>
               <w:keepNext w:val="0"/>
+              <w:keepLines/>
               <w:widowControl/>
-              <w:spacing w:after="0" w:before="0" w:line="276" w:lineRule="auto"/>
+              <w:spacing w:after="0" w:before="0" w:line="300" w:lineRule="exact"/>
               <w:jc w:val="center"/>
+              <w:snapToGrid w:val="0"/>
+              <w:wordWrap w:val="1"/>
             </w:pPr>
             <w:r>
               <w:rPr>
@@ -9263,8 +10260,8 @@
             <w:tcW w:type="dxa" w:w="8774"/>
             <w:vAlign w:val="center"/>
             <w:tcMar>
-              <w:top w:w="80" w:type="dxa"/>
-              <w:bottom w:w="80" w:type="dxa"/>
+              <w:top w:w="70" w:type="dxa"/>
+              <w:bottom w:w="70" w:type="dxa"/>
               <w:left w:w="100" w:type="dxa"/>
               <w:right w:w="100" w:type="dxa"/>
             </w:tcMar>
@@ -9273,8 +10270,11 @@
           <w:p>
             <w:pPr>
               <w:keepNext w:val="0"/>
+              <w:keepLines/>
               <w:widowControl/>
-              <w:spacing w:after="0" w:before="0" w:line="276" w:lineRule="auto"/>
+              <w:spacing w:after="0" w:before="0" w:line="300" w:lineRule="exact"/>
+              <w:snapToGrid w:val="0"/>
+              <w:wordWrap w:val="1"/>
             </w:pPr>
             <w:r>
               <w:rPr>
@@ -9291,7 +10291,9 @@
     </w:tbl>
     <w:p>
       <w:pPr>
-        <w:spacing w:after="40" w:before="0" w:line="120" w:lineRule="auto"/>
+        <w:spacing w:after="60" w:before="0" w:line="60" w:lineRule="exact"/>
+        <w:widowControl/>
+        <w:snapToGrid w:val="0"/>
       </w:pPr>
       <w:r>
         <w:rPr>
@@ -9302,7 +10304,8 @@
     <w:p>
       <w:pPr>
         <w:widowControl/>
-        <w:spacing w:after="100"/>
+        <w:spacing w:after="120" w:line="360" w:lineRule="exact" w:before="0"/>
+        <w:snapToGrid w:val="0"/>
       </w:pPr>
       <w:r>
         <w:t>提交前检查：来源、规则及证据路径已核对，最终汇报与完整包统一使用本次材料；认证秘密及作者数据库不随包提交。</w:t>
@@ -9325,7 +10328,10 @@
   <w:p>
     <w:pPr>
       <w:pStyle w:val="Footer"/>
+      <w:spacing w:line="240" w:lineRule="exact"/>
       <w:jc w:val="center"/>
+      <w:widowControl/>
+      <w:snapToGrid w:val="0"/>
     </w:pPr>
     <w:r>
       <w:rPr>
@@ -9353,11 +10359,14 @@
   <w:p>
     <w:pPr>
       <w:pStyle w:val="Header"/>
+      <w:spacing w:line="240" w:lineRule="exact"/>
       <w:jc w:val="right"/>
+      <w:widowControl/>
+      <w:snapToGrid w:val="0"/>
     </w:pPr>
     <w:r>
       <w:rPr>
-        <w:color w:val="666666"/>
+        <w:color w:val="000000"/>
         <w:sz w:val="17"/>
       </w:rPr>
       <w:t>软件编程课程项目  VC-R-03</w:t>
@@ -9730,7 +10739,8 @@
     <w:qFormat/>
     <w:rsid w:val="00FC693F"/>
     <w:pPr>
-      <w:spacing w:after="100" w:line="300" w:lineRule="auto"/>
+      <w:spacing w:after="100" w:line="360" w:lineRule="exact"/>
+      <w:snapToGrid w:val="0"/>
     </w:pPr>
     <w:rPr>
       <w:rFonts w:ascii="Microsoft YaHei" w:hAnsi="Microsoft YaHei" w:eastAsia="Microsoft YaHei"/>
@@ -9792,8 +10802,9 @@
     <w:pPr>
       <w:keepNext/>
       <w:keepLines/>
-      <w:spacing w:before="280" w:after="120"/>
+      <w:spacing w:before="280" w:after="120" w:line="440" w:lineRule="exact"/>
       <w:outlineLvl w:val="0"/>
+      <w:snapToGrid w:val="0"/>
     </w:pPr>
     <w:rPr>
       <w:rFonts w:asciiTheme="majorHAnsi" w:eastAsiaTheme="majorEastAsia" w:hAnsiTheme="majorHAnsi" w:cstheme="majorBidi" w:ascii="Microsoft YaHei" w:hAnsi="Microsoft YaHei" w:eastAsia="Microsoft YaHei"/>
@@ -9816,8 +10827,9 @@
     <w:pPr>
       <w:keepNext/>
       <w:keepLines/>
-      <w:spacing w:before="280" w:after="120"/>
+      <w:spacing w:before="280" w:after="120" w:line="380" w:lineRule="exact"/>
       <w:outlineLvl w:val="1"/>
+      <w:snapToGrid w:val="0"/>
     </w:pPr>
     <w:rPr>
       <w:rFonts w:asciiTheme="majorHAnsi" w:eastAsiaTheme="majorEastAsia" w:hAnsiTheme="majorHAnsi" w:cstheme="majorBidi" w:ascii="Microsoft YaHei" w:hAnsi="Microsoft YaHei" w:eastAsia="Microsoft YaHei"/>
@@ -10078,8 +11090,11 @@
     <w:qFormat/>
     <w:rsid w:val="00FC693F"/>
     <w:pPr>
-      <w:spacing w:after="120" w:line="240" w:lineRule="auto" w:before="0"/>
+      <w:spacing w:after="120" w:line="600" w:lineRule="exact" w:before="0"/>
       <w:contextualSpacing/>
+      <w:keepNext/>
+      <w:keepLines/>
+      <w:snapToGrid w:val="0"/>
     </w:pPr>
     <w:rPr>
       <w:rFonts w:asciiTheme="majorHAnsi" w:eastAsiaTheme="majorEastAsia" w:hAnsiTheme="majorHAnsi" w:cstheme="majorBidi" w:ascii="Microsoft YaHei" w:hAnsi="Microsoft YaHei" w:eastAsia="Microsoft YaHei"/>
